--- a/patients/templates/patients/docs/contract_IP_template.docx
+++ b/patients/templates/patients/docs/contract_IP_template.docx
@@ -126,53 +126,12 @@
                 <w:szCs w:val="16"/>
               </w:rPr>
             </w:pPr>
-            <w:proofErr w:type="gramStart"/>
             <w:r>
               <w:rPr>
                 <w:sz w:val="16"/>
                 <w:szCs w:val="16"/>
               </w:rPr>
-              <w:t xml:space="preserve">{{ </w:t>
-            </w:r>
-            <w:proofErr w:type="spellStart"/>
-            <w:r>
-              <w:rPr>
-                <w:sz w:val="16"/>
-                <w:szCs w:val="16"/>
-              </w:rPr>
-              <w:t>current</w:t>
-            </w:r>
-            <w:proofErr w:type="gramEnd"/>
-            <w:r>
-              <w:rPr>
-                <w:sz w:val="16"/>
-                <w:szCs w:val="16"/>
-              </w:rPr>
-              <w:t>_</w:t>
-            </w:r>
-            <w:proofErr w:type="gramStart"/>
-            <w:r>
-              <w:rPr>
-                <w:sz w:val="16"/>
-                <w:szCs w:val="16"/>
-              </w:rPr>
-              <w:t>date</w:t>
-            </w:r>
-            <w:proofErr w:type="spellEnd"/>
-            <w:r>
-              <w:rPr>
-                <w:sz w:val="16"/>
-                <w:szCs w:val="16"/>
-              </w:rPr>
-              <w:t xml:space="preserve"> }</w:t>
-            </w:r>
-            <w:proofErr w:type="gramEnd"/>
-            <w:r>
-              <w:rPr>
-                <w:sz w:val="16"/>
-                <w:szCs w:val="16"/>
-              </w:rPr>
-              <w:t>} г.</w:t>
+              <w:t>{{ appointment_date }} г.</w:t>
             </w:r>
           </w:p>
         </w:tc>
@@ -192,7 +151,6 @@
           <w:lang w:val="en-US"/>
         </w:rPr>
       </w:pPr>
-      <w:proofErr w:type="gramStart"/>
       <w:r>
         <w:rPr>
           <w:b/>
@@ -201,150 +159,7 @@
           <w:u w:val="single"/>
           <w:lang w:val="en-US"/>
         </w:rPr>
-        <w:t>{{ surname</w:t>
-      </w:r>
-      <w:proofErr w:type="gramEnd"/>
-      <w:r>
-        <w:rPr>
-          <w:b/>
-          <w:sz w:val="16"/>
-          <w:szCs w:val="16"/>
-          <w:u w:val="single"/>
-          <w:lang w:val="en-US"/>
-        </w:rPr>
-        <w:t xml:space="preserve"> }} </w:t>
-      </w:r>
-      <w:proofErr w:type="gramStart"/>
-      <w:r>
-        <w:rPr>
-          <w:b/>
-          <w:sz w:val="16"/>
-          <w:szCs w:val="16"/>
-          <w:u w:val="single"/>
-          <w:lang w:val="en-US"/>
-        </w:rPr>
-        <w:t xml:space="preserve">{{ </w:t>
-      </w:r>
-      <w:proofErr w:type="spellStart"/>
-      <w:r>
-        <w:rPr>
-          <w:b/>
-          <w:sz w:val="16"/>
-          <w:szCs w:val="16"/>
-          <w:u w:val="single"/>
-          <w:lang w:val="en-US"/>
-        </w:rPr>
-        <w:t>first</w:t>
-      </w:r>
-      <w:proofErr w:type="gramEnd"/>
-      <w:r>
-        <w:rPr>
-          <w:b/>
-          <w:sz w:val="16"/>
-          <w:szCs w:val="16"/>
-          <w:u w:val="single"/>
-          <w:lang w:val="en-US"/>
-        </w:rPr>
-        <w:t>_</w:t>
-      </w:r>
-      <w:proofErr w:type="gramStart"/>
-      <w:r>
-        <w:rPr>
-          <w:b/>
-          <w:sz w:val="16"/>
-          <w:szCs w:val="16"/>
-          <w:u w:val="single"/>
-          <w:lang w:val="en-US"/>
-        </w:rPr>
-        <w:t>name</w:t>
-      </w:r>
-      <w:proofErr w:type="spellEnd"/>
-      <w:r>
-        <w:rPr>
-          <w:b/>
-          <w:sz w:val="16"/>
-          <w:szCs w:val="16"/>
-          <w:u w:val="single"/>
-          <w:lang w:val="en-US"/>
-        </w:rPr>
-        <w:t xml:space="preserve"> }</w:t>
-      </w:r>
-      <w:proofErr w:type="gramEnd"/>
-      <w:r>
-        <w:rPr>
-          <w:b/>
-          <w:sz w:val="16"/>
-          <w:szCs w:val="16"/>
-          <w:u w:val="single"/>
-          <w:lang w:val="en-US"/>
-        </w:rPr>
-        <w:t xml:space="preserve">} </w:t>
-      </w:r>
-      <w:proofErr w:type="gramStart"/>
-      <w:r>
-        <w:rPr>
-          <w:b/>
-          <w:sz w:val="16"/>
-          <w:szCs w:val="16"/>
-          <w:u w:val="single"/>
-          <w:lang w:val="en-US"/>
-        </w:rPr>
-        <w:t xml:space="preserve">{{ </w:t>
-      </w:r>
-      <w:proofErr w:type="spellStart"/>
-      <w:r>
-        <w:rPr>
-          <w:b/>
-          <w:sz w:val="16"/>
-          <w:szCs w:val="16"/>
-          <w:u w:val="single"/>
-          <w:lang w:val="en-US"/>
-        </w:rPr>
-        <w:t>last</w:t>
-      </w:r>
-      <w:proofErr w:type="gramEnd"/>
-      <w:r>
-        <w:rPr>
-          <w:b/>
-          <w:sz w:val="16"/>
-          <w:szCs w:val="16"/>
-          <w:u w:val="single"/>
-          <w:lang w:val="en-US"/>
-        </w:rPr>
-        <w:t>_</w:t>
-      </w:r>
-      <w:proofErr w:type="gramStart"/>
-      <w:r>
-        <w:rPr>
-          <w:b/>
-          <w:sz w:val="16"/>
-          <w:szCs w:val="16"/>
-          <w:u w:val="single"/>
-          <w:lang w:val="en-US"/>
-        </w:rPr>
-        <w:t>name</w:t>
-      </w:r>
-      <w:proofErr w:type="spellEnd"/>
-      <w:r>
-        <w:rPr>
-          <w:b/>
-          <w:sz w:val="16"/>
-          <w:szCs w:val="16"/>
-          <w:u w:val="single"/>
-          <w:lang w:val="en-US"/>
-        </w:rPr>
-        <w:t xml:space="preserve"> }</w:t>
-      </w:r>
-      <w:proofErr w:type="gramEnd"/>
-      <w:r>
-        <w:rPr>
-          <w:b/>
-          <w:sz w:val="16"/>
-          <w:szCs w:val="16"/>
-          <w:u w:val="single"/>
-          <w:lang w:val="en-US"/>
-        </w:rPr>
-        <w:t>}</w:t>
+        <w:t>{{ surname }} {{ first_name }} {{ last_name }}</w:t>
       </w:r>
     </w:p>
     <w:p>
@@ -428,23 +243,7 @@
                 <w:sz w:val="13"/>
                 <w:szCs w:val="13"/>
               </w:rPr>
-              <w:t xml:space="preserve"> проживающий(</w:t>
-            </w:r>
-            <w:proofErr w:type="spellStart"/>
-            <w:r>
-              <w:rPr>
-                <w:sz w:val="13"/>
-                <w:szCs w:val="13"/>
-              </w:rPr>
-              <w:t>ая</w:t>
-            </w:r>
-            <w:proofErr w:type="spellEnd"/>
-            <w:r>
-              <w:rPr>
-                <w:sz w:val="13"/>
-                <w:szCs w:val="13"/>
-              </w:rPr>
-              <w:t>) по адресу:</w:t>
+              <w:t xml:space="preserve"> проживающий(ая) по адресу:</w:t>
             </w:r>
           </w:p>
         </w:tc>
@@ -469,7 +268,6 @@
                 <w:lang w:val="en-US"/>
               </w:rPr>
             </w:pPr>
-            <w:proofErr w:type="gramStart"/>
             <w:r>
               <w:rPr>
                 <w:bCs/>
@@ -477,17 +275,7 @@
                 <w:szCs w:val="13"/>
                 <w:lang w:val="en-US"/>
               </w:rPr>
-              <w:t>{{ address</w:t>
-            </w:r>
-            <w:proofErr w:type="gramEnd"/>
-            <w:r>
-              <w:rPr>
-                <w:bCs/>
-                <w:sz w:val="13"/>
-                <w:szCs w:val="13"/>
-                <w:lang w:val="en-US"/>
-              </w:rPr>
-              <w:t xml:space="preserve"> }}, </w:t>
+              <w:t xml:space="preserve">{{ address }}, </w:t>
             </w:r>
           </w:p>
         </w:tc>
@@ -580,57 +368,7 @@
           <w:sz w:val="13"/>
           <w:szCs w:val="13"/>
         </w:rPr>
-        <w:t xml:space="preserve">1.1.  </w:t>
-      </w:r>
-      <w:proofErr w:type="gramStart"/>
-      <w:r>
-        <w:rPr>
-          <w:rFonts w:ascii="Times New Roman" w:hAnsi="Times New Roman" w:cs="Times New Roman"/>
-          <w:bCs/>
-          <w:sz w:val="13"/>
-          <w:szCs w:val="13"/>
-        </w:rPr>
-        <w:t>Исполнитель  по</w:t>
-      </w:r>
-      <w:proofErr w:type="gramEnd"/>
-      <w:r>
-        <w:rPr>
-          <w:rFonts w:ascii="Times New Roman" w:hAnsi="Times New Roman" w:cs="Times New Roman"/>
-          <w:bCs/>
-          <w:sz w:val="13"/>
-          <w:szCs w:val="13"/>
-        </w:rPr>
-        <w:t xml:space="preserve"> </w:t>
-      </w:r>
-      <w:proofErr w:type="gramStart"/>
-      <w:r>
-        <w:rPr>
-          <w:rFonts w:ascii="Times New Roman" w:hAnsi="Times New Roman" w:cs="Times New Roman"/>
-          <w:bCs/>
-          <w:sz w:val="13"/>
-          <w:szCs w:val="13"/>
-        </w:rPr>
-        <w:t>заданию  Заказчика</w:t>
-      </w:r>
-      <w:proofErr w:type="gramEnd"/>
-      <w:r>
-        <w:rPr>
-          <w:rFonts w:ascii="Times New Roman" w:hAnsi="Times New Roman" w:cs="Times New Roman"/>
-          <w:bCs/>
-          <w:sz w:val="13"/>
-          <w:szCs w:val="13"/>
-        </w:rPr>
-        <w:t xml:space="preserve">  обязуется оказать следующие услуги (перечень платных мед. </w:t>
-      </w:r>
-      <w:proofErr w:type="gramStart"/>
-      <w:r>
-        <w:rPr>
-          <w:rFonts w:ascii="Times New Roman" w:hAnsi="Times New Roman" w:cs="Times New Roman"/>
-          <w:bCs/>
-          <w:sz w:val="13"/>
-          <w:szCs w:val="13"/>
-        </w:rPr>
-        <w:t xml:space="preserve">услуг)  </w:t>
+        <w:t xml:space="preserve">1.1.  Исполнитель  по заданию  Заказчика  обязуется оказать следующие услуги (перечень платных мед. услуг)  </w:t>
       </w:r>
       <w:r>
         <w:rPr>
@@ -639,9 +377,8 @@
           <w:sz w:val="13"/>
           <w:szCs w:val="13"/>
         </w:rPr>
-        <w:t xml:space="preserve">{{ </w:t>
-      </w:r>
-      <w:proofErr w:type="spellStart"/>
+        <w:t>{{ services_text }}</w:t>
+      </w:r>
       <w:r>
         <w:rPr>
           <w:rFonts w:ascii="Times New Roman" w:hAnsi="Times New Roman" w:cs="Times New Roman"/>
@@ -649,55 +386,6 @@
           <w:sz w:val="13"/>
           <w:szCs w:val="13"/>
         </w:rPr>
-        <w:t>services</w:t>
-      </w:r>
-      <w:proofErr w:type="gramEnd"/>
-      <w:r>
-        <w:rPr>
-          <w:rFonts w:ascii="Times New Roman" w:hAnsi="Times New Roman" w:cs="Times New Roman"/>
-          <w:b/>
-          <w:sz w:val="13"/>
-          <w:szCs w:val="13"/>
-        </w:rPr>
-        <w:t>_</w:t>
-      </w:r>
-      <w:proofErr w:type="gramStart"/>
-      <w:r>
-        <w:rPr>
-          <w:rFonts w:ascii="Times New Roman" w:hAnsi="Times New Roman" w:cs="Times New Roman"/>
-          <w:b/>
-          <w:sz w:val="13"/>
-          <w:szCs w:val="13"/>
-        </w:rPr>
-        <w:t>text</w:t>
-      </w:r>
-      <w:proofErr w:type="spellEnd"/>
-      <w:r>
-        <w:rPr>
-          <w:rFonts w:ascii="Times New Roman" w:hAnsi="Times New Roman" w:cs="Times New Roman"/>
-          <w:b/>
-          <w:sz w:val="13"/>
-          <w:szCs w:val="13"/>
-        </w:rPr>
-        <w:t xml:space="preserve"> }</w:t>
-      </w:r>
-      <w:proofErr w:type="gramEnd"/>
-      <w:r>
-        <w:rPr>
-          <w:rFonts w:ascii="Times New Roman" w:hAnsi="Times New Roman" w:cs="Times New Roman"/>
-          <w:b/>
-          <w:sz w:val="13"/>
-          <w:szCs w:val="13"/>
-        </w:rPr>
-        <w:t>}</w:t>
-      </w:r>
-      <w:r>
-        <w:rPr>
-          <w:rFonts w:ascii="Times New Roman" w:hAnsi="Times New Roman" w:cs="Times New Roman"/>
-          <w:b/>
-          <w:sz w:val="13"/>
-          <w:szCs w:val="13"/>
-        </w:rPr>
         <w:t>,</w:t>
       </w:r>
       <w:r>
@@ -707,27 +395,7 @@
           <w:sz w:val="13"/>
           <w:szCs w:val="13"/>
         </w:rPr>
-        <w:t xml:space="preserve"> именуемые в дальнейшем «услуги», а Заказчик обязан оплатить </w:t>
-      </w:r>
-      <w:proofErr w:type="gramStart"/>
-      <w:r>
-        <w:rPr>
-          <w:rFonts w:ascii="Times New Roman" w:hAnsi="Times New Roman" w:cs="Times New Roman"/>
-          <w:bCs/>
-          <w:sz w:val="13"/>
-          <w:szCs w:val="13"/>
-        </w:rPr>
-        <w:t>эти  услуги</w:t>
-      </w:r>
-      <w:proofErr w:type="gramEnd"/>
-      <w:r>
-        <w:rPr>
-          <w:rFonts w:ascii="Times New Roman" w:hAnsi="Times New Roman" w:cs="Times New Roman"/>
-          <w:bCs/>
-          <w:sz w:val="13"/>
-          <w:szCs w:val="13"/>
-        </w:rPr>
-        <w:t>.</w:t>
+        <w:t xml:space="preserve"> именуемые в дальнейшем «услуги», а Заказчик обязан оплатить эти  услуги.</w:t>
       </w:r>
     </w:p>
     <w:p>
@@ -865,7 +533,6 @@
         </w:rPr>
         <w:t xml:space="preserve"> </w:t>
       </w:r>
-      <w:proofErr w:type="gramStart"/>
       <w:r>
         <w:rPr>
           <w:b/>
@@ -873,57 +540,7 @@
           <w:sz w:val="14"/>
           <w:szCs w:val="14"/>
         </w:rPr>
-        <w:t xml:space="preserve">{{ </w:t>
-      </w:r>
-      <w:proofErr w:type="spellStart"/>
-      <w:r>
-        <w:rPr>
-          <w:b/>
-          <w:bCs/>
-          <w:sz w:val="14"/>
-          <w:szCs w:val="14"/>
-        </w:rPr>
-        <w:t>date</w:t>
-      </w:r>
-      <w:proofErr w:type="gramEnd"/>
-      <w:r>
-        <w:rPr>
-          <w:b/>
-          <w:bCs/>
-          <w:sz w:val="14"/>
-          <w:szCs w:val="14"/>
-        </w:rPr>
-        <w:t>_</w:t>
-      </w:r>
-      <w:proofErr w:type="gramStart"/>
-      <w:r>
-        <w:rPr>
-          <w:b/>
-          <w:bCs/>
-          <w:sz w:val="14"/>
-          <w:szCs w:val="14"/>
-        </w:rPr>
-        <w:t>range</w:t>
-      </w:r>
-      <w:proofErr w:type="spellEnd"/>
-      <w:r>
-        <w:rPr>
-          <w:b/>
-          <w:bCs/>
-          <w:sz w:val="14"/>
-          <w:szCs w:val="14"/>
-        </w:rPr>
-        <w:t xml:space="preserve"> }</w:t>
-      </w:r>
-      <w:proofErr w:type="gramEnd"/>
-      <w:r>
-        <w:rPr>
-          <w:b/>
-          <w:bCs/>
-          <w:sz w:val="14"/>
-          <w:szCs w:val="14"/>
-        </w:rPr>
-        <w:t>}</w:t>
+        <w:t>{{ date_range }}</w:t>
       </w:r>
     </w:p>
     <w:p>
@@ -1144,27 +761,7 @@
           <w:sz w:val="13"/>
           <w:szCs w:val="13"/>
         </w:rPr>
-        <w:t xml:space="preserve">2.1.7. Исполнитель гарантирует право гражданина на сохранение в тайне информации о факте обращения за медицинской помощью, о состоянии здоровья, диагнозе и иных сведений, составляющих </w:t>
-      </w:r>
-      <w:proofErr w:type="gramStart"/>
-      <w:r>
-        <w:rPr>
-          <w:rFonts w:ascii="Times New Roman" w:hAnsi="Times New Roman" w:cs="Times New Roman"/>
-          <w:bCs/>
-          <w:sz w:val="13"/>
-          <w:szCs w:val="13"/>
-        </w:rPr>
-        <w:t>врачебную тайну</w:t>
-      </w:r>
-      <w:proofErr w:type="gramEnd"/>
-      <w:r>
-        <w:rPr>
-          <w:rFonts w:ascii="Times New Roman" w:hAnsi="Times New Roman" w:cs="Times New Roman"/>
-          <w:bCs/>
-          <w:sz w:val="13"/>
-          <w:szCs w:val="13"/>
-        </w:rPr>
-        <w:t xml:space="preserve"> и обеспечивает ее конфиденциальность.</w:t>
+        <w:t>2.1.7. Исполнитель гарантирует право гражданина на сохранение в тайне информации о факте обращения за медицинской помощью, о состоянии здоровья, диагнозе и иных сведений, составляющих врачебную тайну и обеспечивает ее конфиденциальность.</w:t>
       </w:r>
     </w:p>
     <w:p>
@@ -1269,68 +866,28 @@
           <w:sz w:val="13"/>
           <w:szCs w:val="13"/>
         </w:rPr>
-        <w:t xml:space="preserve">2.2.1. Ознакомиться с настоящим Договором до его подписания, </w:t>
-      </w:r>
-      <w:proofErr w:type="gramStart"/>
-      <w:r>
-        <w:rPr>
-          <w:rFonts w:ascii="Times New Roman" w:hAnsi="Times New Roman" w:cs="Times New Roman"/>
-          <w:bCs/>
-          <w:sz w:val="13"/>
-          <w:szCs w:val="13"/>
-        </w:rPr>
-        <w:t>Прейскурантом цен</w:t>
-      </w:r>
-      <w:proofErr w:type="gramEnd"/>
-      <w:r>
-        <w:rPr>
-          <w:rFonts w:ascii="Times New Roman" w:hAnsi="Times New Roman" w:cs="Times New Roman"/>
-          <w:bCs/>
-          <w:sz w:val="13"/>
-          <w:szCs w:val="13"/>
-        </w:rPr>
-        <w:t xml:space="preserve"> и информированным добровольным Согласием, представленным Центром, Правилами оказания медицинских услуг, размещенных на информационном стенде Центра.</w:t>
-      </w:r>
-    </w:p>
-    <w:p>
-      <w:pPr>
-        <w:pStyle w:val="ConsPlusNonformat"/>
-        <w:jc w:val="both"/>
-        <w:rPr>
-          <w:rFonts w:ascii="Times New Roman" w:hAnsi="Times New Roman" w:cs="Times New Roman"/>
-          <w:bCs/>
-          <w:sz w:val="13"/>
-          <w:szCs w:val="13"/>
-        </w:rPr>
-      </w:pPr>
-      <w:r>
-        <w:rPr>
-          <w:rFonts w:ascii="Times New Roman" w:hAnsi="Times New Roman" w:cs="Times New Roman"/>
-          <w:bCs/>
-          <w:sz w:val="13"/>
-          <w:szCs w:val="13"/>
-        </w:rPr>
-        <w:t xml:space="preserve">2.2.2 Подписать информированное добровольное Согласие одновременно с подписанием настоящего Договора. При этом факт подписания настоящего Договора является свидетельством ознакомления и согласия Пациента с </w:t>
-      </w:r>
-      <w:proofErr w:type="gramStart"/>
-      <w:r>
-        <w:rPr>
-          <w:rFonts w:ascii="Times New Roman" w:hAnsi="Times New Roman" w:cs="Times New Roman"/>
-          <w:bCs/>
-          <w:sz w:val="13"/>
-          <w:szCs w:val="13"/>
-        </w:rPr>
-        <w:t>Прейскурантом цен</w:t>
-      </w:r>
-      <w:proofErr w:type="gramEnd"/>
-      <w:r>
-        <w:rPr>
-          <w:rFonts w:ascii="Times New Roman" w:hAnsi="Times New Roman" w:cs="Times New Roman"/>
-          <w:bCs/>
-          <w:sz w:val="13"/>
-          <w:szCs w:val="13"/>
-        </w:rPr>
-        <w:t>, Информированным добровольным согласием, Правилами оказания медицинских услуг, Правилами внутреннего распорядка для потребителей услуг, которые размещены</w:t>
+        <w:t>2.2.1. Ознакомиться с настоящим Договором до его подписания, Прейскурантом цен и информированным добровольным Согласием, представленным Центром, Правилами оказания медицинских услуг, размещенных на информационном стенде Центра.</w:t>
+      </w:r>
+    </w:p>
+    <w:p>
+      <w:pPr>
+        <w:pStyle w:val="ConsPlusNonformat"/>
+        <w:jc w:val="both"/>
+        <w:rPr>
+          <w:rFonts w:ascii="Times New Roman" w:hAnsi="Times New Roman" w:cs="Times New Roman"/>
+          <w:bCs/>
+          <w:sz w:val="13"/>
+          <w:szCs w:val="13"/>
+        </w:rPr>
+      </w:pPr>
+      <w:r>
+        <w:rPr>
+          <w:rFonts w:ascii="Times New Roman" w:hAnsi="Times New Roman" w:cs="Times New Roman"/>
+          <w:bCs/>
+          <w:sz w:val="13"/>
+          <w:szCs w:val="13"/>
+        </w:rPr>
+        <w:t>2.2.2 Подписать информированное добровольное Согласие одновременно с подписанием настоящего Договора. При этом факт подписания настоящего Договора является свидетельством ознакомления и согласия Пациента с Прейскурантом цен, Информированным добровольным согласием, Правилами оказания медицинских услуг, Правилами внутреннего распорядка для потребителей услуг, которые размещены</w:t>
       </w:r>
       <w:r>
         <w:rPr>
@@ -1381,27 +938,7 @@
           <w:sz w:val="13"/>
           <w:szCs w:val="13"/>
         </w:rPr>
-        <w:t xml:space="preserve">2.2.4. Предоставить при прохождении обследования и лечения полную достоверную информацию, необходимую для проведения медицинских услуг, в т.ч. о состоянии здоровья, хронических заболеваниях, а также, в случае необходимости, о могущих повлиять на ход лечения Пациента заболеваниях родственников, без указания их данных, злоупотреблении алкоголем или наркотическими препаратами, включая информацию о возможных аллергических реакциях на лекарственные препараты, пищевые или другие аллергены. </w:t>
-      </w:r>
-      <w:proofErr w:type="gramStart"/>
-      <w:r>
-        <w:rPr>
-          <w:rFonts w:ascii="Times New Roman" w:hAnsi="Times New Roman" w:cs="Times New Roman"/>
-          <w:bCs/>
-          <w:sz w:val="13"/>
-          <w:szCs w:val="13"/>
-        </w:rPr>
-        <w:t>При наличии письменных подтверждений указанной информации,</w:t>
-      </w:r>
-      <w:proofErr w:type="gramEnd"/>
-      <w:r>
-        <w:rPr>
-          <w:rFonts w:ascii="Times New Roman" w:hAnsi="Times New Roman" w:cs="Times New Roman"/>
-          <w:bCs/>
-          <w:sz w:val="13"/>
-          <w:szCs w:val="13"/>
-        </w:rPr>
-        <w:t xml:space="preserve"> предоставить данные подтверждения в копиях. Пациент осознает, что невыполнение предписаний Центра, несообщение необходимых сведений, нарушение предписанного режима и допущение иных нарушений могут повлечь снижение качества оказываемых услуг. Всю ответственность в данном случае несет Пациент.</w:t>
+        <w:t>2.2.4. Предоставить при прохождении обследования и лечения полную достоверную информацию, необходимую для проведения медицинских услуг, в т.ч. о состоянии здоровья, хронических заболеваниях, а также, в случае необходимости, о могущих повлиять на ход лечения Пациента заболеваниях родственников, без указания их данных, злоупотреблении алкоголем или наркотическими препаратами, включая информацию о возможных аллергических реакциях на лекарственные препараты, пищевые или другие аллергены. При наличии письменных подтверждений указанной информации, предоставить данные подтверждения в копиях. Пациент осознает, что невыполнение предписаний Центра, несообщение необходимых сведений, нарушение предписанного режима и допущение иных нарушений могут повлечь снижение качества оказываемых услуг. Всю ответственность в данном случае несет Пациент.</w:t>
       </w:r>
     </w:p>
     <w:p>
@@ -1650,47 +1187,7 @@
           <w:sz w:val="13"/>
           <w:szCs w:val="13"/>
         </w:rPr>
-        <w:t xml:space="preserve">2.3.7. Изменять </w:t>
-      </w:r>
-      <w:proofErr w:type="gramStart"/>
-      <w:r>
-        <w:rPr>
-          <w:rFonts w:ascii="Times New Roman" w:hAnsi="Times New Roman" w:cs="Times New Roman"/>
-          <w:bCs/>
-          <w:sz w:val="13"/>
-          <w:szCs w:val="13"/>
-        </w:rPr>
-        <w:t>Прейскурант цен</w:t>
-      </w:r>
-      <w:proofErr w:type="gramEnd"/>
-      <w:r>
-        <w:rPr>
-          <w:rFonts w:ascii="Times New Roman" w:hAnsi="Times New Roman" w:cs="Times New Roman"/>
-          <w:bCs/>
-          <w:sz w:val="13"/>
-          <w:szCs w:val="13"/>
-        </w:rPr>
-        <w:t xml:space="preserve"> в течение срока действия настоящего Договора в одностороннем порядке без согласования с Пациентом. С измененным </w:t>
-      </w:r>
-      <w:proofErr w:type="gramStart"/>
-      <w:r>
-        <w:rPr>
-          <w:rFonts w:ascii="Times New Roman" w:hAnsi="Times New Roman" w:cs="Times New Roman"/>
-          <w:bCs/>
-          <w:sz w:val="13"/>
-          <w:szCs w:val="13"/>
-        </w:rPr>
-        <w:t>прейскурантом цен</w:t>
-      </w:r>
-      <w:proofErr w:type="gramEnd"/>
-      <w:r>
-        <w:rPr>
-          <w:rFonts w:ascii="Times New Roman" w:hAnsi="Times New Roman" w:cs="Times New Roman"/>
-          <w:bCs/>
-          <w:sz w:val="13"/>
-          <w:szCs w:val="13"/>
-        </w:rPr>
-        <w:t xml:space="preserve"> Пациент может ознакомиться у стойки администратора при входе в Центр.</w:t>
+        <w:t>2.3.7. Изменять Прейскурант цен в течение срока действия настоящего Договора в одностороннем порядке без согласования с Пациентом. С измененным прейскурантом цен Пациент может ознакомиться у стойки администратора при входе в Центр.</w:t>
       </w:r>
     </w:p>
     <w:p>
@@ -2155,7 +1652,6 @@
         </w:rPr>
         <w:t xml:space="preserve">3.1. Общая стоимость медицинской услуги в соответствии с утвержденными тарифами на медицинские услуги составляет </w:t>
       </w:r>
-      <w:proofErr w:type="gramStart"/>
       <w:r>
         <w:rPr>
           <w:rFonts w:ascii="Times New Roman" w:hAnsi="Times New Roman" w:cs="Times New Roman"/>
@@ -2164,128 +1660,7 @@
           <w:szCs w:val="13"/>
           <w:u w:val="single"/>
         </w:rPr>
-        <w:t xml:space="preserve">{{ </w:t>
-      </w:r>
-      <w:proofErr w:type="spellStart"/>
-      <w:r>
-        <w:rPr>
-          <w:rFonts w:ascii="Times New Roman" w:hAnsi="Times New Roman" w:cs="Times New Roman"/>
-          <w:bCs/>
-          <w:sz w:val="13"/>
-          <w:szCs w:val="13"/>
-          <w:u w:val="single"/>
-        </w:rPr>
-        <w:t>total</w:t>
-      </w:r>
-      <w:proofErr w:type="gramEnd"/>
-      <w:r>
-        <w:rPr>
-          <w:rFonts w:ascii="Times New Roman" w:hAnsi="Times New Roman" w:cs="Times New Roman"/>
-          <w:bCs/>
-          <w:sz w:val="13"/>
-          <w:szCs w:val="13"/>
-          <w:u w:val="single"/>
-        </w:rPr>
-        <w:t>_</w:t>
-      </w:r>
-      <w:proofErr w:type="gramStart"/>
-      <w:r>
-        <w:rPr>
-          <w:rFonts w:ascii="Times New Roman" w:hAnsi="Times New Roman" w:cs="Times New Roman"/>
-          <w:bCs/>
-          <w:sz w:val="13"/>
-          <w:szCs w:val="13"/>
-          <w:u w:val="single"/>
-        </w:rPr>
-        <w:t>price</w:t>
-      </w:r>
-      <w:proofErr w:type="spellEnd"/>
-      <w:r>
-        <w:rPr>
-          <w:rFonts w:ascii="Times New Roman" w:hAnsi="Times New Roman" w:cs="Times New Roman"/>
-          <w:bCs/>
-          <w:sz w:val="13"/>
-          <w:szCs w:val="13"/>
-          <w:u w:val="single"/>
-        </w:rPr>
-        <w:t xml:space="preserve"> }</w:t>
-      </w:r>
-      <w:proofErr w:type="gramEnd"/>
-      <w:r>
-        <w:rPr>
-          <w:rFonts w:ascii="Times New Roman" w:hAnsi="Times New Roman" w:cs="Times New Roman"/>
-          <w:bCs/>
-          <w:sz w:val="13"/>
-          <w:szCs w:val="13"/>
-          <w:u w:val="single"/>
-        </w:rPr>
-        <w:t>} (</w:t>
-      </w:r>
-      <w:proofErr w:type="gramStart"/>
-      <w:r>
-        <w:rPr>
-          <w:rFonts w:ascii="Times New Roman" w:hAnsi="Times New Roman" w:cs="Times New Roman"/>
-          <w:bCs/>
-          <w:sz w:val="13"/>
-          <w:szCs w:val="13"/>
-          <w:u w:val="single"/>
-        </w:rPr>
-        <w:t xml:space="preserve">{{ </w:t>
-      </w:r>
-      <w:proofErr w:type="spellStart"/>
-      <w:r>
-        <w:rPr>
-          <w:rFonts w:ascii="Times New Roman" w:hAnsi="Times New Roman" w:cs="Times New Roman"/>
-          <w:bCs/>
-          <w:sz w:val="13"/>
-          <w:szCs w:val="13"/>
-          <w:u w:val="single"/>
-        </w:rPr>
-        <w:t>total</w:t>
-      </w:r>
-      <w:proofErr w:type="gramEnd"/>
-      <w:r>
-        <w:rPr>
-          <w:rFonts w:ascii="Times New Roman" w:hAnsi="Times New Roman" w:cs="Times New Roman"/>
-          <w:bCs/>
-          <w:sz w:val="13"/>
-          <w:szCs w:val="13"/>
-          <w:u w:val="single"/>
-        </w:rPr>
-        <w:t>_price_</w:t>
-      </w:r>
-      <w:proofErr w:type="gramStart"/>
-      <w:r>
-        <w:rPr>
-          <w:rFonts w:ascii="Times New Roman" w:hAnsi="Times New Roman" w:cs="Times New Roman"/>
-          <w:bCs/>
-          <w:sz w:val="13"/>
-          <w:szCs w:val="13"/>
-          <w:u w:val="single"/>
-        </w:rPr>
-        <w:t>words</w:t>
-      </w:r>
-      <w:proofErr w:type="spellEnd"/>
-      <w:r>
-        <w:rPr>
-          <w:rFonts w:ascii="Times New Roman" w:hAnsi="Times New Roman" w:cs="Times New Roman"/>
-          <w:bCs/>
-          <w:sz w:val="13"/>
-          <w:szCs w:val="13"/>
-          <w:u w:val="single"/>
-        </w:rPr>
-        <w:t xml:space="preserve"> }</w:t>
-      </w:r>
-      <w:proofErr w:type="gramEnd"/>
-      <w:r>
-        <w:rPr>
-          <w:rFonts w:ascii="Times New Roman" w:hAnsi="Times New Roman" w:cs="Times New Roman"/>
-          <w:bCs/>
-          <w:sz w:val="13"/>
-          <w:szCs w:val="13"/>
-          <w:u w:val="single"/>
-        </w:rPr>
-        <w:t xml:space="preserve">}) </w:t>
+        <w:t xml:space="preserve">{{ total_price }} ({{ total_price_words }}) </w:t>
       </w:r>
       <w:r>
         <w:rPr>
@@ -2324,25 +1699,7 @@
           <w:sz w:val="13"/>
           <w:szCs w:val="13"/>
         </w:rPr>
-        <w:t xml:space="preserve">Оплата </w:t>
-      </w:r>
-      <w:proofErr w:type="gramStart"/>
-      <w:r>
-        <w:rPr>
-          <w:rFonts w:ascii="Times New Roman" w:hAnsi="Times New Roman" w:cs="Times New Roman"/>
-          <w:sz w:val="13"/>
-          <w:szCs w:val="13"/>
-        </w:rPr>
-        <w:t>за услуги</w:t>
-      </w:r>
-      <w:proofErr w:type="gramEnd"/>
-      <w:r>
-        <w:rPr>
-          <w:rFonts w:ascii="Times New Roman" w:hAnsi="Times New Roman" w:cs="Times New Roman"/>
-          <w:sz w:val="13"/>
-          <w:szCs w:val="13"/>
-        </w:rPr>
-        <w:t xml:space="preserve"> производится путём внесения наличных денежных средств в кассу Исполнителя или в безналичной форме путем использования платежных карт через терминальное устройство Исполнителя. </w:t>
+        <w:t xml:space="preserve">Оплата за услуги производится путём внесения наличных денежных средств в кассу Исполнителя или в безналичной форме путем использования платежных карт через терминальное устройство Исполнителя. </w:t>
       </w:r>
       <w:r>
         <w:rPr>
@@ -2389,27 +1746,7 @@
           <w:sz w:val="13"/>
           <w:szCs w:val="13"/>
         </w:rPr>
-        <w:t xml:space="preserve">3.3 Оплата медицинских услуг Центра является подтверждением присоединения (акцептирования) к настоящему Договору, ознакомлением и согласием с </w:t>
-      </w:r>
-      <w:proofErr w:type="gramStart"/>
-      <w:r>
-        <w:rPr>
-          <w:rFonts w:ascii="Times New Roman" w:hAnsi="Times New Roman" w:cs="Times New Roman"/>
-          <w:bCs/>
-          <w:sz w:val="13"/>
-          <w:szCs w:val="13"/>
-        </w:rPr>
-        <w:t>Прейскурантом цен</w:t>
-      </w:r>
-      <w:proofErr w:type="gramEnd"/>
-      <w:r>
-        <w:rPr>
-          <w:rFonts w:ascii="Times New Roman" w:hAnsi="Times New Roman" w:cs="Times New Roman"/>
-          <w:bCs/>
-          <w:sz w:val="13"/>
-          <w:szCs w:val="13"/>
-        </w:rPr>
-        <w:t>. Оплата медицинских услуг осуществляется Пациентом в следующие сроки:</w:t>
+        <w:t>3.3 Оплата медицинских услуг Центра является подтверждением присоединения (акцептирования) к настоящему Договору, ознакомлением и согласием с Прейскурантом цен. Оплата медицинских услуг осуществляется Пациентом в следующие сроки:</w:t>
       </w:r>
     </w:p>
     <w:p>
@@ -2451,27 +1788,7 @@
           <w:sz w:val="13"/>
           <w:szCs w:val="13"/>
         </w:rPr>
-        <w:t xml:space="preserve">3.3.2. Непосредственно после оказания соответствующих медицинских услуг, </w:t>
-      </w:r>
-      <w:proofErr w:type="gramStart"/>
-      <w:r>
-        <w:rPr>
-          <w:rFonts w:ascii="Times New Roman" w:hAnsi="Times New Roman" w:cs="Times New Roman"/>
-          <w:bCs/>
-          <w:sz w:val="13"/>
-          <w:szCs w:val="13"/>
-        </w:rPr>
-        <w:t>т.е.</w:t>
-      </w:r>
-      <w:proofErr w:type="gramEnd"/>
-      <w:r>
-        <w:rPr>
-          <w:rFonts w:ascii="Times New Roman" w:hAnsi="Times New Roman" w:cs="Times New Roman"/>
-          <w:bCs/>
-          <w:sz w:val="13"/>
-          <w:szCs w:val="13"/>
-        </w:rPr>
-        <w:t xml:space="preserve"> в день оказания медицинских услуг, в случае если необходимость оказания медицинских услуг возникла на приеме у врача-специалиста Центра, и Пациент выразил свое согласие на оказание ему дополнительных медицинских услуг. Оплата производится в кассе Центра.</w:t>
+        <w:t>3.3.2. Непосредственно после оказания соответствующих медицинских услуг, т.е. в день оказания медицинских услуг, в случае если необходимость оказания медицинских услуг возникла на приеме у врача-специалиста Центра, и Пациент выразил свое согласие на оказание ему дополнительных медицинских услуг. Оплата производится в кассе Центра.</w:t>
       </w:r>
     </w:p>
     <w:p>
@@ -2567,27 +1884,7 @@
           <w:sz w:val="13"/>
           <w:szCs w:val="13"/>
         </w:rPr>
-        <w:t xml:space="preserve">4.3. При разглашении одной из сторон сведений, относящихся к категории конфиденциальной информации, виновная сторона несет ответственность и обязана возместить другой стороне понесенные </w:t>
-      </w:r>
-      <w:proofErr w:type="gramStart"/>
-      <w:r>
-        <w:rPr>
-          <w:rFonts w:ascii="Times New Roman" w:hAnsi="Times New Roman" w:cs="Times New Roman"/>
-          <w:bCs/>
-          <w:sz w:val="13"/>
-          <w:szCs w:val="13"/>
-        </w:rPr>
-        <w:t>ей</w:t>
-      </w:r>
-      <w:proofErr w:type="gramEnd"/>
-      <w:r>
-        <w:rPr>
-          <w:rFonts w:ascii="Times New Roman" w:hAnsi="Times New Roman" w:cs="Times New Roman"/>
-          <w:bCs/>
-          <w:sz w:val="13"/>
-          <w:szCs w:val="13"/>
-        </w:rPr>
-        <w:t xml:space="preserve"> в связи с этим убытки.</w:t>
+        <w:t>4.3. При разглашении одной из сторон сведений, относящихся к категории конфиденциальной информации, виновная сторона несет ответственность и обязана возместить другой стороне понесенные ей в связи с этим убытки.</w:t>
       </w:r>
     </w:p>
     <w:p>
@@ -2935,100 +2232,49 @@
           <w:sz w:val="13"/>
           <w:szCs w:val="13"/>
         </w:rPr>
-        <w:t xml:space="preserve">- в одностороннем порядке в соответствии с </w:t>
-      </w:r>
-      <w:proofErr w:type="spellStart"/>
-      <w:r>
-        <w:rPr>
-          <w:rFonts w:ascii="Times New Roman" w:hAnsi="Times New Roman" w:cs="Times New Roman"/>
-          <w:bCs/>
-          <w:sz w:val="13"/>
-          <w:szCs w:val="13"/>
-        </w:rPr>
-        <w:t>пп</w:t>
-      </w:r>
-      <w:proofErr w:type="spellEnd"/>
-      <w:r>
-        <w:rPr>
-          <w:rFonts w:ascii="Times New Roman" w:hAnsi="Times New Roman" w:cs="Times New Roman"/>
-          <w:bCs/>
-          <w:sz w:val="13"/>
-          <w:szCs w:val="13"/>
-        </w:rPr>
-        <w:t>. 7.4., 7.5. Договора.</w:t>
-      </w:r>
-    </w:p>
-    <w:p>
-      <w:pPr>
-        <w:pStyle w:val="ConsPlusNonformat"/>
-        <w:jc w:val="both"/>
-        <w:rPr>
-          <w:rFonts w:ascii="Times New Roman" w:hAnsi="Times New Roman" w:cs="Times New Roman"/>
-          <w:bCs/>
-          <w:sz w:val="13"/>
-          <w:szCs w:val="13"/>
-        </w:rPr>
-      </w:pPr>
-      <w:proofErr w:type="gramStart"/>
-      <w:r>
-        <w:rPr>
-          <w:rFonts w:ascii="Times New Roman" w:hAnsi="Times New Roman" w:cs="Times New Roman"/>
-          <w:bCs/>
-          <w:sz w:val="13"/>
-          <w:szCs w:val="13"/>
-        </w:rPr>
-        <w:t>7.4  По</w:t>
-      </w:r>
-      <w:proofErr w:type="gramEnd"/>
-      <w:r>
-        <w:rPr>
-          <w:rFonts w:ascii="Times New Roman" w:hAnsi="Times New Roman" w:cs="Times New Roman"/>
-          <w:bCs/>
-          <w:sz w:val="13"/>
-          <w:szCs w:val="13"/>
-        </w:rPr>
-        <w:t xml:space="preserve"> инициативе Центра Договор может быть расторгнут в одностороннем внесудебном порядке:</w:t>
-      </w:r>
-    </w:p>
-    <w:p>
-      <w:pPr>
-        <w:pStyle w:val="ConsPlusNonformat"/>
-        <w:jc w:val="both"/>
-        <w:rPr>
-          <w:rFonts w:ascii="Times New Roman" w:hAnsi="Times New Roman" w:cs="Times New Roman"/>
-          <w:bCs/>
-          <w:sz w:val="13"/>
-          <w:szCs w:val="13"/>
-        </w:rPr>
-      </w:pPr>
-      <w:r>
-        <w:rPr>
-          <w:rFonts w:ascii="Times New Roman" w:hAnsi="Times New Roman" w:cs="Times New Roman"/>
-          <w:bCs/>
-          <w:sz w:val="13"/>
-          <w:szCs w:val="13"/>
-        </w:rPr>
-        <w:t xml:space="preserve">- в случае невыполнения Пациентом рекомендаций и назначений лечащего врача (медицинского персонала Центра) (нарушение медицинских предписаний, лечебно-охранительного режима и </w:t>
-      </w:r>
-      <w:proofErr w:type="gramStart"/>
-      <w:r>
-        <w:rPr>
-          <w:rFonts w:ascii="Times New Roman" w:hAnsi="Times New Roman" w:cs="Times New Roman"/>
-          <w:bCs/>
-          <w:sz w:val="13"/>
-          <w:szCs w:val="13"/>
-        </w:rPr>
-        <w:t>т.п.</w:t>
-      </w:r>
-      <w:proofErr w:type="gramEnd"/>
-      <w:r>
-        <w:rPr>
-          <w:rFonts w:ascii="Times New Roman" w:hAnsi="Times New Roman" w:cs="Times New Roman"/>
-          <w:bCs/>
-          <w:sz w:val="13"/>
-          <w:szCs w:val="13"/>
-        </w:rPr>
-        <w:t>), а также нарушения Пациентом других условий настоящего Договора;</w:t>
+        <w:t>- в одностороннем порядке в соответствии с пп. 7.4., 7.5. Договора.</w:t>
+      </w:r>
+    </w:p>
+    <w:p>
+      <w:pPr>
+        <w:pStyle w:val="ConsPlusNonformat"/>
+        <w:jc w:val="both"/>
+        <w:rPr>
+          <w:rFonts w:ascii="Times New Roman" w:hAnsi="Times New Roman" w:cs="Times New Roman"/>
+          <w:bCs/>
+          <w:sz w:val="13"/>
+          <w:szCs w:val="13"/>
+        </w:rPr>
+      </w:pPr>
+      <w:r>
+        <w:rPr>
+          <w:rFonts w:ascii="Times New Roman" w:hAnsi="Times New Roman" w:cs="Times New Roman"/>
+          <w:bCs/>
+          <w:sz w:val="13"/>
+          <w:szCs w:val="13"/>
+        </w:rPr>
+        <w:t>7.4  По инициативе Центра Договор может быть расторгнут в одностороннем внесудебном порядке:</w:t>
+      </w:r>
+    </w:p>
+    <w:p>
+      <w:pPr>
+        <w:pStyle w:val="ConsPlusNonformat"/>
+        <w:jc w:val="both"/>
+        <w:rPr>
+          <w:rFonts w:ascii="Times New Roman" w:hAnsi="Times New Roman" w:cs="Times New Roman"/>
+          <w:bCs/>
+          <w:sz w:val="13"/>
+          <w:szCs w:val="13"/>
+        </w:rPr>
+      </w:pPr>
+      <w:r>
+        <w:rPr>
+          <w:rFonts w:ascii="Times New Roman" w:hAnsi="Times New Roman" w:cs="Times New Roman"/>
+          <w:bCs/>
+          <w:sz w:val="13"/>
+          <w:szCs w:val="13"/>
+        </w:rPr>
+        <w:t>- в случае невыполнения Пациентом рекомендаций и назначений лечащего врача (медицинского персонала Центра) (нарушение медицинских предписаний, лечебно-охранительного режима и т.п.), а также нарушения Пациентом других условий настоящего Договора;</w:t>
       </w:r>
     </w:p>
     <w:p>
@@ -3112,27 +2358,7 @@
           <w:sz w:val="13"/>
           <w:szCs w:val="13"/>
         </w:rPr>
-        <w:t xml:space="preserve">7.6. В случаях, предусмотренных в </w:t>
-      </w:r>
-      <w:proofErr w:type="spellStart"/>
-      <w:r>
-        <w:rPr>
-          <w:rFonts w:ascii="Times New Roman" w:hAnsi="Times New Roman" w:cs="Times New Roman"/>
-          <w:bCs/>
-          <w:sz w:val="13"/>
-          <w:szCs w:val="13"/>
-        </w:rPr>
-        <w:t>пп</w:t>
-      </w:r>
-      <w:proofErr w:type="spellEnd"/>
-      <w:r>
-        <w:rPr>
-          <w:rFonts w:ascii="Times New Roman" w:hAnsi="Times New Roman" w:cs="Times New Roman"/>
-          <w:bCs/>
-          <w:sz w:val="13"/>
-          <w:szCs w:val="13"/>
-        </w:rPr>
-        <w:t>. 7.3., 7.4., 7.5. Договора Сторона, являющаяся инициатором расторжения Договора, обязана уведомить вторую Сторону о расторжении Договора любым удобным способом не менее чем за 5 рабочих дней до расторжения Договора.</w:t>
+        <w:t>7.6. В случаях, предусмотренных в пп. 7.3., 7.4., 7.5. Договора Сторона, являющаяся инициатором расторжения Договора, обязана уведомить вторую Сторону о расторжении Договора любым удобным способом не менее чем за 5 рабочих дней до расторжения Договора.</w:t>
       </w:r>
     </w:p>
     <w:p>
@@ -3186,27 +2412,7 @@
           <w:sz w:val="13"/>
           <w:szCs w:val="13"/>
         </w:rPr>
-        <w:t>8.1. Подписывая настоящий Договор, Пациент подтверждает, что условия Договора ему понятны, с Договором согласен в полном объеме, а также ознакомлен и согласен со всеми приложениями к Договору. Пациент дает свое согласие на использование и обработку своих персональных данных в соответствии с ФЗ от 27.07.2006 №152-ФЗ «О персональных данных» и SMS-уведомления, а также на передачу медицинских заключений, результатов анализов по электронным каналам связи ________________________________________________________________________________________________________ (</w:t>
-      </w:r>
-      <w:proofErr w:type="spellStart"/>
-      <w:r>
-        <w:rPr>
-          <w:rFonts w:ascii="Times New Roman" w:hAnsi="Times New Roman" w:cs="Times New Roman"/>
-          <w:bCs/>
-          <w:sz w:val="13"/>
-          <w:szCs w:val="13"/>
-        </w:rPr>
-        <w:t>e-mail</w:t>
-      </w:r>
-      <w:proofErr w:type="spellEnd"/>
-      <w:r>
-        <w:rPr>
-          <w:rFonts w:ascii="Times New Roman" w:hAnsi="Times New Roman" w:cs="Times New Roman"/>
-          <w:bCs/>
-          <w:sz w:val="13"/>
-          <w:szCs w:val="13"/>
-        </w:rPr>
-        <w:t>).</w:t>
+        <w:t>8.1. Подписывая настоящий Договор, Пациент подтверждает, что условия Договора ему понятны, с Договором согласен в полном объеме, а также ознакомлен и согласен со всеми приложениями к Договору. Пациент дает свое согласие на использование и обработку своих персональных данных в соответствии с ФЗ от 27.07.2006 №152-ФЗ «О персональных данных» и SMS-уведомления, а также на передачу медицинских заключений, результатов анализов по электронным каналам связи ________________________________________________________________________________________________________ (e-mail).</w:t>
       </w:r>
     </w:p>
     <w:p>
@@ -3473,19 +2679,8 @@
                 <w:sz w:val="13"/>
                 <w:szCs w:val="13"/>
               </w:rPr>
-              <w:t>тел(факс) (8212)30-</w:t>
+              <w:t>тел(факс) (8212)30-20-24</w:t>
             </w:r>
-            <w:proofErr w:type="gramStart"/>
-            <w:r>
-              <w:rPr>
-                <w:rFonts w:ascii="Times New Roman" w:hAnsi="Times New Roman" w:cs="Times New Roman"/>
-                <w:bCs/>
-                <w:sz w:val="13"/>
-                <w:szCs w:val="13"/>
-              </w:rPr>
-              <w:t>20-24</w:t>
-            </w:r>
-            <w:proofErr w:type="gramEnd"/>
           </w:p>
           <w:p>
             <w:pPr>
@@ -3577,19 +2772,8 @@
                 <w:sz w:val="13"/>
                 <w:szCs w:val="13"/>
               </w:rPr>
-              <w:t xml:space="preserve"> </w:t>
+              <w:t xml:space="preserve"> О.Е.</w:t>
             </w:r>
-            <w:proofErr w:type="gramStart"/>
-            <w:r>
-              <w:rPr>
-                <w:rFonts w:ascii="Times New Roman" w:hAnsi="Times New Roman" w:cs="Times New Roman"/>
-                <w:bCs/>
-                <w:sz w:val="13"/>
-                <w:szCs w:val="13"/>
-              </w:rPr>
-              <w:t>О.Е.</w:t>
-            </w:r>
-            <w:proofErr w:type="gramEnd"/>
           </w:p>
         </w:tc>
         <w:tc>
@@ -3621,7 +2805,6 @@
                 <w:lang w:val="en-US"/>
               </w:rPr>
             </w:pPr>
-            <w:proofErr w:type="gramStart"/>
             <w:r>
               <w:rPr>
                 <w:rFonts w:ascii="Times New Roman" w:hAnsi="Times New Roman" w:cs="Times New Roman"/>
@@ -3680,163 +2863,7 @@
                 <w:u w:val="single"/>
                 <w:lang w:val="en-US"/>
               </w:rPr>
-              <w:t>{{ surname</w:t>
-            </w:r>
-            <w:proofErr w:type="gramEnd"/>
-            <w:r>
-              <w:rPr>
-                <w:rFonts w:ascii="Times New Roman" w:hAnsi="Times New Roman" w:cs="Times New Roman"/>
-                <w:bCs/>
-                <w:sz w:val="13"/>
-                <w:szCs w:val="13"/>
-                <w:u w:val="single"/>
-                <w:lang w:val="en-US"/>
-              </w:rPr>
-              <w:t xml:space="preserve"> }} </w:t>
-            </w:r>
-            <w:proofErr w:type="gramStart"/>
-            <w:r>
-              <w:rPr>
-                <w:rFonts w:ascii="Times New Roman" w:hAnsi="Times New Roman" w:cs="Times New Roman"/>
-                <w:bCs/>
-                <w:sz w:val="13"/>
-                <w:szCs w:val="13"/>
-                <w:u w:val="single"/>
-                <w:lang w:val="en-US"/>
-              </w:rPr>
-              <w:t xml:space="preserve">{{ </w:t>
-            </w:r>
-            <w:proofErr w:type="spellStart"/>
-            <w:r>
-              <w:rPr>
-                <w:rFonts w:ascii="Times New Roman" w:hAnsi="Times New Roman" w:cs="Times New Roman"/>
-                <w:bCs/>
-                <w:sz w:val="13"/>
-                <w:szCs w:val="13"/>
-                <w:u w:val="single"/>
-                <w:lang w:val="en-US"/>
-              </w:rPr>
-              <w:t>first</w:t>
-            </w:r>
-            <w:proofErr w:type="gramEnd"/>
-            <w:r>
-              <w:rPr>
-                <w:rFonts w:ascii="Times New Roman" w:hAnsi="Times New Roman" w:cs="Times New Roman"/>
-                <w:bCs/>
-                <w:sz w:val="13"/>
-                <w:szCs w:val="13"/>
-                <w:u w:val="single"/>
-                <w:lang w:val="en-US"/>
-              </w:rPr>
-              <w:t>_</w:t>
-            </w:r>
-            <w:proofErr w:type="gramStart"/>
-            <w:r>
-              <w:rPr>
-                <w:rFonts w:ascii="Times New Roman" w:hAnsi="Times New Roman" w:cs="Times New Roman"/>
-                <w:bCs/>
-                <w:sz w:val="13"/>
-                <w:szCs w:val="13"/>
-                <w:u w:val="single"/>
-                <w:lang w:val="en-US"/>
-              </w:rPr>
-              <w:t>name</w:t>
-            </w:r>
-            <w:proofErr w:type="spellEnd"/>
-            <w:r>
-              <w:rPr>
-                <w:rFonts w:ascii="Times New Roman" w:hAnsi="Times New Roman" w:cs="Times New Roman"/>
-                <w:bCs/>
-                <w:sz w:val="13"/>
-                <w:szCs w:val="13"/>
-                <w:u w:val="single"/>
-                <w:lang w:val="en-US"/>
-              </w:rPr>
-              <w:t xml:space="preserve"> }</w:t>
-            </w:r>
-            <w:proofErr w:type="gramEnd"/>
-            <w:r>
-              <w:rPr>
-                <w:rFonts w:ascii="Times New Roman" w:hAnsi="Times New Roman" w:cs="Times New Roman"/>
-                <w:bCs/>
-                <w:sz w:val="13"/>
-                <w:szCs w:val="13"/>
-                <w:u w:val="single"/>
-                <w:lang w:val="en-US"/>
-              </w:rPr>
-              <w:t xml:space="preserve">} </w:t>
-            </w:r>
-            <w:proofErr w:type="gramStart"/>
-            <w:r>
-              <w:rPr>
-                <w:rFonts w:ascii="Times New Roman" w:hAnsi="Times New Roman" w:cs="Times New Roman"/>
-                <w:bCs/>
-                <w:sz w:val="13"/>
-                <w:szCs w:val="13"/>
-                <w:u w:val="single"/>
-                <w:lang w:val="en-US"/>
-              </w:rPr>
-              <w:t xml:space="preserve">{{ </w:t>
-            </w:r>
-            <w:proofErr w:type="spellStart"/>
-            <w:r>
-              <w:rPr>
-                <w:rFonts w:ascii="Times New Roman" w:hAnsi="Times New Roman" w:cs="Times New Roman"/>
-                <w:bCs/>
-                <w:sz w:val="13"/>
-                <w:szCs w:val="13"/>
-                <w:u w:val="single"/>
-                <w:lang w:val="en-US"/>
-              </w:rPr>
-              <w:t>last</w:t>
-            </w:r>
-            <w:proofErr w:type="gramEnd"/>
-            <w:r>
-              <w:rPr>
-                <w:rFonts w:ascii="Times New Roman" w:hAnsi="Times New Roman" w:cs="Times New Roman"/>
-                <w:bCs/>
-                <w:sz w:val="13"/>
-                <w:szCs w:val="13"/>
-                <w:u w:val="single"/>
-                <w:lang w:val="en-US"/>
-              </w:rPr>
-              <w:t>_</w:t>
-            </w:r>
-            <w:proofErr w:type="gramStart"/>
-            <w:r>
-              <w:rPr>
-                <w:rFonts w:ascii="Times New Roman" w:hAnsi="Times New Roman" w:cs="Times New Roman"/>
-                <w:bCs/>
-                <w:sz w:val="13"/>
-                <w:szCs w:val="13"/>
-                <w:u w:val="single"/>
-                <w:lang w:val="en-US"/>
-              </w:rPr>
-              <w:t>name</w:t>
-            </w:r>
-            <w:proofErr w:type="spellEnd"/>
-            <w:r>
-              <w:rPr>
-                <w:rFonts w:ascii="Times New Roman" w:hAnsi="Times New Roman" w:cs="Times New Roman"/>
-                <w:bCs/>
-                <w:sz w:val="13"/>
-                <w:szCs w:val="13"/>
-                <w:u w:val="single"/>
-                <w:lang w:val="en-US"/>
-              </w:rPr>
-              <w:t xml:space="preserve"> }</w:t>
-            </w:r>
-            <w:proofErr w:type="gramEnd"/>
-            <w:r>
-              <w:rPr>
-                <w:rFonts w:ascii="Times New Roman" w:hAnsi="Times New Roman" w:cs="Times New Roman"/>
-                <w:bCs/>
-                <w:sz w:val="13"/>
-                <w:szCs w:val="13"/>
-                <w:u w:val="single"/>
-                <w:lang w:val="en-US"/>
-              </w:rPr>
-              <w:t>}</w:t>
+              <w:t>{{ surname }} {{ first_name }} {{ last_name }}</w:t>
             </w:r>
           </w:p>
           <w:p>
@@ -3848,6 +2875,7 @@
                 <w:bCs/>
                 <w:sz w:val="13"/>
                 <w:szCs w:val="13"/>
+                <w:lang w:val="en-US"/>
               </w:rPr>
             </w:pPr>
             <w:r>
@@ -3857,7 +2885,75 @@
                 <w:sz w:val="13"/>
                 <w:szCs w:val="13"/>
               </w:rPr>
-              <w:t>Документ, удостоверяющий личность:</w:t>
+              <w:t>Документ</w:t>
+            </w:r>
+            <w:r>
+              <w:rPr>
+                <w:rFonts w:ascii="Times New Roman" w:hAnsi="Times New Roman" w:cs="Times New Roman"/>
+                <w:bCs/>
+                <w:sz w:val="13"/>
+                <w:szCs w:val="13"/>
+                <w:lang w:val="en-US"/>
+              </w:rPr>
+              <w:t xml:space="preserve">, </w:t>
+            </w:r>
+            <w:r>
+              <w:rPr>
+                <w:rFonts w:ascii="Times New Roman" w:hAnsi="Times New Roman" w:cs="Times New Roman"/>
+                <w:bCs/>
+                <w:sz w:val="13"/>
+                <w:szCs w:val="13"/>
+              </w:rPr>
+              <w:t>удостоверяющий</w:t>
+            </w:r>
+            <w:r>
+              <w:rPr>
+                <w:rFonts w:ascii="Times New Roman" w:hAnsi="Times New Roman" w:cs="Times New Roman"/>
+                <w:bCs/>
+                <w:sz w:val="13"/>
+                <w:szCs w:val="13"/>
+                <w:lang w:val="en-US"/>
+              </w:rPr>
+              <w:t xml:space="preserve"> </w:t>
+            </w:r>
+            <w:r>
+              <w:rPr>
+                <w:rFonts w:ascii="Times New Roman" w:hAnsi="Times New Roman" w:cs="Times New Roman"/>
+                <w:bCs/>
+                <w:sz w:val="13"/>
+                <w:szCs w:val="13"/>
+              </w:rPr>
+              <w:t>личность</w:t>
+            </w:r>
+            <w:r>
+              <w:rPr>
+                <w:rFonts w:ascii="Times New Roman" w:hAnsi="Times New Roman" w:cs="Times New Roman"/>
+                <w:bCs/>
+                <w:sz w:val="13"/>
+                <w:szCs w:val="13"/>
+                <w:lang w:val="en-US"/>
+              </w:rPr>
+              <w:t>:</w:t>
+            </w:r>
+            <w:r>
+              <w:rPr>
+                <w:rFonts w:ascii="Times New Roman" w:hAnsi="Times New Roman" w:cs="Times New Roman"/>
+                <w:bCs/>
+                <w:sz w:val="13"/>
+                <w:szCs w:val="13"/>
+                <w:lang w:val="en-US"/>
+              </w:rPr>
+              <w:t xml:space="preserve"> </w:t>
+            </w:r>
+            <w:r>
+              <w:rPr>
+                <w:rFonts w:ascii="Times New Roman" w:hAnsi="Times New Roman" w:cs="Times New Roman"/>
+                <w:bCs/>
+                <w:sz w:val="13"/>
+                <w:szCs w:val="13"/>
+                <w:lang w:val="en-US"/>
+              </w:rPr>
+              <w:t>{{ passport }} {{ p_series }} {{ p_number }}</w:t>
             </w:r>
           </w:p>
           <w:p>
@@ -3869,6 +2965,7 @@
                 <w:bCs/>
                 <w:sz w:val="13"/>
                 <w:szCs w:val="13"/>
+                <w:lang w:val="en-US"/>
               </w:rPr>
             </w:pPr>
           </w:p>
@@ -3881,6 +2978,7 @@
                 <w:bCs/>
                 <w:sz w:val="13"/>
                 <w:szCs w:val="13"/>
+                <w:lang w:val="en-US"/>
               </w:rPr>
             </w:pPr>
           </w:p>
@@ -3894,6 +2992,7 @@
                 <w:sz w:val="13"/>
                 <w:szCs w:val="13"/>
                 <w:u w:val="single"/>
+                <w:lang w:val="en-US"/>
               </w:rPr>
             </w:pPr>
             <w:r>
@@ -3903,73 +3002,28 @@
                 <w:sz w:val="13"/>
                 <w:szCs w:val="13"/>
               </w:rPr>
-              <w:t xml:space="preserve">Телефон: </w:t>
+              <w:t>Телефон</w:t>
             </w:r>
-            <w:proofErr w:type="gramStart"/>
             <w:r>
               <w:rPr>
                 <w:rFonts w:ascii="Times New Roman" w:hAnsi="Times New Roman" w:cs="Times New Roman"/>
                 <w:bCs/>
                 <w:sz w:val="13"/>
                 <w:szCs w:val="13"/>
+                <w:lang w:val="en-US"/>
+              </w:rPr>
+              <w:t xml:space="preserve">: </w:t>
+            </w:r>
+            <w:r>
+              <w:rPr>
+                <w:rFonts w:ascii="Times New Roman" w:hAnsi="Times New Roman" w:cs="Times New Roman"/>
+                <w:bCs/>
+                <w:sz w:val="13"/>
+                <w:szCs w:val="13"/>
                 <w:u w:val="single"/>
-              </w:rPr>
-              <w:t xml:space="preserve">{{ </w:t>
-            </w:r>
-            <w:proofErr w:type="spellStart"/>
-            <w:r>
-              <w:rPr>
-                <w:rFonts w:ascii="Times New Roman" w:hAnsi="Times New Roman" w:cs="Times New Roman"/>
-                <w:bCs/>
-                <w:sz w:val="13"/>
-                <w:szCs w:val="13"/>
-                <w:u w:val="single"/>
-              </w:rPr>
-              <w:t>phone</w:t>
-            </w:r>
-            <w:proofErr w:type="gramEnd"/>
-            <w:r>
-              <w:rPr>
-                <w:rFonts w:ascii="Times New Roman" w:hAnsi="Times New Roman" w:cs="Times New Roman"/>
-                <w:bCs/>
-                <w:sz w:val="13"/>
-                <w:szCs w:val="13"/>
-                <w:u w:val="single"/>
-              </w:rPr>
-              <w:t>_</w:t>
-            </w:r>
-            <w:proofErr w:type="gramStart"/>
-            <w:r>
-              <w:rPr>
-                <w:rFonts w:ascii="Times New Roman" w:hAnsi="Times New Roman" w:cs="Times New Roman"/>
-                <w:bCs/>
-                <w:sz w:val="13"/>
-                <w:szCs w:val="13"/>
-                <w:u w:val="single"/>
-              </w:rPr>
-              <w:t>number</w:t>
-            </w:r>
-            <w:proofErr w:type="spellEnd"/>
-            <w:r>
-              <w:rPr>
-                <w:rFonts w:ascii="Times New Roman" w:hAnsi="Times New Roman" w:cs="Times New Roman"/>
-                <w:bCs/>
-                <w:sz w:val="13"/>
-                <w:szCs w:val="13"/>
-                <w:u w:val="single"/>
-              </w:rPr>
-              <w:t xml:space="preserve"> }</w:t>
-            </w:r>
-            <w:proofErr w:type="gramEnd"/>
-            <w:r>
-              <w:rPr>
-                <w:rFonts w:ascii="Times New Roman" w:hAnsi="Times New Roman" w:cs="Times New Roman"/>
-                <w:bCs/>
-                <w:sz w:val="13"/>
-                <w:szCs w:val="13"/>
-                <w:u w:val="single"/>
-              </w:rPr>
-              <w:t>}</w:t>
+                <w:lang w:val="en-US"/>
+              </w:rPr>
+              <w:t>{{ phone_number }}</w:t>
             </w:r>
           </w:p>
           <w:p>
@@ -3981,6 +3035,7 @@
                 <w:bCs/>
                 <w:sz w:val="13"/>
                 <w:szCs w:val="13"/>
+                <w:lang w:val="en-US"/>
               </w:rPr>
             </w:pPr>
           </w:p>
@@ -3993,6 +3048,7 @@
                 <w:bCs/>
                 <w:sz w:val="13"/>
                 <w:szCs w:val="13"/>
+                <w:lang w:val="en-US"/>
               </w:rPr>
             </w:pPr>
           </w:p>
@@ -4009,7 +3065,6 @@
                 <w:lang w:val="en-US"/>
               </w:rPr>
             </w:pPr>
-            <w:proofErr w:type="gramStart"/>
             <w:r>
               <w:rPr>
                 <w:rFonts w:ascii="Times New Roman" w:hAnsi="Times New Roman" w:cs="Times New Roman"/>
@@ -4019,9 +3074,8 @@
                 <w:u w:val="single"/>
                 <w:lang w:val="en-US"/>
               </w:rPr>
-              <w:t>{{ surname</w:t>
+              <w:t>{{ surname }} {{ first_name }} {{ last_name }}</w:t>
             </w:r>
-            <w:proofErr w:type="gramEnd"/>
             <w:r>
               <w:rPr>
                 <w:rFonts w:ascii="Times New Roman" w:hAnsi="Times New Roman" w:cs="Times New Roman"/>
@@ -4031,162 +3085,7 @@
                 <w:u w:val="single"/>
                 <w:lang w:val="en-US"/>
               </w:rPr>
-              <w:t xml:space="preserve"> }} </w:t>
-            </w:r>
-            <w:proofErr w:type="gramStart"/>
-            <w:r>
-              <w:rPr>
-                <w:rFonts w:ascii="Times New Roman" w:hAnsi="Times New Roman" w:cs="Times New Roman"/>
-                <w:bCs/>
-                <w:sz w:val="13"/>
-                <w:szCs w:val="13"/>
-                <w:u w:val="single"/>
-                <w:lang w:val="en-US"/>
-              </w:rPr>
-              <w:t xml:space="preserve">{{ </w:t>
-            </w:r>
-            <w:proofErr w:type="spellStart"/>
-            <w:r>
-              <w:rPr>
-                <w:rFonts w:ascii="Times New Roman" w:hAnsi="Times New Roman" w:cs="Times New Roman"/>
-                <w:bCs/>
-                <w:sz w:val="13"/>
-                <w:szCs w:val="13"/>
-                <w:u w:val="single"/>
-                <w:lang w:val="en-US"/>
-              </w:rPr>
-              <w:t>first</w:t>
-            </w:r>
-            <w:proofErr w:type="gramEnd"/>
-            <w:r>
-              <w:rPr>
-                <w:rFonts w:ascii="Times New Roman" w:hAnsi="Times New Roman" w:cs="Times New Roman"/>
-                <w:bCs/>
-                <w:sz w:val="13"/>
-                <w:szCs w:val="13"/>
-                <w:u w:val="single"/>
-                <w:lang w:val="en-US"/>
-              </w:rPr>
-              <w:t>_</w:t>
-            </w:r>
-            <w:proofErr w:type="gramStart"/>
-            <w:r>
-              <w:rPr>
-                <w:rFonts w:ascii="Times New Roman" w:hAnsi="Times New Roman" w:cs="Times New Roman"/>
-                <w:bCs/>
-                <w:sz w:val="13"/>
-                <w:szCs w:val="13"/>
-                <w:u w:val="single"/>
-                <w:lang w:val="en-US"/>
-              </w:rPr>
-              <w:t>name</w:t>
-            </w:r>
-            <w:proofErr w:type="spellEnd"/>
-            <w:r>
-              <w:rPr>
-                <w:rFonts w:ascii="Times New Roman" w:hAnsi="Times New Roman" w:cs="Times New Roman"/>
-                <w:bCs/>
-                <w:sz w:val="13"/>
-                <w:szCs w:val="13"/>
-                <w:u w:val="single"/>
-                <w:lang w:val="en-US"/>
-              </w:rPr>
-              <w:t xml:space="preserve"> }</w:t>
-            </w:r>
-            <w:proofErr w:type="gramEnd"/>
-            <w:r>
-              <w:rPr>
-                <w:rFonts w:ascii="Times New Roman" w:hAnsi="Times New Roman" w:cs="Times New Roman"/>
-                <w:bCs/>
-                <w:sz w:val="13"/>
-                <w:szCs w:val="13"/>
-                <w:u w:val="single"/>
-                <w:lang w:val="en-US"/>
-              </w:rPr>
-              <w:t xml:space="preserve">} </w:t>
-            </w:r>
-            <w:proofErr w:type="gramStart"/>
-            <w:r>
-              <w:rPr>
-                <w:rFonts w:ascii="Times New Roman" w:hAnsi="Times New Roman" w:cs="Times New Roman"/>
-                <w:bCs/>
-                <w:sz w:val="13"/>
-                <w:szCs w:val="13"/>
-                <w:u w:val="single"/>
-                <w:lang w:val="en-US"/>
-              </w:rPr>
-              <w:t xml:space="preserve">{{ </w:t>
-            </w:r>
-            <w:proofErr w:type="spellStart"/>
-            <w:r>
-              <w:rPr>
-                <w:rFonts w:ascii="Times New Roman" w:hAnsi="Times New Roman" w:cs="Times New Roman"/>
-                <w:bCs/>
-                <w:sz w:val="13"/>
-                <w:szCs w:val="13"/>
-                <w:u w:val="single"/>
-                <w:lang w:val="en-US"/>
-              </w:rPr>
-              <w:t>last</w:t>
-            </w:r>
-            <w:proofErr w:type="gramEnd"/>
-            <w:r>
-              <w:rPr>
-                <w:rFonts w:ascii="Times New Roman" w:hAnsi="Times New Roman" w:cs="Times New Roman"/>
-                <w:bCs/>
-                <w:sz w:val="13"/>
-                <w:szCs w:val="13"/>
-                <w:u w:val="single"/>
-                <w:lang w:val="en-US"/>
-              </w:rPr>
-              <w:t>_</w:t>
-            </w:r>
-            <w:proofErr w:type="gramStart"/>
-            <w:r>
-              <w:rPr>
-                <w:rFonts w:ascii="Times New Roman" w:hAnsi="Times New Roman" w:cs="Times New Roman"/>
-                <w:bCs/>
-                <w:sz w:val="13"/>
-                <w:szCs w:val="13"/>
-                <w:u w:val="single"/>
-                <w:lang w:val="en-US"/>
-              </w:rPr>
-              <w:t>name</w:t>
-            </w:r>
-            <w:proofErr w:type="spellEnd"/>
-            <w:r>
-              <w:rPr>
-                <w:rFonts w:ascii="Times New Roman" w:hAnsi="Times New Roman" w:cs="Times New Roman"/>
-                <w:bCs/>
-                <w:sz w:val="13"/>
-                <w:szCs w:val="13"/>
-                <w:u w:val="single"/>
-                <w:lang w:val="en-US"/>
-              </w:rPr>
-              <w:t xml:space="preserve"> }}</w:t>
-            </w:r>
-            <w:r>
-              <w:rPr>
-                <w:rFonts w:ascii="Times New Roman" w:hAnsi="Times New Roman" w:cs="Times New Roman"/>
-                <w:bCs/>
-                <w:sz w:val="13"/>
-                <w:szCs w:val="13"/>
-                <w:u w:val="single"/>
-                <w:lang w:val="en-US"/>
-              </w:rPr>
-              <w:t>/</w:t>
-            </w:r>
-            <w:proofErr w:type="gramEnd"/>
-            <w:r>
-              <w:rPr>
-                <w:rFonts w:ascii="Times New Roman" w:hAnsi="Times New Roman" w:cs="Times New Roman"/>
-                <w:bCs/>
-                <w:sz w:val="13"/>
-                <w:szCs w:val="13"/>
-                <w:u w:val="single"/>
-                <w:lang w:val="en-US"/>
-              </w:rPr>
-              <w:t>_____________</w:t>
+              <w:t>/_____________</w:t>
             </w:r>
             <w:r>
               <w:rPr>

--- a/patients/templates/patients/docs/contract_IP_template.docx
+++ b/patients/templates/patients/docs/contract_IP_template.docx
@@ -26,8 +26,9 @@
           <w:sz w:val="16"/>
           <w:szCs w:val="16"/>
           <w:u w:val="single"/>
-        </w:rPr>
-        <w:t>___</w:t>
+          <w:lang w:val="en-US"/>
+        </w:rPr>
+        <w:t xml:space="preserve">{{ </w:t>
       </w:r>
       <w:r>
         <w:rPr>
@@ -35,8 +36,19 @@
           <w:sz w:val="16"/>
           <w:szCs w:val="16"/>
           <w:u w:val="single"/>
-        </w:rPr>
-        <w:t xml:space="preserve"> </w:t>
+          <w:lang w:val="en-US"/>
+        </w:rPr>
+        <w:t>patient_id</w:t>
+      </w:r>
+      <w:r>
+        <w:rPr>
+          <w:b/>
+          <w:sz w:val="16"/>
+          <w:szCs w:val="16"/>
+          <w:u w:val="single"/>
+          <w:lang w:val="en-US"/>
+        </w:rPr>
+        <w:t xml:space="preserve"> }} </w:t>
       </w:r>
       <w:r>
         <w:rPr>
@@ -126,12 +138,37 @@
                 <w:szCs w:val="16"/>
               </w:rPr>
             </w:pPr>
+            <w:proofErr w:type="gramStart"/>
             <w:r>
               <w:rPr>
                 <w:sz w:val="16"/>
                 <w:szCs w:val="16"/>
               </w:rPr>
-              <w:t>{{ appointment_date }} г.</w:t>
+              <w:t>{{ appointment</w:t>
+            </w:r>
+            <w:proofErr w:type="gramEnd"/>
+            <w:r>
+              <w:rPr>
+                <w:sz w:val="16"/>
+                <w:szCs w:val="16"/>
+              </w:rPr>
+              <w:t>_</w:t>
+            </w:r>
+            <w:proofErr w:type="gramStart"/>
+            <w:r>
+              <w:rPr>
+                <w:sz w:val="16"/>
+                <w:szCs w:val="16"/>
+              </w:rPr>
+              <w:t>date }</w:t>
+            </w:r>
+            <w:proofErr w:type="gramEnd"/>
+            <w:r>
+              <w:rPr>
+                <w:sz w:val="16"/>
+                <w:szCs w:val="16"/>
+              </w:rPr>
+              <w:t>} г.</w:t>
             </w:r>
           </w:p>
         </w:tc>
@@ -151,6 +188,7 @@
           <w:lang w:val="en-US"/>
         </w:rPr>
       </w:pPr>
+      <w:proofErr w:type="gramStart"/>
       <w:r>
         <w:rPr>
           <w:b/>
@@ -159,7 +197,106 @@
           <w:u w:val="single"/>
           <w:lang w:val="en-US"/>
         </w:rPr>
-        <w:t>{{ surname }} {{ first_name }} {{ last_name }}</w:t>
+        <w:t>{{ surname</w:t>
+      </w:r>
+      <w:proofErr w:type="gramEnd"/>
+      <w:r>
+        <w:rPr>
+          <w:b/>
+          <w:sz w:val="16"/>
+          <w:szCs w:val="16"/>
+          <w:u w:val="single"/>
+          <w:lang w:val="en-US"/>
+        </w:rPr>
+        <w:t xml:space="preserve"> }} </w:t>
+      </w:r>
+      <w:proofErr w:type="gramStart"/>
+      <w:r>
+        <w:rPr>
+          <w:b/>
+          <w:sz w:val="16"/>
+          <w:szCs w:val="16"/>
+          <w:u w:val="single"/>
+          <w:lang w:val="en-US"/>
+        </w:rPr>
+        <w:t>{{ first</w:t>
+      </w:r>
+      <w:proofErr w:type="gramEnd"/>
+      <w:r>
+        <w:rPr>
+          <w:b/>
+          <w:sz w:val="16"/>
+          <w:szCs w:val="16"/>
+          <w:u w:val="single"/>
+          <w:lang w:val="en-US"/>
+        </w:rPr>
+        <w:t>_</w:t>
+      </w:r>
+      <w:proofErr w:type="gramStart"/>
+      <w:r>
+        <w:rPr>
+          <w:b/>
+          <w:sz w:val="16"/>
+          <w:szCs w:val="16"/>
+          <w:u w:val="single"/>
+          <w:lang w:val="en-US"/>
+        </w:rPr>
+        <w:t>name }</w:t>
+      </w:r>
+      <w:proofErr w:type="gramEnd"/>
+      <w:r>
+        <w:rPr>
+          <w:b/>
+          <w:sz w:val="16"/>
+          <w:szCs w:val="16"/>
+          <w:u w:val="single"/>
+          <w:lang w:val="en-US"/>
+        </w:rPr>
+        <w:t xml:space="preserve">} </w:t>
+      </w:r>
+      <w:proofErr w:type="gramStart"/>
+      <w:r>
+        <w:rPr>
+          <w:b/>
+          <w:sz w:val="16"/>
+          <w:szCs w:val="16"/>
+          <w:u w:val="single"/>
+          <w:lang w:val="en-US"/>
+        </w:rPr>
+        <w:t>{{ last</w:t>
+      </w:r>
+      <w:proofErr w:type="gramEnd"/>
+      <w:r>
+        <w:rPr>
+          <w:b/>
+          <w:sz w:val="16"/>
+          <w:szCs w:val="16"/>
+          <w:u w:val="single"/>
+          <w:lang w:val="en-US"/>
+        </w:rPr>
+        <w:t>_</w:t>
+      </w:r>
+      <w:proofErr w:type="gramStart"/>
+      <w:r>
+        <w:rPr>
+          <w:b/>
+          <w:sz w:val="16"/>
+          <w:szCs w:val="16"/>
+          <w:u w:val="single"/>
+          <w:lang w:val="en-US"/>
+        </w:rPr>
+        <w:t>name }</w:t>
+      </w:r>
+      <w:proofErr w:type="gramEnd"/>
+      <w:r>
+        <w:rPr>
+          <w:b/>
+          <w:sz w:val="16"/>
+          <w:szCs w:val="16"/>
+          <w:u w:val="single"/>
+          <w:lang w:val="en-US"/>
+        </w:rPr>
+        <w:t>}</w:t>
       </w:r>
     </w:p>
     <w:p>
@@ -268,6 +405,7 @@
                 <w:lang w:val="en-US"/>
               </w:rPr>
             </w:pPr>
+            <w:proofErr w:type="gramStart"/>
             <w:r>
               <w:rPr>
                 <w:bCs/>
@@ -275,7 +413,17 @@
                 <w:szCs w:val="13"/>
                 <w:lang w:val="en-US"/>
               </w:rPr>
-              <w:t xml:space="preserve">{{ address }}, </w:t>
+              <w:t>{{ address</w:t>
+            </w:r>
+            <w:proofErr w:type="gramEnd"/>
+            <w:r>
+              <w:rPr>
+                <w:bCs/>
+                <w:sz w:val="13"/>
+                <w:szCs w:val="13"/>
+                <w:lang w:val="en-US"/>
+              </w:rPr>
+              <w:t xml:space="preserve"> }}, </w:t>
             </w:r>
           </w:p>
         </w:tc>
@@ -368,7 +516,57 @@
           <w:sz w:val="13"/>
           <w:szCs w:val="13"/>
         </w:rPr>
-        <w:t xml:space="preserve">1.1.  Исполнитель  по заданию  Заказчика  обязуется оказать следующие услуги (перечень платных мед. услуг)  </w:t>
+        <w:t xml:space="preserve">1.1.  </w:t>
+      </w:r>
+      <w:proofErr w:type="gramStart"/>
+      <w:r>
+        <w:rPr>
+          <w:rFonts w:ascii="Times New Roman" w:hAnsi="Times New Roman" w:cs="Times New Roman"/>
+          <w:bCs/>
+          <w:sz w:val="13"/>
+          <w:szCs w:val="13"/>
+        </w:rPr>
+        <w:t>Исполнитель  по</w:t>
+      </w:r>
+      <w:proofErr w:type="gramEnd"/>
+      <w:r>
+        <w:rPr>
+          <w:rFonts w:ascii="Times New Roman" w:hAnsi="Times New Roman" w:cs="Times New Roman"/>
+          <w:bCs/>
+          <w:sz w:val="13"/>
+          <w:szCs w:val="13"/>
+        </w:rPr>
+        <w:t xml:space="preserve"> </w:t>
+      </w:r>
+      <w:proofErr w:type="gramStart"/>
+      <w:r>
+        <w:rPr>
+          <w:rFonts w:ascii="Times New Roman" w:hAnsi="Times New Roman" w:cs="Times New Roman"/>
+          <w:bCs/>
+          <w:sz w:val="13"/>
+          <w:szCs w:val="13"/>
+        </w:rPr>
+        <w:t>заданию  Заказчика</w:t>
+      </w:r>
+      <w:proofErr w:type="gramEnd"/>
+      <w:r>
+        <w:rPr>
+          <w:rFonts w:ascii="Times New Roman" w:hAnsi="Times New Roman" w:cs="Times New Roman"/>
+          <w:bCs/>
+          <w:sz w:val="13"/>
+          <w:szCs w:val="13"/>
+        </w:rPr>
+        <w:t xml:space="preserve">  обязуется оказать следующие услуги (перечень платных мед. </w:t>
+      </w:r>
+      <w:proofErr w:type="gramStart"/>
+      <w:r>
+        <w:rPr>
+          <w:rFonts w:ascii="Times New Roman" w:hAnsi="Times New Roman" w:cs="Times New Roman"/>
+          <w:bCs/>
+          <w:sz w:val="13"/>
+          <w:szCs w:val="13"/>
+        </w:rPr>
+        <w:t xml:space="preserve">услуг)  </w:t>
       </w:r>
       <w:r>
         <w:rPr>
@@ -377,8 +575,9 @@
           <w:sz w:val="13"/>
           <w:szCs w:val="13"/>
         </w:rPr>
-        <w:t>{{ services_text }}</w:t>
-      </w:r>
+        <w:t>{{ services</w:t>
+      </w:r>
+      <w:proofErr w:type="gramEnd"/>
       <w:r>
         <w:rPr>
           <w:rFonts w:ascii="Times New Roman" w:hAnsi="Times New Roman" w:cs="Times New Roman"/>
@@ -386,6 +585,35 @@
           <w:sz w:val="13"/>
           <w:szCs w:val="13"/>
         </w:rPr>
+        <w:t>_</w:t>
+      </w:r>
+      <w:proofErr w:type="gramStart"/>
+      <w:r>
+        <w:rPr>
+          <w:rFonts w:ascii="Times New Roman" w:hAnsi="Times New Roman" w:cs="Times New Roman"/>
+          <w:b/>
+          <w:sz w:val="13"/>
+          <w:szCs w:val="13"/>
+        </w:rPr>
+        <w:t>text }</w:t>
+      </w:r>
+      <w:proofErr w:type="gramEnd"/>
+      <w:r>
+        <w:rPr>
+          <w:rFonts w:ascii="Times New Roman" w:hAnsi="Times New Roman" w:cs="Times New Roman"/>
+          <w:b/>
+          <w:sz w:val="13"/>
+          <w:szCs w:val="13"/>
+        </w:rPr>
+        <w:t>}</w:t>
+      </w:r>
+      <w:r>
+        <w:rPr>
+          <w:rFonts w:ascii="Times New Roman" w:hAnsi="Times New Roman" w:cs="Times New Roman"/>
+          <w:b/>
+          <w:sz w:val="13"/>
+          <w:szCs w:val="13"/>
+        </w:rPr>
         <w:t>,</w:t>
       </w:r>
       <w:r>
@@ -395,7 +623,27 @@
           <w:sz w:val="13"/>
           <w:szCs w:val="13"/>
         </w:rPr>
-        <w:t xml:space="preserve"> именуемые в дальнейшем «услуги», а Заказчик обязан оплатить эти  услуги.</w:t>
+        <w:t xml:space="preserve"> именуемые в дальнейшем «услуги», а Заказчик обязан оплатить </w:t>
+      </w:r>
+      <w:proofErr w:type="gramStart"/>
+      <w:r>
+        <w:rPr>
+          <w:rFonts w:ascii="Times New Roman" w:hAnsi="Times New Roman" w:cs="Times New Roman"/>
+          <w:bCs/>
+          <w:sz w:val="13"/>
+          <w:szCs w:val="13"/>
+        </w:rPr>
+        <w:t>эти  услуги</w:t>
+      </w:r>
+      <w:proofErr w:type="gramEnd"/>
+      <w:r>
+        <w:rPr>
+          <w:rFonts w:ascii="Times New Roman" w:hAnsi="Times New Roman" w:cs="Times New Roman"/>
+          <w:bCs/>
+          <w:sz w:val="13"/>
+          <w:szCs w:val="13"/>
+        </w:rPr>
+        <w:t>.</w:t>
       </w:r>
     </w:p>
     <w:p>
@@ -533,6 +781,7 @@
         </w:rPr>
         <w:t xml:space="preserve"> </w:t>
       </w:r>
+      <w:proofErr w:type="gramStart"/>
       <w:r>
         <w:rPr>
           <w:b/>
@@ -540,7 +789,37 @@
           <w:sz w:val="14"/>
           <w:szCs w:val="14"/>
         </w:rPr>
-        <w:t>{{ date_range }}</w:t>
+        <w:t>{{ date</w:t>
+      </w:r>
+      <w:proofErr w:type="gramEnd"/>
+      <w:r>
+        <w:rPr>
+          <w:b/>
+          <w:bCs/>
+          <w:sz w:val="14"/>
+          <w:szCs w:val="14"/>
+        </w:rPr>
+        <w:t>_</w:t>
+      </w:r>
+      <w:proofErr w:type="gramStart"/>
+      <w:r>
+        <w:rPr>
+          <w:b/>
+          <w:bCs/>
+          <w:sz w:val="14"/>
+          <w:szCs w:val="14"/>
+        </w:rPr>
+        <w:t>range }</w:t>
+      </w:r>
+      <w:proofErr w:type="gramEnd"/>
+      <w:r>
+        <w:rPr>
+          <w:b/>
+          <w:bCs/>
+          <w:sz w:val="14"/>
+          <w:szCs w:val="14"/>
+        </w:rPr>
+        <w:t>}</w:t>
       </w:r>
     </w:p>
     <w:p>
@@ -761,7 +1040,27 @@
           <w:sz w:val="13"/>
           <w:szCs w:val="13"/>
         </w:rPr>
-        <w:t>2.1.7. Исполнитель гарантирует право гражданина на сохранение в тайне информации о факте обращения за медицинской помощью, о состоянии здоровья, диагнозе и иных сведений, составляющих врачебную тайну и обеспечивает ее конфиденциальность.</w:t>
+        <w:t xml:space="preserve">2.1.7. Исполнитель гарантирует право гражданина на сохранение в тайне информации о факте обращения за медицинской помощью, о состоянии здоровья, диагнозе и иных сведений, составляющих </w:t>
+      </w:r>
+      <w:proofErr w:type="gramStart"/>
+      <w:r>
+        <w:rPr>
+          <w:rFonts w:ascii="Times New Roman" w:hAnsi="Times New Roman" w:cs="Times New Roman"/>
+          <w:bCs/>
+          <w:sz w:val="13"/>
+          <w:szCs w:val="13"/>
+        </w:rPr>
+        <w:t>врачебную тайну</w:t>
+      </w:r>
+      <w:proofErr w:type="gramEnd"/>
+      <w:r>
+        <w:rPr>
+          <w:rFonts w:ascii="Times New Roman" w:hAnsi="Times New Roman" w:cs="Times New Roman"/>
+          <w:bCs/>
+          <w:sz w:val="13"/>
+          <w:szCs w:val="13"/>
+        </w:rPr>
+        <w:t xml:space="preserve"> и обеспечивает ее конфиденциальность.</w:t>
       </w:r>
     </w:p>
     <w:p>
@@ -866,28 +1165,68 @@
           <w:sz w:val="13"/>
           <w:szCs w:val="13"/>
         </w:rPr>
-        <w:t>2.2.1. Ознакомиться с настоящим Договором до его подписания, Прейскурантом цен и информированным добровольным Согласием, представленным Центром, Правилами оказания медицинских услуг, размещенных на информационном стенде Центра.</w:t>
-      </w:r>
-    </w:p>
-    <w:p>
-      <w:pPr>
-        <w:pStyle w:val="ConsPlusNonformat"/>
-        <w:jc w:val="both"/>
-        <w:rPr>
-          <w:rFonts w:ascii="Times New Roman" w:hAnsi="Times New Roman" w:cs="Times New Roman"/>
-          <w:bCs/>
-          <w:sz w:val="13"/>
-          <w:szCs w:val="13"/>
-        </w:rPr>
-      </w:pPr>
-      <w:r>
-        <w:rPr>
-          <w:rFonts w:ascii="Times New Roman" w:hAnsi="Times New Roman" w:cs="Times New Roman"/>
-          <w:bCs/>
-          <w:sz w:val="13"/>
-          <w:szCs w:val="13"/>
-        </w:rPr>
-        <w:t>2.2.2 Подписать информированное добровольное Согласие одновременно с подписанием настоящего Договора. При этом факт подписания настоящего Договора является свидетельством ознакомления и согласия Пациента с Прейскурантом цен, Информированным добровольным согласием, Правилами оказания медицинских услуг, Правилами внутреннего распорядка для потребителей услуг, которые размещены</w:t>
+        <w:t xml:space="preserve">2.2.1. Ознакомиться с настоящим Договором до его подписания, </w:t>
+      </w:r>
+      <w:proofErr w:type="gramStart"/>
+      <w:r>
+        <w:rPr>
+          <w:rFonts w:ascii="Times New Roman" w:hAnsi="Times New Roman" w:cs="Times New Roman"/>
+          <w:bCs/>
+          <w:sz w:val="13"/>
+          <w:szCs w:val="13"/>
+        </w:rPr>
+        <w:t>Прейскурантом цен</w:t>
+      </w:r>
+      <w:proofErr w:type="gramEnd"/>
+      <w:r>
+        <w:rPr>
+          <w:rFonts w:ascii="Times New Roman" w:hAnsi="Times New Roman" w:cs="Times New Roman"/>
+          <w:bCs/>
+          <w:sz w:val="13"/>
+          <w:szCs w:val="13"/>
+        </w:rPr>
+        <w:t xml:space="preserve"> и информированным добровольным Согласием, представленным Центром, Правилами оказания медицинских услуг, размещенных на информационном стенде Центра.</w:t>
+      </w:r>
+    </w:p>
+    <w:p>
+      <w:pPr>
+        <w:pStyle w:val="ConsPlusNonformat"/>
+        <w:jc w:val="both"/>
+        <w:rPr>
+          <w:rFonts w:ascii="Times New Roman" w:hAnsi="Times New Roman" w:cs="Times New Roman"/>
+          <w:bCs/>
+          <w:sz w:val="13"/>
+          <w:szCs w:val="13"/>
+        </w:rPr>
+      </w:pPr>
+      <w:r>
+        <w:rPr>
+          <w:rFonts w:ascii="Times New Roman" w:hAnsi="Times New Roman" w:cs="Times New Roman"/>
+          <w:bCs/>
+          <w:sz w:val="13"/>
+          <w:szCs w:val="13"/>
+        </w:rPr>
+        <w:t xml:space="preserve">2.2.2 Подписать информированное добровольное Согласие одновременно с подписанием настоящего Договора. При этом факт подписания настоящего Договора является свидетельством ознакомления и согласия Пациента с </w:t>
+      </w:r>
+      <w:proofErr w:type="gramStart"/>
+      <w:r>
+        <w:rPr>
+          <w:rFonts w:ascii="Times New Roman" w:hAnsi="Times New Roman" w:cs="Times New Roman"/>
+          <w:bCs/>
+          <w:sz w:val="13"/>
+          <w:szCs w:val="13"/>
+        </w:rPr>
+        <w:t>Прейскурантом цен</w:t>
+      </w:r>
+      <w:proofErr w:type="gramEnd"/>
+      <w:r>
+        <w:rPr>
+          <w:rFonts w:ascii="Times New Roman" w:hAnsi="Times New Roman" w:cs="Times New Roman"/>
+          <w:bCs/>
+          <w:sz w:val="13"/>
+          <w:szCs w:val="13"/>
+        </w:rPr>
+        <w:t>, Информированным добровольным согласием, Правилами оказания медицинских услуг, Правилами внутреннего распорядка для потребителей услуг, которые размещены</w:t>
       </w:r>
       <w:r>
         <w:rPr>
@@ -938,7 +1277,27 @@
           <w:sz w:val="13"/>
           <w:szCs w:val="13"/>
         </w:rPr>
-        <w:t>2.2.4. Предоставить при прохождении обследования и лечения полную достоверную информацию, необходимую для проведения медицинских услуг, в т.ч. о состоянии здоровья, хронических заболеваниях, а также, в случае необходимости, о могущих повлиять на ход лечения Пациента заболеваниях родственников, без указания их данных, злоупотреблении алкоголем или наркотическими препаратами, включая информацию о возможных аллергических реакциях на лекарственные препараты, пищевые или другие аллергены. При наличии письменных подтверждений указанной информации, предоставить данные подтверждения в копиях. Пациент осознает, что невыполнение предписаний Центра, несообщение необходимых сведений, нарушение предписанного режима и допущение иных нарушений могут повлечь снижение качества оказываемых услуг. Всю ответственность в данном случае несет Пациент.</w:t>
+        <w:t xml:space="preserve">2.2.4. Предоставить при прохождении обследования и лечения полную достоверную информацию, необходимую для проведения медицинских услуг, в т.ч. о состоянии здоровья, хронических заболеваниях, а также, в случае необходимости, о могущих повлиять на ход лечения Пациента заболеваниях родственников, без указания их данных, злоупотреблении алкоголем или наркотическими препаратами, включая информацию о возможных аллергических реакциях на лекарственные препараты, пищевые или другие аллергены. </w:t>
+      </w:r>
+      <w:proofErr w:type="gramStart"/>
+      <w:r>
+        <w:rPr>
+          <w:rFonts w:ascii="Times New Roman" w:hAnsi="Times New Roman" w:cs="Times New Roman"/>
+          <w:bCs/>
+          <w:sz w:val="13"/>
+          <w:szCs w:val="13"/>
+        </w:rPr>
+        <w:t>При наличии письменных подтверждений указанной информации,</w:t>
+      </w:r>
+      <w:proofErr w:type="gramEnd"/>
+      <w:r>
+        <w:rPr>
+          <w:rFonts w:ascii="Times New Roman" w:hAnsi="Times New Roman" w:cs="Times New Roman"/>
+          <w:bCs/>
+          <w:sz w:val="13"/>
+          <w:szCs w:val="13"/>
+        </w:rPr>
+        <w:t xml:space="preserve"> предоставить данные подтверждения в копиях. Пациент осознает, что невыполнение предписаний Центра, несообщение необходимых сведений, нарушение предписанного режима и допущение иных нарушений могут повлечь снижение качества оказываемых услуг. Всю ответственность в данном случае несет Пациент.</w:t>
       </w:r>
     </w:p>
     <w:p>
@@ -1187,7 +1546,47 @@
           <w:sz w:val="13"/>
           <w:szCs w:val="13"/>
         </w:rPr>
-        <w:t>2.3.7. Изменять Прейскурант цен в течение срока действия настоящего Договора в одностороннем порядке без согласования с Пациентом. С измененным прейскурантом цен Пациент может ознакомиться у стойки администратора при входе в Центр.</w:t>
+        <w:t xml:space="preserve">2.3.7. Изменять </w:t>
+      </w:r>
+      <w:proofErr w:type="gramStart"/>
+      <w:r>
+        <w:rPr>
+          <w:rFonts w:ascii="Times New Roman" w:hAnsi="Times New Roman" w:cs="Times New Roman"/>
+          <w:bCs/>
+          <w:sz w:val="13"/>
+          <w:szCs w:val="13"/>
+        </w:rPr>
+        <w:t>Прейскурант цен</w:t>
+      </w:r>
+      <w:proofErr w:type="gramEnd"/>
+      <w:r>
+        <w:rPr>
+          <w:rFonts w:ascii="Times New Roman" w:hAnsi="Times New Roman" w:cs="Times New Roman"/>
+          <w:bCs/>
+          <w:sz w:val="13"/>
+          <w:szCs w:val="13"/>
+        </w:rPr>
+        <w:t xml:space="preserve"> в течение срока действия настоящего Договора в одностороннем порядке без согласования с Пациентом. С измененным </w:t>
+      </w:r>
+      <w:proofErr w:type="gramStart"/>
+      <w:r>
+        <w:rPr>
+          <w:rFonts w:ascii="Times New Roman" w:hAnsi="Times New Roman" w:cs="Times New Roman"/>
+          <w:bCs/>
+          <w:sz w:val="13"/>
+          <w:szCs w:val="13"/>
+        </w:rPr>
+        <w:t>прейскурантом цен</w:t>
+      </w:r>
+      <w:proofErr w:type="gramEnd"/>
+      <w:r>
+        <w:rPr>
+          <w:rFonts w:ascii="Times New Roman" w:hAnsi="Times New Roman" w:cs="Times New Roman"/>
+          <w:bCs/>
+          <w:sz w:val="13"/>
+          <w:szCs w:val="13"/>
+        </w:rPr>
+        <w:t xml:space="preserve"> Пациент может ознакомиться у стойки администратора при входе в Центр.</w:t>
       </w:r>
     </w:p>
     <w:p>
@@ -1652,6 +2051,7 @@
         </w:rPr>
         <w:t xml:space="preserve">3.1. Общая стоимость медицинской услуги в соответствии с утвержденными тарифами на медицинские услуги составляет </w:t>
       </w:r>
+      <w:proofErr w:type="gramStart"/>
       <w:r>
         <w:rPr>
           <w:rFonts w:ascii="Times New Roman" w:hAnsi="Times New Roman" w:cs="Times New Roman"/>
@@ -1660,7 +2060,84 @@
           <w:szCs w:val="13"/>
           <w:u w:val="single"/>
         </w:rPr>
-        <w:t xml:space="preserve">{{ total_price }} ({{ total_price_words }}) </w:t>
+        <w:t>{{ total</w:t>
+      </w:r>
+      <w:proofErr w:type="gramEnd"/>
+      <w:r>
+        <w:rPr>
+          <w:rFonts w:ascii="Times New Roman" w:hAnsi="Times New Roman" w:cs="Times New Roman"/>
+          <w:bCs/>
+          <w:sz w:val="13"/>
+          <w:szCs w:val="13"/>
+          <w:u w:val="single"/>
+        </w:rPr>
+        <w:t>_</w:t>
+      </w:r>
+      <w:proofErr w:type="gramStart"/>
+      <w:r>
+        <w:rPr>
+          <w:rFonts w:ascii="Times New Roman" w:hAnsi="Times New Roman" w:cs="Times New Roman"/>
+          <w:bCs/>
+          <w:sz w:val="13"/>
+          <w:szCs w:val="13"/>
+          <w:u w:val="single"/>
+        </w:rPr>
+        <w:t>price }</w:t>
+      </w:r>
+      <w:proofErr w:type="gramEnd"/>
+      <w:r>
+        <w:rPr>
+          <w:rFonts w:ascii="Times New Roman" w:hAnsi="Times New Roman" w:cs="Times New Roman"/>
+          <w:bCs/>
+          <w:sz w:val="13"/>
+          <w:szCs w:val="13"/>
+          <w:u w:val="single"/>
+        </w:rPr>
+        <w:t>} (</w:t>
+      </w:r>
+      <w:proofErr w:type="gramStart"/>
+      <w:r>
+        <w:rPr>
+          <w:rFonts w:ascii="Times New Roman" w:hAnsi="Times New Roman" w:cs="Times New Roman"/>
+          <w:bCs/>
+          <w:sz w:val="13"/>
+          <w:szCs w:val="13"/>
+          <w:u w:val="single"/>
+        </w:rPr>
+        <w:t>{{ total</w:t>
+      </w:r>
+      <w:proofErr w:type="gramEnd"/>
+      <w:r>
+        <w:rPr>
+          <w:rFonts w:ascii="Times New Roman" w:hAnsi="Times New Roman" w:cs="Times New Roman"/>
+          <w:bCs/>
+          <w:sz w:val="13"/>
+          <w:szCs w:val="13"/>
+          <w:u w:val="single"/>
+        </w:rPr>
+        <w:t>_price_</w:t>
+      </w:r>
+      <w:proofErr w:type="gramStart"/>
+      <w:r>
+        <w:rPr>
+          <w:rFonts w:ascii="Times New Roman" w:hAnsi="Times New Roman" w:cs="Times New Roman"/>
+          <w:bCs/>
+          <w:sz w:val="13"/>
+          <w:szCs w:val="13"/>
+          <w:u w:val="single"/>
+        </w:rPr>
+        <w:t>words }</w:t>
+      </w:r>
+      <w:proofErr w:type="gramEnd"/>
+      <w:r>
+        <w:rPr>
+          <w:rFonts w:ascii="Times New Roman" w:hAnsi="Times New Roman" w:cs="Times New Roman"/>
+          <w:bCs/>
+          <w:sz w:val="13"/>
+          <w:szCs w:val="13"/>
+          <w:u w:val="single"/>
+        </w:rPr>
+        <w:t xml:space="preserve">}) </w:t>
       </w:r>
       <w:r>
         <w:rPr>
@@ -1699,7 +2176,25 @@
           <w:sz w:val="13"/>
           <w:szCs w:val="13"/>
         </w:rPr>
-        <w:t xml:space="preserve">Оплата за услуги производится путём внесения наличных денежных средств в кассу Исполнителя или в безналичной форме путем использования платежных карт через терминальное устройство Исполнителя. </w:t>
+        <w:t xml:space="preserve">Оплата </w:t>
+      </w:r>
+      <w:proofErr w:type="gramStart"/>
+      <w:r>
+        <w:rPr>
+          <w:rFonts w:ascii="Times New Roman" w:hAnsi="Times New Roman" w:cs="Times New Roman"/>
+          <w:sz w:val="13"/>
+          <w:szCs w:val="13"/>
+        </w:rPr>
+        <w:t>за услуги</w:t>
+      </w:r>
+      <w:proofErr w:type="gramEnd"/>
+      <w:r>
+        <w:rPr>
+          <w:rFonts w:ascii="Times New Roman" w:hAnsi="Times New Roman" w:cs="Times New Roman"/>
+          <w:sz w:val="13"/>
+          <w:szCs w:val="13"/>
+        </w:rPr>
+        <w:t xml:space="preserve"> производится путём внесения наличных денежных средств в кассу Исполнителя или в безналичной форме путем использования платежных карт через терминальное устройство Исполнителя. </w:t>
       </w:r>
       <w:r>
         <w:rPr>
@@ -1746,7 +2241,27 @@
           <w:sz w:val="13"/>
           <w:szCs w:val="13"/>
         </w:rPr>
-        <w:t>3.3 Оплата медицинских услуг Центра является подтверждением присоединения (акцептирования) к настоящему Договору, ознакомлением и согласием с Прейскурантом цен. Оплата медицинских услуг осуществляется Пациентом в следующие сроки:</w:t>
+        <w:t xml:space="preserve">3.3 Оплата медицинских услуг Центра является подтверждением присоединения (акцептирования) к настоящему Договору, ознакомлением и согласием с </w:t>
+      </w:r>
+      <w:proofErr w:type="gramStart"/>
+      <w:r>
+        <w:rPr>
+          <w:rFonts w:ascii="Times New Roman" w:hAnsi="Times New Roman" w:cs="Times New Roman"/>
+          <w:bCs/>
+          <w:sz w:val="13"/>
+          <w:szCs w:val="13"/>
+        </w:rPr>
+        <w:t>Прейскурантом цен</w:t>
+      </w:r>
+      <w:proofErr w:type="gramEnd"/>
+      <w:r>
+        <w:rPr>
+          <w:rFonts w:ascii="Times New Roman" w:hAnsi="Times New Roman" w:cs="Times New Roman"/>
+          <w:bCs/>
+          <w:sz w:val="13"/>
+          <w:szCs w:val="13"/>
+        </w:rPr>
+        <w:t>. Оплата медицинских услуг осуществляется Пациентом в следующие сроки:</w:t>
       </w:r>
     </w:p>
     <w:p>
@@ -1788,7 +2303,27 @@
           <w:sz w:val="13"/>
           <w:szCs w:val="13"/>
         </w:rPr>
-        <w:t>3.3.2. Непосредственно после оказания соответствующих медицинских услуг, т.е. в день оказания медицинских услуг, в случае если необходимость оказания медицинских услуг возникла на приеме у врача-специалиста Центра, и Пациент выразил свое согласие на оказание ему дополнительных медицинских услуг. Оплата производится в кассе Центра.</w:t>
+        <w:t xml:space="preserve">3.3.2. Непосредственно после оказания соответствующих медицинских услуг, </w:t>
+      </w:r>
+      <w:proofErr w:type="gramStart"/>
+      <w:r>
+        <w:rPr>
+          <w:rFonts w:ascii="Times New Roman" w:hAnsi="Times New Roman" w:cs="Times New Roman"/>
+          <w:bCs/>
+          <w:sz w:val="13"/>
+          <w:szCs w:val="13"/>
+        </w:rPr>
+        <w:t>т.е.</w:t>
+      </w:r>
+      <w:proofErr w:type="gramEnd"/>
+      <w:r>
+        <w:rPr>
+          <w:rFonts w:ascii="Times New Roman" w:hAnsi="Times New Roman" w:cs="Times New Roman"/>
+          <w:bCs/>
+          <w:sz w:val="13"/>
+          <w:szCs w:val="13"/>
+        </w:rPr>
+        <w:t xml:space="preserve"> в день оказания медицинских услуг, в случае если необходимость оказания медицинских услуг возникла на приеме у врача-специалиста Центра, и Пациент выразил свое согласие на оказание ему дополнительных медицинских услуг. Оплата производится в кассе Центра.</w:t>
       </w:r>
     </w:p>
     <w:p>
@@ -1884,7 +2419,27 @@
           <w:sz w:val="13"/>
           <w:szCs w:val="13"/>
         </w:rPr>
-        <w:t>4.3. При разглашении одной из сторон сведений, относящихся к категории конфиденциальной информации, виновная сторона несет ответственность и обязана возместить другой стороне понесенные ей в связи с этим убытки.</w:t>
+        <w:t xml:space="preserve">4.3. При разглашении одной из сторон сведений, относящихся к категории конфиденциальной информации, виновная сторона несет ответственность и обязана возместить другой стороне понесенные </w:t>
+      </w:r>
+      <w:proofErr w:type="gramStart"/>
+      <w:r>
+        <w:rPr>
+          <w:rFonts w:ascii="Times New Roman" w:hAnsi="Times New Roman" w:cs="Times New Roman"/>
+          <w:bCs/>
+          <w:sz w:val="13"/>
+          <w:szCs w:val="13"/>
+        </w:rPr>
+        <w:t>ей</w:t>
+      </w:r>
+      <w:proofErr w:type="gramEnd"/>
+      <w:r>
+        <w:rPr>
+          <w:rFonts w:ascii="Times New Roman" w:hAnsi="Times New Roman" w:cs="Times New Roman"/>
+          <w:bCs/>
+          <w:sz w:val="13"/>
+          <w:szCs w:val="13"/>
+        </w:rPr>
+        <w:t xml:space="preserve"> в связи с этим убытки.</w:t>
       </w:r>
     </w:p>
     <w:p>
@@ -2246,35 +2801,66 @@
           <w:szCs w:val="13"/>
         </w:rPr>
       </w:pPr>
-      <w:r>
-        <w:rPr>
-          <w:rFonts w:ascii="Times New Roman" w:hAnsi="Times New Roman" w:cs="Times New Roman"/>
-          <w:bCs/>
-          <w:sz w:val="13"/>
-          <w:szCs w:val="13"/>
-        </w:rPr>
-        <w:t>7.4  По инициативе Центра Договор может быть расторгнут в одностороннем внесудебном порядке:</w:t>
-      </w:r>
-    </w:p>
-    <w:p>
-      <w:pPr>
-        <w:pStyle w:val="ConsPlusNonformat"/>
-        <w:jc w:val="both"/>
-        <w:rPr>
-          <w:rFonts w:ascii="Times New Roman" w:hAnsi="Times New Roman" w:cs="Times New Roman"/>
-          <w:bCs/>
-          <w:sz w:val="13"/>
-          <w:szCs w:val="13"/>
-        </w:rPr>
-      </w:pPr>
-      <w:r>
-        <w:rPr>
-          <w:rFonts w:ascii="Times New Roman" w:hAnsi="Times New Roman" w:cs="Times New Roman"/>
-          <w:bCs/>
-          <w:sz w:val="13"/>
-          <w:szCs w:val="13"/>
-        </w:rPr>
-        <w:t>- в случае невыполнения Пациентом рекомендаций и назначений лечащего врача (медицинского персонала Центра) (нарушение медицинских предписаний, лечебно-охранительного режима и т.п.), а также нарушения Пациентом других условий настоящего Договора;</w:t>
+      <w:proofErr w:type="gramStart"/>
+      <w:r>
+        <w:rPr>
+          <w:rFonts w:ascii="Times New Roman" w:hAnsi="Times New Roman" w:cs="Times New Roman"/>
+          <w:bCs/>
+          <w:sz w:val="13"/>
+          <w:szCs w:val="13"/>
+        </w:rPr>
+        <w:t>7.4  По</w:t>
+      </w:r>
+      <w:proofErr w:type="gramEnd"/>
+      <w:r>
+        <w:rPr>
+          <w:rFonts w:ascii="Times New Roman" w:hAnsi="Times New Roman" w:cs="Times New Roman"/>
+          <w:bCs/>
+          <w:sz w:val="13"/>
+          <w:szCs w:val="13"/>
+        </w:rPr>
+        <w:t xml:space="preserve"> инициативе Центра Договор может быть расторгнут в одностороннем внесудебном порядке:</w:t>
+      </w:r>
+    </w:p>
+    <w:p>
+      <w:pPr>
+        <w:pStyle w:val="ConsPlusNonformat"/>
+        <w:jc w:val="both"/>
+        <w:rPr>
+          <w:rFonts w:ascii="Times New Roman" w:hAnsi="Times New Roman" w:cs="Times New Roman"/>
+          <w:bCs/>
+          <w:sz w:val="13"/>
+          <w:szCs w:val="13"/>
+        </w:rPr>
+      </w:pPr>
+      <w:r>
+        <w:rPr>
+          <w:rFonts w:ascii="Times New Roman" w:hAnsi="Times New Roman" w:cs="Times New Roman"/>
+          <w:bCs/>
+          <w:sz w:val="13"/>
+          <w:szCs w:val="13"/>
+        </w:rPr>
+        <w:t xml:space="preserve">- в случае невыполнения Пациентом рекомендаций и назначений лечащего врача (медицинского персонала Центра) (нарушение медицинских предписаний, лечебно-охранительного режима и </w:t>
+      </w:r>
+      <w:proofErr w:type="gramStart"/>
+      <w:r>
+        <w:rPr>
+          <w:rFonts w:ascii="Times New Roman" w:hAnsi="Times New Roman" w:cs="Times New Roman"/>
+          <w:bCs/>
+          <w:sz w:val="13"/>
+          <w:szCs w:val="13"/>
+        </w:rPr>
+        <w:t>т.п.</w:t>
+      </w:r>
+      <w:proofErr w:type="gramEnd"/>
+      <w:r>
+        <w:rPr>
+          <w:rFonts w:ascii="Times New Roman" w:hAnsi="Times New Roman" w:cs="Times New Roman"/>
+          <w:bCs/>
+          <w:sz w:val="13"/>
+          <w:szCs w:val="13"/>
+        </w:rPr>
+        <w:t>), а также нарушения Пациентом других условий настоящего Договора;</w:t>
       </w:r>
     </w:p>
     <w:p>
@@ -2679,8 +3265,19 @@
                 <w:sz w:val="13"/>
                 <w:szCs w:val="13"/>
               </w:rPr>
-              <w:t>тел(факс) (8212)30-20-24</w:t>
-            </w:r>
+              <w:t>тел(факс) (8212)30-</w:t>
+            </w:r>
+            <w:proofErr w:type="gramStart"/>
+            <w:r>
+              <w:rPr>
+                <w:rFonts w:ascii="Times New Roman" w:hAnsi="Times New Roman" w:cs="Times New Roman"/>
+                <w:bCs/>
+                <w:sz w:val="13"/>
+                <w:szCs w:val="13"/>
+              </w:rPr>
+              <w:t>20-24</w:t>
+            </w:r>
+            <w:proofErr w:type="gramEnd"/>
           </w:p>
           <w:p>
             <w:pPr>
@@ -2772,8 +3369,19 @@
                 <w:sz w:val="13"/>
                 <w:szCs w:val="13"/>
               </w:rPr>
-              <w:t xml:space="preserve"> О.Е.</w:t>
-            </w:r>
+              <w:t xml:space="preserve"> </w:t>
+            </w:r>
+            <w:proofErr w:type="gramStart"/>
+            <w:r>
+              <w:rPr>
+                <w:rFonts w:ascii="Times New Roman" w:hAnsi="Times New Roman" w:cs="Times New Roman"/>
+                <w:bCs/>
+                <w:sz w:val="13"/>
+                <w:szCs w:val="13"/>
+              </w:rPr>
+              <w:t>О.Е.</w:t>
+            </w:r>
+            <w:proofErr w:type="gramEnd"/>
           </w:p>
         </w:tc>
         <w:tc>
@@ -2805,6 +3413,7 @@
                 <w:lang w:val="en-US"/>
               </w:rPr>
             </w:pPr>
+            <w:proofErr w:type="gramStart"/>
             <w:r>
               <w:rPr>
                 <w:rFonts w:ascii="Times New Roman" w:hAnsi="Times New Roman" w:cs="Times New Roman"/>
@@ -2863,7 +3472,115 @@
                 <w:u w:val="single"/>
                 <w:lang w:val="en-US"/>
               </w:rPr>
-              <w:t>{{ surname }} {{ first_name }} {{ last_name }}</w:t>
+              <w:t>{{ surname</w:t>
+            </w:r>
+            <w:proofErr w:type="gramEnd"/>
+            <w:r>
+              <w:rPr>
+                <w:rFonts w:ascii="Times New Roman" w:hAnsi="Times New Roman" w:cs="Times New Roman"/>
+                <w:bCs/>
+                <w:sz w:val="13"/>
+                <w:szCs w:val="13"/>
+                <w:u w:val="single"/>
+                <w:lang w:val="en-US"/>
+              </w:rPr>
+              <w:t xml:space="preserve"> }} </w:t>
+            </w:r>
+            <w:proofErr w:type="gramStart"/>
+            <w:r>
+              <w:rPr>
+                <w:rFonts w:ascii="Times New Roman" w:hAnsi="Times New Roman" w:cs="Times New Roman"/>
+                <w:bCs/>
+                <w:sz w:val="13"/>
+                <w:szCs w:val="13"/>
+                <w:u w:val="single"/>
+                <w:lang w:val="en-US"/>
+              </w:rPr>
+              <w:t>{{ first</w:t>
+            </w:r>
+            <w:proofErr w:type="gramEnd"/>
+            <w:r>
+              <w:rPr>
+                <w:rFonts w:ascii="Times New Roman" w:hAnsi="Times New Roman" w:cs="Times New Roman"/>
+                <w:bCs/>
+                <w:sz w:val="13"/>
+                <w:szCs w:val="13"/>
+                <w:u w:val="single"/>
+                <w:lang w:val="en-US"/>
+              </w:rPr>
+              <w:t>_</w:t>
+            </w:r>
+            <w:proofErr w:type="gramStart"/>
+            <w:r>
+              <w:rPr>
+                <w:rFonts w:ascii="Times New Roman" w:hAnsi="Times New Roman" w:cs="Times New Roman"/>
+                <w:bCs/>
+                <w:sz w:val="13"/>
+                <w:szCs w:val="13"/>
+                <w:u w:val="single"/>
+                <w:lang w:val="en-US"/>
+              </w:rPr>
+              <w:t>name }</w:t>
+            </w:r>
+            <w:proofErr w:type="gramEnd"/>
+            <w:r>
+              <w:rPr>
+                <w:rFonts w:ascii="Times New Roman" w:hAnsi="Times New Roman" w:cs="Times New Roman"/>
+                <w:bCs/>
+                <w:sz w:val="13"/>
+                <w:szCs w:val="13"/>
+                <w:u w:val="single"/>
+                <w:lang w:val="en-US"/>
+              </w:rPr>
+              <w:t xml:space="preserve">} </w:t>
+            </w:r>
+            <w:proofErr w:type="gramStart"/>
+            <w:r>
+              <w:rPr>
+                <w:rFonts w:ascii="Times New Roman" w:hAnsi="Times New Roman" w:cs="Times New Roman"/>
+                <w:bCs/>
+                <w:sz w:val="13"/>
+                <w:szCs w:val="13"/>
+                <w:u w:val="single"/>
+                <w:lang w:val="en-US"/>
+              </w:rPr>
+              <w:t>{{ last</w:t>
+            </w:r>
+            <w:proofErr w:type="gramEnd"/>
+            <w:r>
+              <w:rPr>
+                <w:rFonts w:ascii="Times New Roman" w:hAnsi="Times New Roman" w:cs="Times New Roman"/>
+                <w:bCs/>
+                <w:sz w:val="13"/>
+                <w:szCs w:val="13"/>
+                <w:u w:val="single"/>
+                <w:lang w:val="en-US"/>
+              </w:rPr>
+              <w:t>_</w:t>
+            </w:r>
+            <w:proofErr w:type="gramStart"/>
+            <w:r>
+              <w:rPr>
+                <w:rFonts w:ascii="Times New Roman" w:hAnsi="Times New Roman" w:cs="Times New Roman"/>
+                <w:bCs/>
+                <w:sz w:val="13"/>
+                <w:szCs w:val="13"/>
+                <w:u w:val="single"/>
+                <w:lang w:val="en-US"/>
+              </w:rPr>
+              <w:t>name }</w:t>
+            </w:r>
+            <w:proofErr w:type="gramEnd"/>
+            <w:r>
+              <w:rPr>
+                <w:rFonts w:ascii="Times New Roman" w:hAnsi="Times New Roman" w:cs="Times New Roman"/>
+                <w:bCs/>
+                <w:sz w:val="13"/>
+                <w:szCs w:val="13"/>
+                <w:u w:val="single"/>
+                <w:lang w:val="en-US"/>
+              </w:rPr>
+              <w:t>}</w:t>
             </w:r>
           </w:p>
           <w:p>
@@ -2945,6 +3662,7 @@
               </w:rPr>
               <w:t xml:space="preserve"> </w:t>
             </w:r>
+            <w:proofErr w:type="gramStart"/>
             <w:r>
               <w:rPr>
                 <w:rFonts w:ascii="Times New Roman" w:hAnsi="Times New Roman" w:cs="Times New Roman"/>
@@ -2953,7 +3671,106 @@
                 <w:szCs w:val="13"/>
                 <w:lang w:val="en-US"/>
               </w:rPr>
-              <w:t>{{ passport }} {{ p_series }} {{ p_number }}</w:t>
+              <w:t>{{ passport</w:t>
+            </w:r>
+            <w:proofErr w:type="gramEnd"/>
+            <w:r>
+              <w:rPr>
+                <w:rFonts w:ascii="Times New Roman" w:hAnsi="Times New Roman" w:cs="Times New Roman"/>
+                <w:bCs/>
+                <w:sz w:val="13"/>
+                <w:szCs w:val="13"/>
+                <w:lang w:val="en-US"/>
+              </w:rPr>
+              <w:t xml:space="preserve"> }} </w:t>
+            </w:r>
+            <w:proofErr w:type="gramStart"/>
+            <w:r>
+              <w:rPr>
+                <w:rFonts w:ascii="Times New Roman" w:hAnsi="Times New Roman" w:cs="Times New Roman"/>
+                <w:bCs/>
+                <w:sz w:val="13"/>
+                <w:szCs w:val="13"/>
+                <w:lang w:val="en-US"/>
+              </w:rPr>
+              <w:t>{{ p</w:t>
+            </w:r>
+            <w:proofErr w:type="gramEnd"/>
+            <w:r>
+              <w:rPr>
+                <w:rFonts w:ascii="Times New Roman" w:hAnsi="Times New Roman" w:cs="Times New Roman"/>
+                <w:bCs/>
+                <w:sz w:val="13"/>
+                <w:szCs w:val="13"/>
+                <w:lang w:val="en-US"/>
+              </w:rPr>
+              <w:t>_</w:t>
+            </w:r>
+            <w:proofErr w:type="gramStart"/>
+            <w:r>
+              <w:rPr>
+                <w:rFonts w:ascii="Times New Roman" w:hAnsi="Times New Roman" w:cs="Times New Roman"/>
+                <w:bCs/>
+                <w:sz w:val="13"/>
+                <w:szCs w:val="13"/>
+                <w:lang w:val="en-US"/>
+              </w:rPr>
+              <w:t>series }</w:t>
+            </w:r>
+            <w:proofErr w:type="gramEnd"/>
+            <w:r>
+              <w:rPr>
+                <w:rFonts w:ascii="Times New Roman" w:hAnsi="Times New Roman" w:cs="Times New Roman"/>
+                <w:bCs/>
+                <w:sz w:val="13"/>
+                <w:szCs w:val="13"/>
+                <w:lang w:val="en-US"/>
+              </w:rPr>
+              <w:t xml:space="preserve">} </w:t>
+            </w:r>
+            <w:proofErr w:type="gramStart"/>
+            <w:r>
+              <w:rPr>
+                <w:rFonts w:ascii="Times New Roman" w:hAnsi="Times New Roman" w:cs="Times New Roman"/>
+                <w:bCs/>
+                <w:sz w:val="13"/>
+                <w:szCs w:val="13"/>
+                <w:lang w:val="en-US"/>
+              </w:rPr>
+              <w:t>{{ p</w:t>
+            </w:r>
+            <w:proofErr w:type="gramEnd"/>
+            <w:r>
+              <w:rPr>
+                <w:rFonts w:ascii="Times New Roman" w:hAnsi="Times New Roman" w:cs="Times New Roman"/>
+                <w:bCs/>
+                <w:sz w:val="13"/>
+                <w:szCs w:val="13"/>
+                <w:lang w:val="en-US"/>
+              </w:rPr>
+              <w:t>_</w:t>
+            </w:r>
+            <w:proofErr w:type="gramStart"/>
+            <w:r>
+              <w:rPr>
+                <w:rFonts w:ascii="Times New Roman" w:hAnsi="Times New Roman" w:cs="Times New Roman"/>
+                <w:bCs/>
+                <w:sz w:val="13"/>
+                <w:szCs w:val="13"/>
+                <w:lang w:val="en-US"/>
+              </w:rPr>
+              <w:t>number }</w:t>
+            </w:r>
+            <w:proofErr w:type="gramEnd"/>
+            <w:r>
+              <w:rPr>
+                <w:rFonts w:ascii="Times New Roman" w:hAnsi="Times New Roman" w:cs="Times New Roman"/>
+                <w:bCs/>
+                <w:sz w:val="13"/>
+                <w:szCs w:val="13"/>
+                <w:lang w:val="en-US"/>
+              </w:rPr>
+              <w:t>}</w:t>
             </w:r>
           </w:p>
           <w:p>
@@ -3014,6 +3831,7 @@
               </w:rPr>
               <w:t xml:space="preserve">: </w:t>
             </w:r>
+            <w:proofErr w:type="gramStart"/>
             <w:r>
               <w:rPr>
                 <w:rFonts w:ascii="Times New Roman" w:hAnsi="Times New Roman" w:cs="Times New Roman"/>
@@ -3023,7 +3841,43 @@
                 <w:u w:val="single"/>
                 <w:lang w:val="en-US"/>
               </w:rPr>
-              <w:t>{{ phone_number }}</w:t>
+              <w:t>{{ phone</w:t>
+            </w:r>
+            <w:proofErr w:type="gramEnd"/>
+            <w:r>
+              <w:rPr>
+                <w:rFonts w:ascii="Times New Roman" w:hAnsi="Times New Roman" w:cs="Times New Roman"/>
+                <w:bCs/>
+                <w:sz w:val="13"/>
+                <w:szCs w:val="13"/>
+                <w:u w:val="single"/>
+                <w:lang w:val="en-US"/>
+              </w:rPr>
+              <w:t>_</w:t>
+            </w:r>
+            <w:proofErr w:type="gramStart"/>
+            <w:r>
+              <w:rPr>
+                <w:rFonts w:ascii="Times New Roman" w:hAnsi="Times New Roman" w:cs="Times New Roman"/>
+                <w:bCs/>
+                <w:sz w:val="13"/>
+                <w:szCs w:val="13"/>
+                <w:u w:val="single"/>
+                <w:lang w:val="en-US"/>
+              </w:rPr>
+              <w:t>number }</w:t>
+            </w:r>
+            <w:proofErr w:type="gramEnd"/>
+            <w:r>
+              <w:rPr>
+                <w:rFonts w:ascii="Times New Roman" w:hAnsi="Times New Roman" w:cs="Times New Roman"/>
+                <w:bCs/>
+                <w:sz w:val="13"/>
+                <w:szCs w:val="13"/>
+                <w:u w:val="single"/>
+                <w:lang w:val="en-US"/>
+              </w:rPr>
+              <w:t>}</w:t>
             </w:r>
           </w:p>
           <w:p>
@@ -3065,6 +3919,7 @@
                 <w:lang w:val="en-US"/>
               </w:rPr>
             </w:pPr>
+            <w:proofErr w:type="gramStart"/>
             <w:r>
               <w:rPr>
                 <w:rFonts w:ascii="Times New Roman" w:hAnsi="Times New Roman" w:cs="Times New Roman"/>
@@ -3074,8 +3929,9 @@
                 <w:u w:val="single"/>
                 <w:lang w:val="en-US"/>
               </w:rPr>
-              <w:t>{{ surname }} {{ first_name }} {{ last_name }}</w:t>
-            </w:r>
+              <w:t>{{ surname</w:t>
+            </w:r>
+            <w:proofErr w:type="gramEnd"/>
             <w:r>
               <w:rPr>
                 <w:rFonts w:ascii="Times New Roman" w:hAnsi="Times New Roman" w:cs="Times New Roman"/>
@@ -3085,7 +3941,114 @@
                 <w:u w:val="single"/>
                 <w:lang w:val="en-US"/>
               </w:rPr>
-              <w:t>/_____________</w:t>
+              <w:t xml:space="preserve"> }} </w:t>
+            </w:r>
+            <w:proofErr w:type="gramStart"/>
+            <w:r>
+              <w:rPr>
+                <w:rFonts w:ascii="Times New Roman" w:hAnsi="Times New Roman" w:cs="Times New Roman"/>
+                <w:bCs/>
+                <w:sz w:val="13"/>
+                <w:szCs w:val="13"/>
+                <w:u w:val="single"/>
+                <w:lang w:val="en-US"/>
+              </w:rPr>
+              <w:t>{{ first</w:t>
+            </w:r>
+            <w:proofErr w:type="gramEnd"/>
+            <w:r>
+              <w:rPr>
+                <w:rFonts w:ascii="Times New Roman" w:hAnsi="Times New Roman" w:cs="Times New Roman"/>
+                <w:bCs/>
+                <w:sz w:val="13"/>
+                <w:szCs w:val="13"/>
+                <w:u w:val="single"/>
+                <w:lang w:val="en-US"/>
+              </w:rPr>
+              <w:t>_</w:t>
+            </w:r>
+            <w:proofErr w:type="gramStart"/>
+            <w:r>
+              <w:rPr>
+                <w:rFonts w:ascii="Times New Roman" w:hAnsi="Times New Roman" w:cs="Times New Roman"/>
+                <w:bCs/>
+                <w:sz w:val="13"/>
+                <w:szCs w:val="13"/>
+                <w:u w:val="single"/>
+                <w:lang w:val="en-US"/>
+              </w:rPr>
+              <w:t>name }</w:t>
+            </w:r>
+            <w:proofErr w:type="gramEnd"/>
+            <w:r>
+              <w:rPr>
+                <w:rFonts w:ascii="Times New Roman" w:hAnsi="Times New Roman" w:cs="Times New Roman"/>
+                <w:bCs/>
+                <w:sz w:val="13"/>
+                <w:szCs w:val="13"/>
+                <w:u w:val="single"/>
+                <w:lang w:val="en-US"/>
+              </w:rPr>
+              <w:t xml:space="preserve">} </w:t>
+            </w:r>
+            <w:proofErr w:type="gramStart"/>
+            <w:r>
+              <w:rPr>
+                <w:rFonts w:ascii="Times New Roman" w:hAnsi="Times New Roman" w:cs="Times New Roman"/>
+                <w:bCs/>
+                <w:sz w:val="13"/>
+                <w:szCs w:val="13"/>
+                <w:u w:val="single"/>
+                <w:lang w:val="en-US"/>
+              </w:rPr>
+              <w:t>{{ last</w:t>
+            </w:r>
+            <w:proofErr w:type="gramEnd"/>
+            <w:r>
+              <w:rPr>
+                <w:rFonts w:ascii="Times New Roman" w:hAnsi="Times New Roman" w:cs="Times New Roman"/>
+                <w:bCs/>
+                <w:sz w:val="13"/>
+                <w:szCs w:val="13"/>
+                <w:u w:val="single"/>
+                <w:lang w:val="en-US"/>
+              </w:rPr>
+              <w:t>_</w:t>
+            </w:r>
+            <w:proofErr w:type="gramStart"/>
+            <w:r>
+              <w:rPr>
+                <w:rFonts w:ascii="Times New Roman" w:hAnsi="Times New Roman" w:cs="Times New Roman"/>
+                <w:bCs/>
+                <w:sz w:val="13"/>
+                <w:szCs w:val="13"/>
+                <w:u w:val="single"/>
+                <w:lang w:val="en-US"/>
+              </w:rPr>
+              <w:t>name }}</w:t>
+            </w:r>
+            <w:r>
+              <w:rPr>
+                <w:rFonts w:ascii="Times New Roman" w:hAnsi="Times New Roman" w:cs="Times New Roman"/>
+                <w:bCs/>
+                <w:sz w:val="13"/>
+                <w:szCs w:val="13"/>
+                <w:u w:val="single"/>
+                <w:lang w:val="en-US"/>
+              </w:rPr>
+              <w:t>/</w:t>
+            </w:r>
+            <w:proofErr w:type="gramEnd"/>
+            <w:r>
+              <w:rPr>
+                <w:rFonts w:ascii="Times New Roman" w:hAnsi="Times New Roman" w:cs="Times New Roman"/>
+                <w:bCs/>
+                <w:sz w:val="13"/>
+                <w:szCs w:val="13"/>
+                <w:u w:val="single"/>
+                <w:lang w:val="en-US"/>
+              </w:rPr>
+              <w:t>_____________</w:t>
             </w:r>
             <w:r>
               <w:rPr>
@@ -4030,7 +4993,6 @@
   <w:style w:type="character" w:default="1" w:styleId="a0">
     <w:name w:val="Default Paragraph Font"/>
     <w:uiPriority w:val="1"/>
-    <w:semiHidden/>
     <w:unhideWhenUsed/>
   </w:style>
   <w:style w:type="table" w:default="1" w:styleId="a1">

--- a/patients/templates/patients/docs/contract_IP_template.docx
+++ b/patients/templates/patients/docs/contract_IP_template.docx
@@ -20,6 +20,7 @@
         </w:rPr>
         <w:t xml:space="preserve">Договор № </w:t>
       </w:r>
+      <w:proofErr w:type="gramStart"/>
       <w:r>
         <w:rPr>
           <w:b/>
@@ -27,7 +28,7 @@
           <w:szCs w:val="16"/>
           <w:u w:val="single"/>
         </w:rPr>
-        <w:t>___</w:t>
+        <w:t xml:space="preserve">{{ </w:t>
       </w:r>
       <w:r>
         <w:rPr>
@@ -35,8 +36,49 @@
           <w:sz w:val="16"/>
           <w:szCs w:val="16"/>
           <w:u w:val="single"/>
-        </w:rPr>
-        <w:t xml:space="preserve"> </w:t>
+          <w:lang w:val="en-US"/>
+        </w:rPr>
+        <w:t>patient</w:t>
+      </w:r>
+      <w:proofErr w:type="gramEnd"/>
+      <w:r>
+        <w:rPr>
+          <w:b/>
+          <w:sz w:val="16"/>
+          <w:szCs w:val="16"/>
+          <w:u w:val="single"/>
+        </w:rPr>
+        <w:t>_</w:t>
+      </w:r>
+      <w:proofErr w:type="gramStart"/>
+      <w:r>
+        <w:rPr>
+          <w:b/>
+          <w:sz w:val="16"/>
+          <w:szCs w:val="16"/>
+          <w:u w:val="single"/>
+          <w:lang w:val="en-US"/>
+        </w:rPr>
+        <w:t>id</w:t>
+      </w:r>
+      <w:r>
+        <w:rPr>
+          <w:b/>
+          <w:sz w:val="16"/>
+          <w:szCs w:val="16"/>
+          <w:u w:val="single"/>
+        </w:rPr>
+        <w:t xml:space="preserve"> }</w:t>
+      </w:r>
+      <w:proofErr w:type="gramEnd"/>
+      <w:r>
+        <w:rPr>
+          <w:b/>
+          <w:sz w:val="16"/>
+          <w:szCs w:val="16"/>
+          <w:u w:val="single"/>
+        </w:rPr>
+        <w:t xml:space="preserve">} </w:t>
       </w:r>
       <w:r>
         <w:rPr>
@@ -126,12 +168,53 @@
                 <w:szCs w:val="16"/>
               </w:rPr>
             </w:pPr>
+            <w:proofErr w:type="gramStart"/>
             <w:r>
               <w:rPr>
                 <w:sz w:val="16"/>
                 <w:szCs w:val="16"/>
               </w:rPr>
-              <w:t>{{ appointment_date }} г.</w:t>
+              <w:t xml:space="preserve">{{ </w:t>
+            </w:r>
+            <w:proofErr w:type="spellStart"/>
+            <w:r>
+              <w:rPr>
+                <w:sz w:val="16"/>
+                <w:szCs w:val="16"/>
+              </w:rPr>
+              <w:t>appointment</w:t>
+            </w:r>
+            <w:proofErr w:type="gramEnd"/>
+            <w:r>
+              <w:rPr>
+                <w:sz w:val="16"/>
+                <w:szCs w:val="16"/>
+              </w:rPr>
+              <w:t>_</w:t>
+            </w:r>
+            <w:proofErr w:type="gramStart"/>
+            <w:r>
+              <w:rPr>
+                <w:sz w:val="16"/>
+                <w:szCs w:val="16"/>
+              </w:rPr>
+              <w:t>date</w:t>
+            </w:r>
+            <w:proofErr w:type="spellEnd"/>
+            <w:r>
+              <w:rPr>
+                <w:sz w:val="16"/>
+                <w:szCs w:val="16"/>
+              </w:rPr>
+              <w:t xml:space="preserve"> }</w:t>
+            </w:r>
+            <w:proofErr w:type="gramEnd"/>
+            <w:r>
+              <w:rPr>
+                <w:sz w:val="16"/>
+                <w:szCs w:val="16"/>
+              </w:rPr>
+              <w:t>} г.</w:t>
             </w:r>
           </w:p>
         </w:tc>
@@ -151,6 +234,7 @@
           <w:lang w:val="en-US"/>
         </w:rPr>
       </w:pPr>
+      <w:proofErr w:type="gramStart"/>
       <w:r>
         <w:rPr>
           <w:b/>
@@ -159,7 +243,150 @@
           <w:u w:val="single"/>
           <w:lang w:val="en-US"/>
         </w:rPr>
-        <w:t>{{ surname }} {{ first_name }} {{ last_name }}</w:t>
+        <w:t>{{ surname</w:t>
+      </w:r>
+      <w:proofErr w:type="gramEnd"/>
+      <w:r>
+        <w:rPr>
+          <w:b/>
+          <w:sz w:val="16"/>
+          <w:szCs w:val="16"/>
+          <w:u w:val="single"/>
+          <w:lang w:val="en-US"/>
+        </w:rPr>
+        <w:t xml:space="preserve"> }} </w:t>
+      </w:r>
+      <w:proofErr w:type="gramStart"/>
+      <w:r>
+        <w:rPr>
+          <w:b/>
+          <w:sz w:val="16"/>
+          <w:szCs w:val="16"/>
+          <w:u w:val="single"/>
+          <w:lang w:val="en-US"/>
+        </w:rPr>
+        <w:t xml:space="preserve">{{ </w:t>
+      </w:r>
+      <w:proofErr w:type="spellStart"/>
+      <w:r>
+        <w:rPr>
+          <w:b/>
+          <w:sz w:val="16"/>
+          <w:szCs w:val="16"/>
+          <w:u w:val="single"/>
+          <w:lang w:val="en-US"/>
+        </w:rPr>
+        <w:t>first</w:t>
+      </w:r>
+      <w:proofErr w:type="gramEnd"/>
+      <w:r>
+        <w:rPr>
+          <w:b/>
+          <w:sz w:val="16"/>
+          <w:szCs w:val="16"/>
+          <w:u w:val="single"/>
+          <w:lang w:val="en-US"/>
+        </w:rPr>
+        <w:t>_</w:t>
+      </w:r>
+      <w:proofErr w:type="gramStart"/>
+      <w:r>
+        <w:rPr>
+          <w:b/>
+          <w:sz w:val="16"/>
+          <w:szCs w:val="16"/>
+          <w:u w:val="single"/>
+          <w:lang w:val="en-US"/>
+        </w:rPr>
+        <w:t>name</w:t>
+      </w:r>
+      <w:proofErr w:type="spellEnd"/>
+      <w:r>
+        <w:rPr>
+          <w:b/>
+          <w:sz w:val="16"/>
+          <w:szCs w:val="16"/>
+          <w:u w:val="single"/>
+          <w:lang w:val="en-US"/>
+        </w:rPr>
+        <w:t xml:space="preserve"> }</w:t>
+      </w:r>
+      <w:proofErr w:type="gramEnd"/>
+      <w:r>
+        <w:rPr>
+          <w:b/>
+          <w:sz w:val="16"/>
+          <w:szCs w:val="16"/>
+          <w:u w:val="single"/>
+          <w:lang w:val="en-US"/>
+        </w:rPr>
+        <w:t xml:space="preserve">} </w:t>
+      </w:r>
+      <w:proofErr w:type="gramStart"/>
+      <w:r>
+        <w:rPr>
+          <w:b/>
+          <w:sz w:val="16"/>
+          <w:szCs w:val="16"/>
+          <w:u w:val="single"/>
+          <w:lang w:val="en-US"/>
+        </w:rPr>
+        <w:t xml:space="preserve">{{ </w:t>
+      </w:r>
+      <w:proofErr w:type="spellStart"/>
+      <w:r>
+        <w:rPr>
+          <w:b/>
+          <w:sz w:val="16"/>
+          <w:szCs w:val="16"/>
+          <w:u w:val="single"/>
+          <w:lang w:val="en-US"/>
+        </w:rPr>
+        <w:t>last</w:t>
+      </w:r>
+      <w:proofErr w:type="gramEnd"/>
+      <w:r>
+        <w:rPr>
+          <w:b/>
+          <w:sz w:val="16"/>
+          <w:szCs w:val="16"/>
+          <w:u w:val="single"/>
+          <w:lang w:val="en-US"/>
+        </w:rPr>
+        <w:t>_</w:t>
+      </w:r>
+      <w:proofErr w:type="gramStart"/>
+      <w:r>
+        <w:rPr>
+          <w:b/>
+          <w:sz w:val="16"/>
+          <w:szCs w:val="16"/>
+          <w:u w:val="single"/>
+          <w:lang w:val="en-US"/>
+        </w:rPr>
+        <w:t>name</w:t>
+      </w:r>
+      <w:proofErr w:type="spellEnd"/>
+      <w:r>
+        <w:rPr>
+          <w:b/>
+          <w:sz w:val="16"/>
+          <w:szCs w:val="16"/>
+          <w:u w:val="single"/>
+          <w:lang w:val="en-US"/>
+        </w:rPr>
+        <w:t xml:space="preserve"> }</w:t>
+      </w:r>
+      <w:proofErr w:type="gramEnd"/>
+      <w:r>
+        <w:rPr>
+          <w:b/>
+          <w:sz w:val="16"/>
+          <w:szCs w:val="16"/>
+          <w:u w:val="single"/>
+          <w:lang w:val="en-US"/>
+        </w:rPr>
+        <w:t>}</w:t>
       </w:r>
     </w:p>
     <w:p>
@@ -243,7 +470,23 @@
                 <w:sz w:val="13"/>
                 <w:szCs w:val="13"/>
               </w:rPr>
-              <w:t xml:space="preserve"> проживающий(ая) по адресу:</w:t>
+              <w:t xml:space="preserve"> проживающий(</w:t>
+            </w:r>
+            <w:proofErr w:type="spellStart"/>
+            <w:r>
+              <w:rPr>
+                <w:sz w:val="13"/>
+                <w:szCs w:val="13"/>
+              </w:rPr>
+              <w:t>ая</w:t>
+            </w:r>
+            <w:proofErr w:type="spellEnd"/>
+            <w:r>
+              <w:rPr>
+                <w:sz w:val="13"/>
+                <w:szCs w:val="13"/>
+              </w:rPr>
+              <w:t>) по адресу:</w:t>
             </w:r>
           </w:p>
         </w:tc>
@@ -268,14 +511,25 @@
                 <w:lang w:val="en-US"/>
               </w:rPr>
             </w:pPr>
-            <w:r>
-              <w:rPr>
-                <w:bCs/>
-                <w:sz w:val="13"/>
-                <w:szCs w:val="13"/>
-                <w:lang w:val="en-US"/>
-              </w:rPr>
-              <w:t xml:space="preserve">{{ address }}, </w:t>
+            <w:proofErr w:type="gramStart"/>
+            <w:r>
+              <w:rPr>
+                <w:bCs/>
+                <w:sz w:val="13"/>
+                <w:szCs w:val="13"/>
+                <w:lang w:val="en-US"/>
+              </w:rPr>
+              <w:t>{{ address</w:t>
+            </w:r>
+            <w:proofErr w:type="gramEnd"/>
+            <w:r>
+              <w:rPr>
+                <w:bCs/>
+                <w:sz w:val="13"/>
+                <w:szCs w:val="13"/>
+                <w:lang w:val="en-US"/>
+              </w:rPr>
+              <w:t xml:space="preserve"> }}, </w:t>
             </w:r>
           </w:p>
         </w:tc>
@@ -283,6 +537,7 @@
     </w:tbl>
     <w:p>
       <w:pPr>
+        <w:ind w:left="-1276"/>
         <w:rPr>
           <w:sz w:val="13"/>
           <w:szCs w:val="13"/>
@@ -316,7 +571,7 @@
         <w:tabs>
           <w:tab w:val="left" w:pos="3330"/>
         </w:tabs>
-        <w:ind w:left="-709"/>
+        <w:ind w:left="-1276"/>
         <w:jc w:val="center"/>
         <w:rPr>
           <w:b/>
@@ -332,6 +587,7 @@
     <w:p>
       <w:pPr>
         <w:pStyle w:val="ConsPlusNonformat"/>
+        <w:ind w:left="-1276"/>
         <w:jc w:val="center"/>
         <w:rPr>
           <w:rFonts w:ascii="Times New Roman" w:hAnsi="Times New Roman" w:cs="Times New Roman"/>
@@ -353,22 +609,73 @@
     <w:p>
       <w:pPr>
         <w:pStyle w:val="ConsPlusNonformat"/>
-        <w:jc w:val="both"/>
-        <w:rPr>
-          <w:rFonts w:ascii="Times New Roman" w:hAnsi="Times New Roman" w:cs="Times New Roman"/>
-          <w:bCs/>
-          <w:sz w:val="13"/>
-          <w:szCs w:val="13"/>
-        </w:rPr>
-      </w:pPr>
-      <w:r>
-        <w:rPr>
-          <w:rFonts w:ascii="Times New Roman" w:hAnsi="Times New Roman" w:cs="Times New Roman"/>
-          <w:bCs/>
-          <w:sz w:val="13"/>
-          <w:szCs w:val="13"/>
-        </w:rPr>
-        <w:t xml:space="preserve">1.1.  Исполнитель  по заданию  Заказчика  обязуется оказать следующие услуги (перечень платных мед. услуг)  </w:t>
+        <w:ind w:left="-1276"/>
+        <w:jc w:val="both"/>
+        <w:rPr>
+          <w:rFonts w:ascii="Times New Roman" w:hAnsi="Times New Roman" w:cs="Times New Roman"/>
+          <w:bCs/>
+          <w:sz w:val="13"/>
+          <w:szCs w:val="13"/>
+        </w:rPr>
+      </w:pPr>
+      <w:r>
+        <w:rPr>
+          <w:rFonts w:ascii="Times New Roman" w:hAnsi="Times New Roman" w:cs="Times New Roman"/>
+          <w:bCs/>
+          <w:sz w:val="13"/>
+          <w:szCs w:val="13"/>
+        </w:rPr>
+        <w:t xml:space="preserve">1.1.  </w:t>
+      </w:r>
+      <w:proofErr w:type="gramStart"/>
+      <w:r>
+        <w:rPr>
+          <w:rFonts w:ascii="Times New Roman" w:hAnsi="Times New Roman" w:cs="Times New Roman"/>
+          <w:bCs/>
+          <w:sz w:val="13"/>
+          <w:szCs w:val="13"/>
+        </w:rPr>
+        <w:t>Исполнитель  по</w:t>
+      </w:r>
+      <w:proofErr w:type="gramEnd"/>
+      <w:r>
+        <w:rPr>
+          <w:rFonts w:ascii="Times New Roman" w:hAnsi="Times New Roman" w:cs="Times New Roman"/>
+          <w:bCs/>
+          <w:sz w:val="13"/>
+          <w:szCs w:val="13"/>
+        </w:rPr>
+        <w:t xml:space="preserve"> </w:t>
+      </w:r>
+      <w:proofErr w:type="gramStart"/>
+      <w:r>
+        <w:rPr>
+          <w:rFonts w:ascii="Times New Roman" w:hAnsi="Times New Roman" w:cs="Times New Roman"/>
+          <w:bCs/>
+          <w:sz w:val="13"/>
+          <w:szCs w:val="13"/>
+        </w:rPr>
+        <w:t>заданию  Заказчика</w:t>
+      </w:r>
+      <w:proofErr w:type="gramEnd"/>
+      <w:r>
+        <w:rPr>
+          <w:rFonts w:ascii="Times New Roman" w:hAnsi="Times New Roman" w:cs="Times New Roman"/>
+          <w:bCs/>
+          <w:sz w:val="13"/>
+          <w:szCs w:val="13"/>
+        </w:rPr>
+        <w:t xml:space="preserve">  обязуется оказать следующие услуги (перечень платных мед. </w:t>
+      </w:r>
+      <w:proofErr w:type="gramStart"/>
+      <w:r>
+        <w:rPr>
+          <w:rFonts w:ascii="Times New Roman" w:hAnsi="Times New Roman" w:cs="Times New Roman"/>
+          <w:bCs/>
+          <w:sz w:val="13"/>
+          <w:szCs w:val="13"/>
+        </w:rPr>
+        <w:t xml:space="preserve">услуг)  </w:t>
       </w:r>
       <w:r>
         <w:rPr>
@@ -377,8 +684,9 @@
           <w:sz w:val="13"/>
           <w:szCs w:val="13"/>
         </w:rPr>
-        <w:t>{{ services_text }}</w:t>
-      </w:r>
+        <w:t xml:space="preserve">{{ </w:t>
+      </w:r>
+      <w:proofErr w:type="spellStart"/>
       <w:r>
         <w:rPr>
           <w:rFonts w:ascii="Times New Roman" w:hAnsi="Times New Roman" w:cs="Times New Roman"/>
@@ -386,6 +694,55 @@
           <w:sz w:val="13"/>
           <w:szCs w:val="13"/>
         </w:rPr>
+        <w:t>services</w:t>
+      </w:r>
+      <w:proofErr w:type="gramEnd"/>
+      <w:r>
+        <w:rPr>
+          <w:rFonts w:ascii="Times New Roman" w:hAnsi="Times New Roman" w:cs="Times New Roman"/>
+          <w:b/>
+          <w:sz w:val="13"/>
+          <w:szCs w:val="13"/>
+        </w:rPr>
+        <w:t>_</w:t>
+      </w:r>
+      <w:proofErr w:type="gramStart"/>
+      <w:r>
+        <w:rPr>
+          <w:rFonts w:ascii="Times New Roman" w:hAnsi="Times New Roman" w:cs="Times New Roman"/>
+          <w:b/>
+          <w:sz w:val="13"/>
+          <w:szCs w:val="13"/>
+        </w:rPr>
+        <w:t>text</w:t>
+      </w:r>
+      <w:proofErr w:type="spellEnd"/>
+      <w:r>
+        <w:rPr>
+          <w:rFonts w:ascii="Times New Roman" w:hAnsi="Times New Roman" w:cs="Times New Roman"/>
+          <w:b/>
+          <w:sz w:val="13"/>
+          <w:szCs w:val="13"/>
+        </w:rPr>
+        <w:t xml:space="preserve"> }</w:t>
+      </w:r>
+      <w:proofErr w:type="gramEnd"/>
+      <w:r>
+        <w:rPr>
+          <w:rFonts w:ascii="Times New Roman" w:hAnsi="Times New Roman" w:cs="Times New Roman"/>
+          <w:b/>
+          <w:sz w:val="13"/>
+          <w:szCs w:val="13"/>
+        </w:rPr>
+        <w:t>}</w:t>
+      </w:r>
+      <w:r>
+        <w:rPr>
+          <w:rFonts w:ascii="Times New Roman" w:hAnsi="Times New Roman" w:cs="Times New Roman"/>
+          <w:b/>
+          <w:sz w:val="13"/>
+          <w:szCs w:val="13"/>
+        </w:rPr>
         <w:t>,</w:t>
       </w:r>
       <w:r>
@@ -395,12 +752,33 @@
           <w:sz w:val="13"/>
           <w:szCs w:val="13"/>
         </w:rPr>
-        <w:t xml:space="preserve"> именуемые в дальнейшем «услуги», а Заказчик обязан оплатить эти  услуги.</w:t>
-      </w:r>
-    </w:p>
-    <w:p>
-      <w:pPr>
-        <w:pStyle w:val="ConsPlusNonformat"/>
+        <w:t xml:space="preserve"> именуемые в дальнейшем «услуги», а Заказчик обязан оплатить </w:t>
+      </w:r>
+      <w:proofErr w:type="gramStart"/>
+      <w:r>
+        <w:rPr>
+          <w:rFonts w:ascii="Times New Roman" w:hAnsi="Times New Roman" w:cs="Times New Roman"/>
+          <w:bCs/>
+          <w:sz w:val="13"/>
+          <w:szCs w:val="13"/>
+        </w:rPr>
+        <w:t>эти  услуги</w:t>
+      </w:r>
+      <w:proofErr w:type="gramEnd"/>
+      <w:r>
+        <w:rPr>
+          <w:rFonts w:ascii="Times New Roman" w:hAnsi="Times New Roman" w:cs="Times New Roman"/>
+          <w:bCs/>
+          <w:sz w:val="13"/>
+          <w:szCs w:val="13"/>
+        </w:rPr>
+        <w:t>.</w:t>
+      </w:r>
+    </w:p>
+    <w:p>
+      <w:pPr>
+        <w:pStyle w:val="ConsPlusNonformat"/>
+        <w:ind w:left="-1276"/>
         <w:jc w:val="both"/>
         <w:rPr>
           <w:rFonts w:ascii="Times New Roman" w:hAnsi="Times New Roman" w:cs="Times New Roman"/>
@@ -422,6 +800,7 @@
     <w:p>
       <w:pPr>
         <w:pStyle w:val="ConsPlusNonformat"/>
+        <w:ind w:left="-1276"/>
         <w:jc w:val="both"/>
         <w:rPr>
           <w:rFonts w:ascii="Times New Roman" w:hAnsi="Times New Roman" w:cs="Times New Roman"/>
@@ -443,6 +822,7 @@
     <w:p>
       <w:pPr>
         <w:pStyle w:val="ConsPlusNonformat"/>
+        <w:ind w:left="-1276"/>
         <w:jc w:val="both"/>
         <w:rPr>
           <w:rFonts w:ascii="Times New Roman" w:hAnsi="Times New Roman" w:cs="Times New Roman"/>
@@ -471,6 +851,7 @@
           <w:tab w:val="left" w:pos="0"/>
           <w:tab w:val="left" w:pos="3330"/>
         </w:tabs>
+        <w:ind w:left="-1276"/>
         <w:jc w:val="both"/>
         <w:rPr>
           <w:sz w:val="13"/>
@@ -533,6 +914,7 @@
         </w:rPr>
         <w:t xml:space="preserve"> </w:t>
       </w:r>
+      <w:proofErr w:type="gramStart"/>
       <w:r>
         <w:rPr>
           <w:b/>
@@ -540,7 +922,57 @@
           <w:sz w:val="14"/>
           <w:szCs w:val="14"/>
         </w:rPr>
-        <w:t>{{ date_range }}</w:t>
+        <w:t xml:space="preserve">{{ </w:t>
+      </w:r>
+      <w:proofErr w:type="spellStart"/>
+      <w:r>
+        <w:rPr>
+          <w:b/>
+          <w:bCs/>
+          <w:sz w:val="14"/>
+          <w:szCs w:val="14"/>
+        </w:rPr>
+        <w:t>date</w:t>
+      </w:r>
+      <w:proofErr w:type="gramEnd"/>
+      <w:r>
+        <w:rPr>
+          <w:b/>
+          <w:bCs/>
+          <w:sz w:val="14"/>
+          <w:szCs w:val="14"/>
+        </w:rPr>
+        <w:t>_</w:t>
+      </w:r>
+      <w:proofErr w:type="gramStart"/>
+      <w:r>
+        <w:rPr>
+          <w:b/>
+          <w:bCs/>
+          <w:sz w:val="14"/>
+          <w:szCs w:val="14"/>
+        </w:rPr>
+        <w:t>range</w:t>
+      </w:r>
+      <w:proofErr w:type="spellEnd"/>
+      <w:r>
+        <w:rPr>
+          <w:b/>
+          <w:bCs/>
+          <w:sz w:val="14"/>
+          <w:szCs w:val="14"/>
+        </w:rPr>
+        <w:t xml:space="preserve"> }</w:t>
+      </w:r>
+      <w:proofErr w:type="gramEnd"/>
+      <w:r>
+        <w:rPr>
+          <w:b/>
+          <w:bCs/>
+          <w:sz w:val="14"/>
+          <w:szCs w:val="14"/>
+        </w:rPr>
+        <w:t>}</w:t>
       </w:r>
     </w:p>
     <w:p>
@@ -549,6 +981,7 @@
           <w:tab w:val="left" w:pos="0"/>
           <w:tab w:val="left" w:pos="3330"/>
         </w:tabs>
+        <w:ind w:left="-1276"/>
         <w:jc w:val="both"/>
         <w:rPr>
           <w:sz w:val="13"/>
@@ -566,18 +999,20 @@
         <w:tabs>
           <w:tab w:val="clear" w:pos="0"/>
         </w:tabs>
-        <w:jc w:val="both"/>
-        <w:rPr>
-          <w:rFonts w:ascii="Times New Roman" w:hAnsi="Times New Roman" w:cs="Times New Roman"/>
-          <w:bCs/>
-          <w:sz w:val="13"/>
-          <w:szCs w:val="13"/>
-        </w:rPr>
-      </w:pPr>
-    </w:p>
-    <w:p>
-      <w:pPr>
-        <w:pStyle w:val="ConsPlusNonformat"/>
+        <w:ind w:left="-1276"/>
+        <w:jc w:val="both"/>
+        <w:rPr>
+          <w:rFonts w:ascii="Times New Roman" w:hAnsi="Times New Roman" w:cs="Times New Roman"/>
+          <w:bCs/>
+          <w:sz w:val="13"/>
+          <w:szCs w:val="13"/>
+        </w:rPr>
+      </w:pPr>
+    </w:p>
+    <w:p>
+      <w:pPr>
+        <w:pStyle w:val="ConsPlusNonformat"/>
+        <w:ind w:left="-1276"/>
         <w:jc w:val="center"/>
         <w:rPr>
           <w:rFonts w:ascii="Times New Roman" w:hAnsi="Times New Roman" w:cs="Times New Roman"/>
@@ -599,6 +1034,7 @@
     <w:p>
       <w:pPr>
         <w:pStyle w:val="ConsPlusNonformat"/>
+        <w:ind w:left="-1276"/>
         <w:jc w:val="both"/>
         <w:rPr>
           <w:rFonts w:ascii="Times New Roman" w:hAnsi="Times New Roman" w:cs="Times New Roman"/>
@@ -620,6 +1056,7 @@
     <w:p>
       <w:pPr>
         <w:pStyle w:val="ConsPlusNonformat"/>
+        <w:ind w:left="-1276"/>
         <w:jc w:val="both"/>
         <w:rPr>
           <w:rFonts w:ascii="Times New Roman" w:hAnsi="Times New Roman" w:cs="Times New Roman"/>
@@ -641,6 +1078,7 @@
     <w:p>
       <w:pPr>
         <w:pStyle w:val="ConsPlusNonformat"/>
+        <w:ind w:left="-1276"/>
         <w:jc w:val="both"/>
         <w:rPr>
           <w:rFonts w:ascii="Times New Roman" w:hAnsi="Times New Roman" w:cs="Times New Roman"/>
@@ -662,6 +1100,7 @@
     <w:p>
       <w:pPr>
         <w:pStyle w:val="ConsPlusNonformat"/>
+        <w:ind w:left="-1276"/>
         <w:jc w:val="both"/>
         <w:rPr>
           <w:rFonts w:ascii="Times New Roman" w:hAnsi="Times New Roman" w:cs="Times New Roman"/>
@@ -683,6 +1122,7 @@
     <w:p>
       <w:pPr>
         <w:pStyle w:val="ConsPlusNonformat"/>
+        <w:ind w:left="-1276"/>
         <w:jc w:val="both"/>
         <w:rPr>
           <w:rFonts w:ascii="Times New Roman" w:hAnsi="Times New Roman" w:cs="Times New Roman"/>
@@ -704,6 +1144,7 @@
     <w:p>
       <w:pPr>
         <w:pStyle w:val="ConsPlusNonformat"/>
+        <w:ind w:left="-1276"/>
         <w:jc w:val="both"/>
         <w:rPr>
           <w:rFonts w:ascii="Times New Roman" w:hAnsi="Times New Roman" w:cs="Times New Roman"/>
@@ -725,6 +1166,7 @@
     <w:p>
       <w:pPr>
         <w:pStyle w:val="ConsPlusNonformat"/>
+        <w:ind w:left="-1276"/>
         <w:jc w:val="both"/>
         <w:rPr>
           <w:rFonts w:ascii="Times New Roman" w:hAnsi="Times New Roman" w:cs="Times New Roman"/>
@@ -746,27 +1188,49 @@
     <w:p>
       <w:pPr>
         <w:pStyle w:val="ConsPlusNonformat"/>
-        <w:jc w:val="both"/>
-        <w:rPr>
-          <w:rFonts w:ascii="Times New Roman" w:hAnsi="Times New Roman" w:cs="Times New Roman"/>
-          <w:bCs/>
-          <w:sz w:val="13"/>
-          <w:szCs w:val="13"/>
-        </w:rPr>
-      </w:pPr>
-      <w:r>
-        <w:rPr>
-          <w:rFonts w:ascii="Times New Roman" w:hAnsi="Times New Roman" w:cs="Times New Roman"/>
-          <w:bCs/>
-          <w:sz w:val="13"/>
-          <w:szCs w:val="13"/>
-        </w:rPr>
-        <w:t>2.1.7. Исполнитель гарантирует право гражданина на сохранение в тайне информации о факте обращения за медицинской помощью, о состоянии здоровья, диагнозе и иных сведений, составляющих врачебную тайну и обеспечивает ее конфиденциальность.</w:t>
-      </w:r>
-    </w:p>
-    <w:p>
-      <w:pPr>
-        <w:pStyle w:val="ConsPlusNonformat"/>
+        <w:ind w:left="-1276"/>
+        <w:jc w:val="both"/>
+        <w:rPr>
+          <w:rFonts w:ascii="Times New Roman" w:hAnsi="Times New Roman" w:cs="Times New Roman"/>
+          <w:bCs/>
+          <w:sz w:val="13"/>
+          <w:szCs w:val="13"/>
+        </w:rPr>
+      </w:pPr>
+      <w:r>
+        <w:rPr>
+          <w:rFonts w:ascii="Times New Roman" w:hAnsi="Times New Roman" w:cs="Times New Roman"/>
+          <w:bCs/>
+          <w:sz w:val="13"/>
+          <w:szCs w:val="13"/>
+        </w:rPr>
+        <w:t xml:space="preserve">2.1.7. Исполнитель гарантирует право гражданина на сохранение в тайне информации о факте обращения за медицинской помощью, о состоянии здоровья, диагнозе и иных сведений, составляющих </w:t>
+      </w:r>
+      <w:proofErr w:type="gramStart"/>
+      <w:r>
+        <w:rPr>
+          <w:rFonts w:ascii="Times New Roman" w:hAnsi="Times New Roman" w:cs="Times New Roman"/>
+          <w:bCs/>
+          <w:sz w:val="13"/>
+          <w:szCs w:val="13"/>
+        </w:rPr>
+        <w:t>врачебную тайну</w:t>
+      </w:r>
+      <w:proofErr w:type="gramEnd"/>
+      <w:r>
+        <w:rPr>
+          <w:rFonts w:ascii="Times New Roman" w:hAnsi="Times New Roman" w:cs="Times New Roman"/>
+          <w:bCs/>
+          <w:sz w:val="13"/>
+          <w:szCs w:val="13"/>
+        </w:rPr>
+        <w:t xml:space="preserve"> и обеспечивает ее конфиденциальность.</w:t>
+      </w:r>
+    </w:p>
+    <w:p>
+      <w:pPr>
+        <w:pStyle w:val="ConsPlusNonformat"/>
+        <w:ind w:left="-1276"/>
         <w:jc w:val="both"/>
         <w:rPr>
           <w:rFonts w:ascii="Times New Roman" w:hAnsi="Times New Roman" w:cs="Times New Roman"/>
@@ -788,6 +1252,7 @@
     <w:p>
       <w:pPr>
         <w:pStyle w:val="ConsPlusNonformat"/>
+        <w:ind w:left="-1276"/>
         <w:jc w:val="both"/>
         <w:rPr>
           <w:rFonts w:ascii="Times New Roman" w:hAnsi="Times New Roman" w:cs="Times New Roman"/>
@@ -809,6 +1274,7 @@
     <w:p>
       <w:pPr>
         <w:pStyle w:val="ConsPlusNonformat"/>
+        <w:ind w:left="-1276"/>
         <w:jc w:val="both"/>
         <w:rPr>
           <w:rFonts w:ascii="Times New Roman" w:hAnsi="Times New Roman" w:cs="Times New Roman"/>
@@ -830,6 +1296,7 @@
     <w:p>
       <w:pPr>
         <w:pStyle w:val="ConsPlusNonformat"/>
+        <w:ind w:left="-1276"/>
         <w:jc w:val="both"/>
         <w:rPr>
           <w:rFonts w:ascii="Times New Roman" w:hAnsi="Times New Roman" w:cs="Times New Roman"/>
@@ -851,43 +1318,85 @@
     <w:p>
       <w:pPr>
         <w:pStyle w:val="ConsPlusNonformat"/>
-        <w:jc w:val="both"/>
-        <w:rPr>
-          <w:rFonts w:ascii="Times New Roman" w:hAnsi="Times New Roman" w:cs="Times New Roman"/>
-          <w:bCs/>
-          <w:sz w:val="13"/>
-          <w:szCs w:val="13"/>
-        </w:rPr>
-      </w:pPr>
-      <w:r>
-        <w:rPr>
-          <w:rFonts w:ascii="Times New Roman" w:hAnsi="Times New Roman" w:cs="Times New Roman"/>
-          <w:bCs/>
-          <w:sz w:val="13"/>
-          <w:szCs w:val="13"/>
-        </w:rPr>
-        <w:t>2.2.1. Ознакомиться с настоящим Договором до его подписания, Прейскурантом цен и информированным добровольным Согласием, представленным Центром, Правилами оказания медицинских услуг, размещенных на информационном стенде Центра.</w:t>
-      </w:r>
-    </w:p>
-    <w:p>
-      <w:pPr>
-        <w:pStyle w:val="ConsPlusNonformat"/>
-        <w:jc w:val="both"/>
-        <w:rPr>
-          <w:rFonts w:ascii="Times New Roman" w:hAnsi="Times New Roman" w:cs="Times New Roman"/>
-          <w:bCs/>
-          <w:sz w:val="13"/>
-          <w:szCs w:val="13"/>
-        </w:rPr>
-      </w:pPr>
-      <w:r>
-        <w:rPr>
-          <w:rFonts w:ascii="Times New Roman" w:hAnsi="Times New Roman" w:cs="Times New Roman"/>
-          <w:bCs/>
-          <w:sz w:val="13"/>
-          <w:szCs w:val="13"/>
-        </w:rPr>
-        <w:t>2.2.2 Подписать информированное добровольное Согласие одновременно с подписанием настоящего Договора. При этом факт подписания настоящего Договора является свидетельством ознакомления и согласия Пациента с Прейскурантом цен, Информированным добровольным согласием, Правилами оказания медицинских услуг, Правилами внутреннего распорядка для потребителей услуг, которые размещены</w:t>
+        <w:ind w:left="-1276"/>
+        <w:jc w:val="both"/>
+        <w:rPr>
+          <w:rFonts w:ascii="Times New Roman" w:hAnsi="Times New Roman" w:cs="Times New Roman"/>
+          <w:bCs/>
+          <w:sz w:val="13"/>
+          <w:szCs w:val="13"/>
+        </w:rPr>
+      </w:pPr>
+      <w:r>
+        <w:rPr>
+          <w:rFonts w:ascii="Times New Roman" w:hAnsi="Times New Roman" w:cs="Times New Roman"/>
+          <w:bCs/>
+          <w:sz w:val="13"/>
+          <w:szCs w:val="13"/>
+        </w:rPr>
+        <w:t xml:space="preserve">2.2.1. Ознакомиться с настоящим Договором до его подписания, </w:t>
+      </w:r>
+      <w:proofErr w:type="gramStart"/>
+      <w:r>
+        <w:rPr>
+          <w:rFonts w:ascii="Times New Roman" w:hAnsi="Times New Roman" w:cs="Times New Roman"/>
+          <w:bCs/>
+          <w:sz w:val="13"/>
+          <w:szCs w:val="13"/>
+        </w:rPr>
+        <w:t>Прейскурантом цен</w:t>
+      </w:r>
+      <w:proofErr w:type="gramEnd"/>
+      <w:r>
+        <w:rPr>
+          <w:rFonts w:ascii="Times New Roman" w:hAnsi="Times New Roman" w:cs="Times New Roman"/>
+          <w:bCs/>
+          <w:sz w:val="13"/>
+          <w:szCs w:val="13"/>
+        </w:rPr>
+        <w:t xml:space="preserve"> и информированным добровольным Согласием, представленным Центром, Правилами оказания медицинских услуг, размещенных на информационном стенде Центра.</w:t>
+      </w:r>
+    </w:p>
+    <w:p>
+      <w:pPr>
+        <w:pStyle w:val="ConsPlusNonformat"/>
+        <w:ind w:left="-1276"/>
+        <w:jc w:val="both"/>
+        <w:rPr>
+          <w:rFonts w:ascii="Times New Roman" w:hAnsi="Times New Roman" w:cs="Times New Roman"/>
+          <w:bCs/>
+          <w:sz w:val="13"/>
+          <w:szCs w:val="13"/>
+        </w:rPr>
+      </w:pPr>
+      <w:r>
+        <w:rPr>
+          <w:rFonts w:ascii="Times New Roman" w:hAnsi="Times New Roman" w:cs="Times New Roman"/>
+          <w:bCs/>
+          <w:sz w:val="13"/>
+          <w:szCs w:val="13"/>
+        </w:rPr>
+        <w:t xml:space="preserve">2.2.2 Подписать информированное добровольное Согласие одновременно с подписанием настоящего Договора. При этом факт подписания настоящего Договора является свидетельством ознакомления и согласия Пациента с </w:t>
+      </w:r>
+      <w:proofErr w:type="gramStart"/>
+      <w:r>
+        <w:rPr>
+          <w:rFonts w:ascii="Times New Roman" w:hAnsi="Times New Roman" w:cs="Times New Roman"/>
+          <w:bCs/>
+          <w:sz w:val="13"/>
+          <w:szCs w:val="13"/>
+        </w:rPr>
+        <w:t>Прейскурантом цен</w:t>
+      </w:r>
+      <w:proofErr w:type="gramEnd"/>
+      <w:r>
+        <w:rPr>
+          <w:rFonts w:ascii="Times New Roman" w:hAnsi="Times New Roman" w:cs="Times New Roman"/>
+          <w:bCs/>
+          <w:sz w:val="13"/>
+          <w:szCs w:val="13"/>
+        </w:rPr>
+        <w:t>, Информированным добровольным согласием, Правилами оказания медицинских услуг, Правилами внутреннего распорядка для потребителей услуг, которые размещены</w:t>
       </w:r>
       <w:r>
         <w:rPr>
@@ -902,6 +1411,7 @@
     <w:p>
       <w:pPr>
         <w:pStyle w:val="ConsPlusNonformat"/>
+        <w:ind w:left="-1276"/>
         <w:jc w:val="both"/>
         <w:rPr>
           <w:rFonts w:ascii="Times New Roman" w:hAnsi="Times New Roman" w:cs="Times New Roman"/>
@@ -923,27 +1433,49 @@
     <w:p>
       <w:pPr>
         <w:pStyle w:val="ConsPlusNonformat"/>
-        <w:jc w:val="both"/>
-        <w:rPr>
-          <w:rFonts w:ascii="Times New Roman" w:hAnsi="Times New Roman" w:cs="Times New Roman"/>
-          <w:bCs/>
-          <w:sz w:val="13"/>
-          <w:szCs w:val="13"/>
-        </w:rPr>
-      </w:pPr>
-      <w:r>
-        <w:rPr>
-          <w:rFonts w:ascii="Times New Roman" w:hAnsi="Times New Roman" w:cs="Times New Roman"/>
-          <w:bCs/>
-          <w:sz w:val="13"/>
-          <w:szCs w:val="13"/>
-        </w:rPr>
-        <w:t>2.2.4. Предоставить при прохождении обследования и лечения полную достоверную информацию, необходимую для проведения медицинских услуг, в т.ч. о состоянии здоровья, хронических заболеваниях, а также, в случае необходимости, о могущих повлиять на ход лечения Пациента заболеваниях родственников, без указания их данных, злоупотреблении алкоголем или наркотическими препаратами, включая информацию о возможных аллергических реакциях на лекарственные препараты, пищевые или другие аллергены. При наличии письменных подтверждений указанной информации, предоставить данные подтверждения в копиях. Пациент осознает, что невыполнение предписаний Центра, несообщение необходимых сведений, нарушение предписанного режима и допущение иных нарушений могут повлечь снижение качества оказываемых услуг. Всю ответственность в данном случае несет Пациент.</w:t>
-      </w:r>
-    </w:p>
-    <w:p>
-      <w:pPr>
-        <w:pStyle w:val="ConsPlusNonformat"/>
+        <w:ind w:left="-1276"/>
+        <w:jc w:val="both"/>
+        <w:rPr>
+          <w:rFonts w:ascii="Times New Roman" w:hAnsi="Times New Roman" w:cs="Times New Roman"/>
+          <w:bCs/>
+          <w:sz w:val="13"/>
+          <w:szCs w:val="13"/>
+        </w:rPr>
+      </w:pPr>
+      <w:r>
+        <w:rPr>
+          <w:rFonts w:ascii="Times New Roman" w:hAnsi="Times New Roman" w:cs="Times New Roman"/>
+          <w:bCs/>
+          <w:sz w:val="13"/>
+          <w:szCs w:val="13"/>
+        </w:rPr>
+        <w:t xml:space="preserve">2.2.4. Предоставить при прохождении обследования и лечения полную достоверную информацию, необходимую для проведения медицинских услуг, в т.ч. о состоянии здоровья, хронических заболеваниях, а также, в случае необходимости, о могущих повлиять на ход лечения Пациента заболеваниях родственников, без указания их данных, злоупотреблении алкоголем или наркотическими препаратами, включая информацию о возможных аллергических реакциях на лекарственные препараты, пищевые или другие аллергены. </w:t>
+      </w:r>
+      <w:proofErr w:type="gramStart"/>
+      <w:r>
+        <w:rPr>
+          <w:rFonts w:ascii="Times New Roman" w:hAnsi="Times New Roman" w:cs="Times New Roman"/>
+          <w:bCs/>
+          <w:sz w:val="13"/>
+          <w:szCs w:val="13"/>
+        </w:rPr>
+        <w:t>При наличии письменных подтверждений указанной информации,</w:t>
+      </w:r>
+      <w:proofErr w:type="gramEnd"/>
+      <w:r>
+        <w:rPr>
+          <w:rFonts w:ascii="Times New Roman" w:hAnsi="Times New Roman" w:cs="Times New Roman"/>
+          <w:bCs/>
+          <w:sz w:val="13"/>
+          <w:szCs w:val="13"/>
+        </w:rPr>
+        <w:t xml:space="preserve"> предоставить данные подтверждения в копиях. Пациент осознает, что невыполнение предписаний Центра, несообщение необходимых сведений, нарушение предписанного режима и допущение иных нарушений могут повлечь снижение качества оказываемых услуг. Всю ответственность в данном случае несет Пациент.</w:t>
+      </w:r>
+    </w:p>
+    <w:p>
+      <w:pPr>
+        <w:pStyle w:val="ConsPlusNonformat"/>
+        <w:ind w:left="-1276"/>
         <w:jc w:val="both"/>
         <w:rPr>
           <w:rFonts w:ascii="Times New Roman" w:hAnsi="Times New Roman" w:cs="Times New Roman"/>
@@ -965,6 +1497,7 @@
     <w:p>
       <w:pPr>
         <w:pStyle w:val="ConsPlusNonformat"/>
+        <w:ind w:left="-1276"/>
         <w:jc w:val="both"/>
         <w:rPr>
           <w:rFonts w:ascii="Times New Roman" w:hAnsi="Times New Roman" w:cs="Times New Roman"/>
@@ -986,6 +1519,7 @@
     <w:p>
       <w:pPr>
         <w:pStyle w:val="ConsPlusNonformat"/>
+        <w:ind w:left="-1276"/>
         <w:jc w:val="both"/>
         <w:rPr>
           <w:rFonts w:ascii="Times New Roman" w:hAnsi="Times New Roman" w:cs="Times New Roman"/>
@@ -1007,6 +1541,7 @@
     <w:p>
       <w:pPr>
         <w:pStyle w:val="ConsPlusNonformat"/>
+        <w:ind w:left="-1276"/>
         <w:jc w:val="both"/>
         <w:rPr>
           <w:rFonts w:ascii="Times New Roman" w:hAnsi="Times New Roman" w:cs="Times New Roman"/>
@@ -1028,6 +1563,7 @@
     <w:p>
       <w:pPr>
         <w:pStyle w:val="ConsPlusNonformat"/>
+        <w:ind w:left="-1276"/>
         <w:jc w:val="both"/>
         <w:rPr>
           <w:rFonts w:ascii="Times New Roman" w:hAnsi="Times New Roman" w:cs="Times New Roman"/>
@@ -1049,6 +1585,7 @@
     <w:p>
       <w:pPr>
         <w:pStyle w:val="ConsPlusNonformat"/>
+        <w:ind w:left="-1276"/>
         <w:jc w:val="both"/>
         <w:rPr>
           <w:rFonts w:ascii="Times New Roman" w:hAnsi="Times New Roman" w:cs="Times New Roman"/>
@@ -1070,6 +1607,7 @@
     <w:p>
       <w:pPr>
         <w:pStyle w:val="ConsPlusNonformat"/>
+        <w:ind w:left="-1276"/>
         <w:jc w:val="both"/>
         <w:rPr>
           <w:rFonts w:ascii="Times New Roman" w:hAnsi="Times New Roman" w:cs="Times New Roman"/>
@@ -1091,6 +1629,7 @@
     <w:p>
       <w:pPr>
         <w:pStyle w:val="ConsPlusNonformat"/>
+        <w:ind w:left="-1276"/>
         <w:jc w:val="both"/>
         <w:rPr>
           <w:rFonts w:ascii="Times New Roman" w:hAnsi="Times New Roman" w:cs="Times New Roman"/>
@@ -1112,6 +1651,7 @@
     <w:p>
       <w:pPr>
         <w:pStyle w:val="ConsPlusNonformat"/>
+        <w:ind w:left="-1276"/>
         <w:jc w:val="both"/>
         <w:rPr>
           <w:rFonts w:ascii="Times New Roman" w:hAnsi="Times New Roman" w:cs="Times New Roman"/>
@@ -1133,6 +1673,7 @@
     <w:p>
       <w:pPr>
         <w:pStyle w:val="ConsPlusNonformat"/>
+        <w:ind w:left="-1276"/>
         <w:jc w:val="both"/>
         <w:rPr>
           <w:rFonts w:ascii="Times New Roman" w:hAnsi="Times New Roman" w:cs="Times New Roman"/>
@@ -1172,27 +1713,69 @@
     <w:p>
       <w:pPr>
         <w:pStyle w:val="ConsPlusNonformat"/>
-        <w:jc w:val="both"/>
-        <w:rPr>
-          <w:rFonts w:ascii="Times New Roman" w:hAnsi="Times New Roman" w:cs="Times New Roman"/>
-          <w:bCs/>
-          <w:sz w:val="13"/>
-          <w:szCs w:val="13"/>
-        </w:rPr>
-      </w:pPr>
-      <w:r>
-        <w:rPr>
-          <w:rFonts w:ascii="Times New Roman" w:hAnsi="Times New Roman" w:cs="Times New Roman"/>
-          <w:bCs/>
-          <w:sz w:val="13"/>
-          <w:szCs w:val="13"/>
-        </w:rPr>
-        <w:t>2.3.7. Изменять Прейскурант цен в течение срока действия настоящего Договора в одностороннем порядке без согласования с Пациентом. С измененным прейскурантом цен Пациент может ознакомиться у стойки администратора при входе в Центр.</w:t>
-      </w:r>
-    </w:p>
-    <w:p>
-      <w:pPr>
-        <w:pStyle w:val="ConsPlusNonformat"/>
+        <w:ind w:left="-1276"/>
+        <w:jc w:val="both"/>
+        <w:rPr>
+          <w:rFonts w:ascii="Times New Roman" w:hAnsi="Times New Roman" w:cs="Times New Roman"/>
+          <w:bCs/>
+          <w:sz w:val="13"/>
+          <w:szCs w:val="13"/>
+        </w:rPr>
+      </w:pPr>
+      <w:r>
+        <w:rPr>
+          <w:rFonts w:ascii="Times New Roman" w:hAnsi="Times New Roman" w:cs="Times New Roman"/>
+          <w:bCs/>
+          <w:sz w:val="13"/>
+          <w:szCs w:val="13"/>
+        </w:rPr>
+        <w:t xml:space="preserve">2.3.7. Изменять </w:t>
+      </w:r>
+      <w:proofErr w:type="gramStart"/>
+      <w:r>
+        <w:rPr>
+          <w:rFonts w:ascii="Times New Roman" w:hAnsi="Times New Roman" w:cs="Times New Roman"/>
+          <w:bCs/>
+          <w:sz w:val="13"/>
+          <w:szCs w:val="13"/>
+        </w:rPr>
+        <w:t>Прейскурант цен</w:t>
+      </w:r>
+      <w:proofErr w:type="gramEnd"/>
+      <w:r>
+        <w:rPr>
+          <w:rFonts w:ascii="Times New Roman" w:hAnsi="Times New Roman" w:cs="Times New Roman"/>
+          <w:bCs/>
+          <w:sz w:val="13"/>
+          <w:szCs w:val="13"/>
+        </w:rPr>
+        <w:t xml:space="preserve"> в течение срока действия настоящего Договора в одностороннем порядке без согласования с Пациентом. С измененным </w:t>
+      </w:r>
+      <w:proofErr w:type="gramStart"/>
+      <w:r>
+        <w:rPr>
+          <w:rFonts w:ascii="Times New Roman" w:hAnsi="Times New Roman" w:cs="Times New Roman"/>
+          <w:bCs/>
+          <w:sz w:val="13"/>
+          <w:szCs w:val="13"/>
+        </w:rPr>
+        <w:t>прейскурантом цен</w:t>
+      </w:r>
+      <w:proofErr w:type="gramEnd"/>
+      <w:r>
+        <w:rPr>
+          <w:rFonts w:ascii="Times New Roman" w:hAnsi="Times New Roman" w:cs="Times New Roman"/>
+          <w:bCs/>
+          <w:sz w:val="13"/>
+          <w:szCs w:val="13"/>
+        </w:rPr>
+        <w:t xml:space="preserve"> Пациент может ознакомиться у стойки администратора при входе в Центр.</w:t>
+      </w:r>
+    </w:p>
+    <w:p>
+      <w:pPr>
+        <w:pStyle w:val="ConsPlusNonformat"/>
+        <w:ind w:left="-1276"/>
         <w:jc w:val="both"/>
         <w:rPr>
           <w:rFonts w:ascii="Times New Roman" w:hAnsi="Times New Roman" w:cs="Times New Roman"/>
@@ -1214,6 +1797,7 @@
     <w:p>
       <w:pPr>
         <w:pStyle w:val="ConsPlusNonformat"/>
+        <w:ind w:left="-1276"/>
         <w:jc w:val="both"/>
         <w:rPr>
           <w:rFonts w:ascii="Times New Roman" w:hAnsi="Times New Roman" w:cs="Times New Roman"/>
@@ -1235,6 +1819,7 @@
     <w:p>
       <w:pPr>
         <w:pStyle w:val="ConsPlusNonformat"/>
+        <w:ind w:left="-1276"/>
         <w:jc w:val="both"/>
         <w:rPr>
           <w:rFonts w:ascii="Times New Roman" w:hAnsi="Times New Roman" w:cs="Times New Roman"/>
@@ -1256,6 +1841,7 @@
     <w:p>
       <w:pPr>
         <w:pStyle w:val="ConsPlusNonformat"/>
+        <w:ind w:left="-1276"/>
         <w:jc w:val="both"/>
         <w:rPr>
           <w:rFonts w:ascii="Times New Roman" w:hAnsi="Times New Roman" w:cs="Times New Roman"/>
@@ -1277,6 +1863,7 @@
     <w:p>
       <w:pPr>
         <w:pStyle w:val="ConsPlusNonformat"/>
+        <w:ind w:left="-1276"/>
         <w:jc w:val="both"/>
         <w:rPr>
           <w:rFonts w:ascii="Times New Roman" w:hAnsi="Times New Roman" w:cs="Times New Roman"/>
@@ -1298,6 +1885,7 @@
     <w:p>
       <w:pPr>
         <w:pStyle w:val="ConsPlusNonformat"/>
+        <w:ind w:left="-1276"/>
         <w:jc w:val="both"/>
         <w:rPr>
           <w:rFonts w:ascii="Times New Roman" w:hAnsi="Times New Roman" w:cs="Times New Roman"/>
@@ -1319,6 +1907,7 @@
     <w:p>
       <w:pPr>
         <w:pStyle w:val="ConsPlusNonformat"/>
+        <w:ind w:left="-1276"/>
         <w:jc w:val="both"/>
         <w:rPr>
           <w:rFonts w:ascii="Times New Roman" w:hAnsi="Times New Roman" w:cs="Times New Roman"/>
@@ -1340,6 +1929,7 @@
     <w:p>
       <w:pPr>
         <w:pStyle w:val="ConsPlusNonformat"/>
+        <w:ind w:left="-1276"/>
         <w:jc w:val="both"/>
         <w:rPr>
           <w:rFonts w:ascii="Times New Roman" w:hAnsi="Times New Roman" w:cs="Times New Roman"/>
@@ -1361,6 +1951,7 @@
     <w:p>
       <w:pPr>
         <w:pStyle w:val="ConsPlusNonformat"/>
+        <w:ind w:left="-1276"/>
         <w:jc w:val="both"/>
         <w:rPr>
           <w:rFonts w:ascii="Times New Roman" w:hAnsi="Times New Roman" w:cs="Times New Roman"/>
@@ -1382,6 +1973,7 @@
     <w:p>
       <w:pPr>
         <w:pStyle w:val="ConsPlusNonformat"/>
+        <w:ind w:left="-1276"/>
         <w:jc w:val="both"/>
         <w:rPr>
           <w:rFonts w:ascii="Times New Roman" w:hAnsi="Times New Roman" w:cs="Times New Roman"/>
@@ -1403,6 +1995,7 @@
     <w:p>
       <w:pPr>
         <w:pStyle w:val="ConsPlusNonformat"/>
+        <w:ind w:left="-1276"/>
         <w:jc w:val="both"/>
         <w:rPr>
           <w:rFonts w:ascii="Times New Roman" w:hAnsi="Times New Roman" w:cs="Times New Roman"/>
@@ -1424,6 +2017,7 @@
     <w:p>
       <w:pPr>
         <w:pStyle w:val="ConsPlusNonformat"/>
+        <w:ind w:left="-1276"/>
         <w:jc w:val="both"/>
         <w:rPr>
           <w:rFonts w:ascii="Times New Roman" w:hAnsi="Times New Roman" w:cs="Times New Roman"/>
@@ -1445,6 +2039,7 @@
     <w:p>
       <w:pPr>
         <w:pStyle w:val="ConsPlusNonformat"/>
+        <w:ind w:left="-1276"/>
         <w:jc w:val="both"/>
         <w:rPr>
           <w:rFonts w:ascii="Times New Roman" w:hAnsi="Times New Roman" w:cs="Times New Roman"/>
@@ -1466,6 +2061,7 @@
     <w:p>
       <w:pPr>
         <w:pStyle w:val="ConsPlusNonformat"/>
+        <w:ind w:left="-1276"/>
         <w:jc w:val="both"/>
         <w:rPr>
           <w:rFonts w:ascii="Times New Roman" w:hAnsi="Times New Roman" w:cs="Times New Roman"/>
@@ -1487,6 +2083,7 @@
     <w:p>
       <w:pPr>
         <w:pStyle w:val="ConsPlusNonformat"/>
+        <w:ind w:left="-1276"/>
         <w:jc w:val="both"/>
         <w:rPr>
           <w:rFonts w:ascii="Times New Roman" w:hAnsi="Times New Roman" w:cs="Times New Roman"/>
@@ -1508,6 +2105,7 @@
     <w:p>
       <w:pPr>
         <w:pStyle w:val="ConsPlusNonformat"/>
+        <w:ind w:left="-1276"/>
         <w:jc w:val="both"/>
         <w:rPr>
           <w:rFonts w:ascii="Times New Roman" w:hAnsi="Times New Roman" w:cs="Times New Roman"/>
@@ -1529,6 +2127,7 @@
     <w:p>
       <w:pPr>
         <w:pStyle w:val="ConsPlusNonformat"/>
+        <w:ind w:left="-1276"/>
         <w:jc w:val="both"/>
         <w:rPr>
           <w:rFonts w:ascii="Times New Roman" w:hAnsi="Times New Roman" w:cs="Times New Roman"/>
@@ -1550,6 +2149,7 @@
     <w:p>
       <w:pPr>
         <w:pStyle w:val="ConsPlusNonformat"/>
+        <w:ind w:left="-1276"/>
         <w:jc w:val="both"/>
         <w:rPr>
           <w:rFonts w:ascii="Times New Roman" w:hAnsi="Times New Roman" w:cs="Times New Roman"/>
@@ -1571,70 +2171,64 @@
     <w:p>
       <w:pPr>
         <w:pStyle w:val="ConsPlusNonformat"/>
-        <w:jc w:val="both"/>
-        <w:rPr>
-          <w:rFonts w:ascii="Times New Roman" w:hAnsi="Times New Roman" w:cs="Times New Roman"/>
-          <w:bCs/>
-          <w:sz w:val="13"/>
-          <w:szCs w:val="13"/>
-        </w:rPr>
-      </w:pPr>
-      <w:r>
-        <w:rPr>
-          <w:rFonts w:ascii="Times New Roman" w:hAnsi="Times New Roman" w:cs="Times New Roman"/>
-          <w:bCs/>
-          <w:sz w:val="13"/>
-          <w:szCs w:val="13"/>
-        </w:rPr>
-        <w:t xml:space="preserve">2.4.8. При обнаружении недостатков оказанных услуг предъявлять требования, установленные Законом РФ «О защите прав потребителей», а также иными </w:t>
-      </w:r>
-      <w:r>
-        <w:rPr>
-          <w:rFonts w:ascii="Times New Roman" w:hAnsi="Times New Roman" w:cs="Times New Roman"/>
-          <w:bCs/>
+        <w:ind w:left="-1276"/>
+        <w:jc w:val="both"/>
+        <w:rPr>
+          <w:rFonts w:ascii="Times New Roman" w:hAnsi="Times New Roman" w:cs="Times New Roman"/>
+          <w:bCs/>
+          <w:sz w:val="13"/>
+          <w:szCs w:val="13"/>
+        </w:rPr>
+      </w:pPr>
+      <w:r>
+        <w:rPr>
+          <w:rFonts w:ascii="Times New Roman" w:hAnsi="Times New Roman" w:cs="Times New Roman"/>
+          <w:bCs/>
+          <w:sz w:val="13"/>
+          <w:szCs w:val="13"/>
+        </w:rPr>
+        <w:t>2.4.8. При обнаружении недостатков оказанных услуг предъявлять требования, установленные Законом РФ «О защите прав потребителей», а также иными нормативными правовыми актами РФ, регулирующими данные отношения.</w:t>
+      </w:r>
+    </w:p>
+    <w:p>
+      <w:pPr>
+        <w:pStyle w:val="ConsPlusNonformat"/>
+        <w:jc w:val="both"/>
+        <w:rPr>
+          <w:rFonts w:ascii="Times New Roman" w:hAnsi="Times New Roman" w:cs="Times New Roman"/>
+          <w:bCs/>
+          <w:sz w:val="13"/>
+          <w:szCs w:val="13"/>
+        </w:rPr>
+      </w:pPr>
+    </w:p>
+    <w:p>
+      <w:pPr>
+        <w:pStyle w:val="ConsPlusNonformat"/>
+        <w:ind w:left="-1276"/>
+        <w:jc w:val="center"/>
+        <w:rPr>
+          <w:rFonts w:ascii="Times New Roman" w:hAnsi="Times New Roman" w:cs="Times New Roman"/>
+          <w:b/>
+          <w:sz w:val="13"/>
+          <w:szCs w:val="13"/>
+        </w:rPr>
+      </w:pPr>
+      <w:r>
+        <w:rPr>
+          <w:rFonts w:ascii="Times New Roman" w:hAnsi="Times New Roman" w:cs="Times New Roman"/>
+          <w:b/>
           <w:sz w:val="13"/>
           <w:szCs w:val="13"/>
         </w:rPr>
         <w:lastRenderedPageBreak/>
-        <w:t>нормативными правовыми актами РФ, регулирующими данные отношения.</w:t>
-      </w:r>
-    </w:p>
-    <w:p>
-      <w:pPr>
-        <w:pStyle w:val="ConsPlusNonformat"/>
-        <w:jc w:val="both"/>
-        <w:rPr>
-          <w:rFonts w:ascii="Times New Roman" w:hAnsi="Times New Roman" w:cs="Times New Roman"/>
-          <w:bCs/>
-          <w:sz w:val="13"/>
-          <w:szCs w:val="13"/>
-        </w:rPr>
-      </w:pPr>
-    </w:p>
-    <w:p>
-      <w:pPr>
-        <w:pStyle w:val="ConsPlusNonformat"/>
-        <w:jc w:val="center"/>
-        <w:rPr>
-          <w:rFonts w:ascii="Times New Roman" w:hAnsi="Times New Roman" w:cs="Times New Roman"/>
-          <w:b/>
-          <w:sz w:val="13"/>
-          <w:szCs w:val="13"/>
-        </w:rPr>
-      </w:pPr>
-      <w:r>
-        <w:rPr>
-          <w:rFonts w:ascii="Times New Roman" w:hAnsi="Times New Roman" w:cs="Times New Roman"/>
-          <w:b/>
-          <w:sz w:val="13"/>
-          <w:szCs w:val="13"/>
-        </w:rPr>
         <w:t>3. ЦЕНА ДОГОВОРА И ПОРЯДОК РАСЧЕТА</w:t>
       </w:r>
     </w:p>
     <w:p>
       <w:pPr>
         <w:pStyle w:val="ConsPlusNonformat"/>
+        <w:ind w:left="-1276"/>
         <w:jc w:val="both"/>
         <w:rPr>
           <w:rFonts w:ascii="Times New Roman" w:hAnsi="Times New Roman" w:cs="Times New Roman"/>
@@ -1652,6 +2246,7 @@
         </w:rPr>
         <w:t xml:space="preserve">3.1. Общая стоимость медицинской услуги в соответствии с утвержденными тарифами на медицинские услуги составляет </w:t>
       </w:r>
+      <w:proofErr w:type="gramStart"/>
       <w:r>
         <w:rPr>
           <w:rFonts w:ascii="Times New Roman" w:hAnsi="Times New Roman" w:cs="Times New Roman"/>
@@ -1660,7 +2255,128 @@
           <w:szCs w:val="13"/>
           <w:u w:val="single"/>
         </w:rPr>
-        <w:t xml:space="preserve">{{ total_price }} ({{ total_price_words }}) </w:t>
+        <w:t xml:space="preserve">{{ </w:t>
+      </w:r>
+      <w:proofErr w:type="spellStart"/>
+      <w:r>
+        <w:rPr>
+          <w:rFonts w:ascii="Times New Roman" w:hAnsi="Times New Roman" w:cs="Times New Roman"/>
+          <w:bCs/>
+          <w:sz w:val="13"/>
+          <w:szCs w:val="13"/>
+          <w:u w:val="single"/>
+        </w:rPr>
+        <w:t>total</w:t>
+      </w:r>
+      <w:proofErr w:type="gramEnd"/>
+      <w:r>
+        <w:rPr>
+          <w:rFonts w:ascii="Times New Roman" w:hAnsi="Times New Roman" w:cs="Times New Roman"/>
+          <w:bCs/>
+          <w:sz w:val="13"/>
+          <w:szCs w:val="13"/>
+          <w:u w:val="single"/>
+        </w:rPr>
+        <w:t>_</w:t>
+      </w:r>
+      <w:proofErr w:type="gramStart"/>
+      <w:r>
+        <w:rPr>
+          <w:rFonts w:ascii="Times New Roman" w:hAnsi="Times New Roman" w:cs="Times New Roman"/>
+          <w:bCs/>
+          <w:sz w:val="13"/>
+          <w:szCs w:val="13"/>
+          <w:u w:val="single"/>
+        </w:rPr>
+        <w:t>price</w:t>
+      </w:r>
+      <w:proofErr w:type="spellEnd"/>
+      <w:r>
+        <w:rPr>
+          <w:rFonts w:ascii="Times New Roman" w:hAnsi="Times New Roman" w:cs="Times New Roman"/>
+          <w:bCs/>
+          <w:sz w:val="13"/>
+          <w:szCs w:val="13"/>
+          <w:u w:val="single"/>
+        </w:rPr>
+        <w:t xml:space="preserve"> }</w:t>
+      </w:r>
+      <w:proofErr w:type="gramEnd"/>
+      <w:r>
+        <w:rPr>
+          <w:rFonts w:ascii="Times New Roman" w:hAnsi="Times New Roman" w:cs="Times New Roman"/>
+          <w:bCs/>
+          <w:sz w:val="13"/>
+          <w:szCs w:val="13"/>
+          <w:u w:val="single"/>
+        </w:rPr>
+        <w:t>} (</w:t>
+      </w:r>
+      <w:proofErr w:type="gramStart"/>
+      <w:r>
+        <w:rPr>
+          <w:rFonts w:ascii="Times New Roman" w:hAnsi="Times New Roman" w:cs="Times New Roman"/>
+          <w:bCs/>
+          <w:sz w:val="13"/>
+          <w:szCs w:val="13"/>
+          <w:u w:val="single"/>
+        </w:rPr>
+        <w:t xml:space="preserve">{{ </w:t>
+      </w:r>
+      <w:proofErr w:type="spellStart"/>
+      <w:r>
+        <w:rPr>
+          <w:rFonts w:ascii="Times New Roman" w:hAnsi="Times New Roman" w:cs="Times New Roman"/>
+          <w:bCs/>
+          <w:sz w:val="13"/>
+          <w:szCs w:val="13"/>
+          <w:u w:val="single"/>
+        </w:rPr>
+        <w:t>total</w:t>
+      </w:r>
+      <w:proofErr w:type="gramEnd"/>
+      <w:r>
+        <w:rPr>
+          <w:rFonts w:ascii="Times New Roman" w:hAnsi="Times New Roman" w:cs="Times New Roman"/>
+          <w:bCs/>
+          <w:sz w:val="13"/>
+          <w:szCs w:val="13"/>
+          <w:u w:val="single"/>
+        </w:rPr>
+        <w:t>_price_</w:t>
+      </w:r>
+      <w:proofErr w:type="gramStart"/>
+      <w:r>
+        <w:rPr>
+          <w:rFonts w:ascii="Times New Roman" w:hAnsi="Times New Roman" w:cs="Times New Roman"/>
+          <w:bCs/>
+          <w:sz w:val="13"/>
+          <w:szCs w:val="13"/>
+          <w:u w:val="single"/>
+        </w:rPr>
+        <w:t>words</w:t>
+      </w:r>
+      <w:proofErr w:type="spellEnd"/>
+      <w:r>
+        <w:rPr>
+          <w:rFonts w:ascii="Times New Roman" w:hAnsi="Times New Roman" w:cs="Times New Roman"/>
+          <w:bCs/>
+          <w:sz w:val="13"/>
+          <w:szCs w:val="13"/>
+          <w:u w:val="single"/>
+        </w:rPr>
+        <w:t xml:space="preserve"> }</w:t>
+      </w:r>
+      <w:proofErr w:type="gramEnd"/>
+      <w:r>
+        <w:rPr>
+          <w:rFonts w:ascii="Times New Roman" w:hAnsi="Times New Roman" w:cs="Times New Roman"/>
+          <w:bCs/>
+          <w:sz w:val="13"/>
+          <w:szCs w:val="13"/>
+          <w:u w:val="single"/>
+        </w:rPr>
+        <w:t xml:space="preserve">}) </w:t>
       </w:r>
       <w:r>
         <w:rPr>
@@ -1676,7 +2392,7 @@
       <w:pPr>
         <w:pStyle w:val="ConsPlusNormal"/>
         <w:widowControl/>
-        <w:ind w:firstLine="0"/>
+        <w:ind w:left="-1276" w:firstLine="0"/>
         <w:jc w:val="both"/>
         <w:rPr>
           <w:rFonts w:ascii="Times New Roman" w:hAnsi="Times New Roman" w:cs="Times New Roman"/>
@@ -1699,7 +2415,25 @@
           <w:sz w:val="13"/>
           <w:szCs w:val="13"/>
         </w:rPr>
-        <w:t xml:space="preserve">Оплата за услуги производится путём внесения наличных денежных средств в кассу Исполнителя или в безналичной форме путем использования платежных карт через терминальное устройство Исполнителя. </w:t>
+        <w:t xml:space="preserve">Оплата </w:t>
+      </w:r>
+      <w:proofErr w:type="gramStart"/>
+      <w:r>
+        <w:rPr>
+          <w:rFonts w:ascii="Times New Roman" w:hAnsi="Times New Roman" w:cs="Times New Roman"/>
+          <w:sz w:val="13"/>
+          <w:szCs w:val="13"/>
+        </w:rPr>
+        <w:t>за услуги</w:t>
+      </w:r>
+      <w:proofErr w:type="gramEnd"/>
+      <w:r>
+        <w:rPr>
+          <w:rFonts w:ascii="Times New Roman" w:hAnsi="Times New Roman" w:cs="Times New Roman"/>
+          <w:sz w:val="13"/>
+          <w:szCs w:val="13"/>
+        </w:rPr>
+        <w:t xml:space="preserve"> производится путём внесения наличных денежных средств в кассу Исполнителя или в безналичной форме путем использования платежных карт через терминальное устройство Исполнителя. </w:t>
       </w:r>
       <w:r>
         <w:rPr>
@@ -1731,27 +2465,49 @@
     <w:p>
       <w:pPr>
         <w:pStyle w:val="ConsPlusNonformat"/>
-        <w:jc w:val="both"/>
-        <w:rPr>
-          <w:rFonts w:ascii="Times New Roman" w:hAnsi="Times New Roman" w:cs="Times New Roman"/>
-          <w:bCs/>
-          <w:sz w:val="13"/>
-          <w:szCs w:val="13"/>
-        </w:rPr>
-      </w:pPr>
-      <w:r>
-        <w:rPr>
-          <w:rFonts w:ascii="Times New Roman" w:hAnsi="Times New Roman" w:cs="Times New Roman"/>
-          <w:bCs/>
-          <w:sz w:val="13"/>
-          <w:szCs w:val="13"/>
-        </w:rPr>
-        <w:t>3.3 Оплата медицинских услуг Центра является подтверждением присоединения (акцептирования) к настоящему Договору, ознакомлением и согласием с Прейскурантом цен. Оплата медицинских услуг осуществляется Пациентом в следующие сроки:</w:t>
-      </w:r>
-    </w:p>
-    <w:p>
-      <w:pPr>
-        <w:pStyle w:val="ConsPlusNonformat"/>
+        <w:ind w:left="-1276"/>
+        <w:jc w:val="both"/>
+        <w:rPr>
+          <w:rFonts w:ascii="Times New Roman" w:hAnsi="Times New Roman" w:cs="Times New Roman"/>
+          <w:bCs/>
+          <w:sz w:val="13"/>
+          <w:szCs w:val="13"/>
+        </w:rPr>
+      </w:pPr>
+      <w:r>
+        <w:rPr>
+          <w:rFonts w:ascii="Times New Roman" w:hAnsi="Times New Roman" w:cs="Times New Roman"/>
+          <w:bCs/>
+          <w:sz w:val="13"/>
+          <w:szCs w:val="13"/>
+        </w:rPr>
+        <w:t xml:space="preserve">3.3 Оплата медицинских услуг Центра является подтверждением присоединения (акцептирования) к настоящему Договору, ознакомлением и согласием с </w:t>
+      </w:r>
+      <w:proofErr w:type="gramStart"/>
+      <w:r>
+        <w:rPr>
+          <w:rFonts w:ascii="Times New Roman" w:hAnsi="Times New Roman" w:cs="Times New Roman"/>
+          <w:bCs/>
+          <w:sz w:val="13"/>
+          <w:szCs w:val="13"/>
+        </w:rPr>
+        <w:t>Прейскурантом цен</w:t>
+      </w:r>
+      <w:proofErr w:type="gramEnd"/>
+      <w:r>
+        <w:rPr>
+          <w:rFonts w:ascii="Times New Roman" w:hAnsi="Times New Roman" w:cs="Times New Roman"/>
+          <w:bCs/>
+          <w:sz w:val="13"/>
+          <w:szCs w:val="13"/>
+        </w:rPr>
+        <w:t>. Оплата медицинских услуг осуществляется Пациентом в следующие сроки:</w:t>
+      </w:r>
+    </w:p>
+    <w:p>
+      <w:pPr>
+        <w:pStyle w:val="ConsPlusNonformat"/>
+        <w:ind w:left="-1276"/>
         <w:jc w:val="both"/>
         <w:rPr>
           <w:rFonts w:ascii="Times New Roman" w:hAnsi="Times New Roman" w:cs="Times New Roman"/>
@@ -1773,39 +2529,62 @@
     <w:p>
       <w:pPr>
         <w:pStyle w:val="ConsPlusNonformat"/>
-        <w:jc w:val="both"/>
-        <w:rPr>
-          <w:rFonts w:ascii="Times New Roman" w:hAnsi="Times New Roman" w:cs="Times New Roman"/>
-          <w:bCs/>
-          <w:sz w:val="13"/>
-          <w:szCs w:val="13"/>
-        </w:rPr>
-      </w:pPr>
-      <w:r>
-        <w:rPr>
-          <w:rFonts w:ascii="Times New Roman" w:hAnsi="Times New Roman" w:cs="Times New Roman"/>
-          <w:bCs/>
-          <w:sz w:val="13"/>
-          <w:szCs w:val="13"/>
-        </w:rPr>
-        <w:t>3.3.2. Непосредственно после оказания соответствующих медицинских услуг, т.е. в день оказания медицинских услуг, в случае если необходимость оказания медицинских услуг возникла на приеме у врача-специалиста Центра, и Пациент выразил свое согласие на оказание ему дополнительных медицинских услуг. Оплата производится в кассе Центра.</w:t>
-      </w:r>
-    </w:p>
-    <w:p>
-      <w:pPr>
-        <w:pStyle w:val="ConsPlusNonformat"/>
-        <w:jc w:val="both"/>
-        <w:rPr>
-          <w:rFonts w:ascii="Times New Roman" w:hAnsi="Times New Roman" w:cs="Times New Roman"/>
-          <w:bCs/>
-          <w:sz w:val="13"/>
-          <w:szCs w:val="13"/>
-        </w:rPr>
-      </w:pPr>
-    </w:p>
-    <w:p>
-      <w:pPr>
-        <w:pStyle w:val="ConsPlusNonformat"/>
+        <w:ind w:left="-1276"/>
+        <w:jc w:val="both"/>
+        <w:rPr>
+          <w:rFonts w:ascii="Times New Roman" w:hAnsi="Times New Roman" w:cs="Times New Roman"/>
+          <w:bCs/>
+          <w:sz w:val="13"/>
+          <w:szCs w:val="13"/>
+        </w:rPr>
+      </w:pPr>
+      <w:r>
+        <w:rPr>
+          <w:rFonts w:ascii="Times New Roman" w:hAnsi="Times New Roman" w:cs="Times New Roman"/>
+          <w:bCs/>
+          <w:sz w:val="13"/>
+          <w:szCs w:val="13"/>
+        </w:rPr>
+        <w:t xml:space="preserve">3.3.2. Непосредственно после оказания соответствующих медицинских услуг, </w:t>
+      </w:r>
+      <w:proofErr w:type="gramStart"/>
+      <w:r>
+        <w:rPr>
+          <w:rFonts w:ascii="Times New Roman" w:hAnsi="Times New Roman" w:cs="Times New Roman"/>
+          <w:bCs/>
+          <w:sz w:val="13"/>
+          <w:szCs w:val="13"/>
+        </w:rPr>
+        <w:t>т.е.</w:t>
+      </w:r>
+      <w:proofErr w:type="gramEnd"/>
+      <w:r>
+        <w:rPr>
+          <w:rFonts w:ascii="Times New Roman" w:hAnsi="Times New Roman" w:cs="Times New Roman"/>
+          <w:bCs/>
+          <w:sz w:val="13"/>
+          <w:szCs w:val="13"/>
+        </w:rPr>
+        <w:t xml:space="preserve"> в день оказания медицинских услуг, в случае если необходимость оказания медицинских услуг возникла на приеме у врача-специалиста Центра, и Пациент выразил свое согласие на оказание ему дополнительных медицинских услуг. Оплата производится в кассе Центра.</w:t>
+      </w:r>
+    </w:p>
+    <w:p>
+      <w:pPr>
+        <w:pStyle w:val="ConsPlusNonformat"/>
+        <w:ind w:left="-1276"/>
+        <w:jc w:val="both"/>
+        <w:rPr>
+          <w:rFonts w:ascii="Times New Roman" w:hAnsi="Times New Roman" w:cs="Times New Roman"/>
+          <w:bCs/>
+          <w:sz w:val="13"/>
+          <w:szCs w:val="13"/>
+        </w:rPr>
+      </w:pPr>
+    </w:p>
+    <w:p>
+      <w:pPr>
+        <w:pStyle w:val="ConsPlusNonformat"/>
+        <w:ind w:left="-1276"/>
         <w:jc w:val="center"/>
         <w:rPr>
           <w:rFonts w:ascii="Times New Roman" w:hAnsi="Times New Roman" w:cs="Times New Roman"/>
@@ -1827,6 +2606,7 @@
     <w:p>
       <w:pPr>
         <w:pStyle w:val="ConsPlusNonformat"/>
+        <w:ind w:left="-1276"/>
         <w:jc w:val="both"/>
         <w:rPr>
           <w:rFonts w:ascii="Times New Roman" w:hAnsi="Times New Roman" w:cs="Times New Roman"/>
@@ -1848,6 +2628,7 @@
     <w:p>
       <w:pPr>
         <w:pStyle w:val="ConsPlusNonformat"/>
+        <w:ind w:left="-1276"/>
         <w:jc w:val="both"/>
         <w:rPr>
           <w:rFonts w:ascii="Times New Roman" w:hAnsi="Times New Roman" w:cs="Times New Roman"/>
@@ -1869,27 +2650,49 @@
     <w:p>
       <w:pPr>
         <w:pStyle w:val="ConsPlusNonformat"/>
-        <w:jc w:val="both"/>
-        <w:rPr>
-          <w:rFonts w:ascii="Times New Roman" w:hAnsi="Times New Roman" w:cs="Times New Roman"/>
-          <w:bCs/>
-          <w:sz w:val="13"/>
-          <w:szCs w:val="13"/>
-        </w:rPr>
-      </w:pPr>
-      <w:r>
-        <w:rPr>
-          <w:rFonts w:ascii="Times New Roman" w:hAnsi="Times New Roman" w:cs="Times New Roman"/>
-          <w:bCs/>
-          <w:sz w:val="13"/>
-          <w:szCs w:val="13"/>
-        </w:rPr>
-        <w:t>4.3. При разглашении одной из сторон сведений, относящихся к категории конфиденциальной информации, виновная сторона несет ответственность и обязана возместить другой стороне понесенные ей в связи с этим убытки.</w:t>
-      </w:r>
-    </w:p>
-    <w:p>
-      <w:pPr>
-        <w:pStyle w:val="ConsPlusNonformat"/>
+        <w:ind w:left="-1276"/>
+        <w:jc w:val="both"/>
+        <w:rPr>
+          <w:rFonts w:ascii="Times New Roman" w:hAnsi="Times New Roman" w:cs="Times New Roman"/>
+          <w:bCs/>
+          <w:sz w:val="13"/>
+          <w:szCs w:val="13"/>
+        </w:rPr>
+      </w:pPr>
+      <w:r>
+        <w:rPr>
+          <w:rFonts w:ascii="Times New Roman" w:hAnsi="Times New Roman" w:cs="Times New Roman"/>
+          <w:bCs/>
+          <w:sz w:val="13"/>
+          <w:szCs w:val="13"/>
+        </w:rPr>
+        <w:t xml:space="preserve">4.3. При разглашении одной из сторон сведений, относящихся к категории конфиденциальной информации, виновная сторона несет ответственность и обязана возместить другой стороне понесенные </w:t>
+      </w:r>
+      <w:proofErr w:type="gramStart"/>
+      <w:r>
+        <w:rPr>
+          <w:rFonts w:ascii="Times New Roman" w:hAnsi="Times New Roman" w:cs="Times New Roman"/>
+          <w:bCs/>
+          <w:sz w:val="13"/>
+          <w:szCs w:val="13"/>
+        </w:rPr>
+        <w:t>ей</w:t>
+      </w:r>
+      <w:proofErr w:type="gramEnd"/>
+      <w:r>
+        <w:rPr>
+          <w:rFonts w:ascii="Times New Roman" w:hAnsi="Times New Roman" w:cs="Times New Roman"/>
+          <w:bCs/>
+          <w:sz w:val="13"/>
+          <w:szCs w:val="13"/>
+        </w:rPr>
+        <w:t xml:space="preserve"> в связи с этим убытки.</w:t>
+      </w:r>
+    </w:p>
+    <w:p>
+      <w:pPr>
+        <w:pStyle w:val="ConsPlusNonformat"/>
+        <w:ind w:left="-1276"/>
         <w:jc w:val="both"/>
         <w:rPr>
           <w:rFonts w:ascii="Times New Roman" w:hAnsi="Times New Roman" w:cs="Times New Roman"/>
@@ -1911,6 +2714,7 @@
     <w:p>
       <w:pPr>
         <w:pStyle w:val="ConsPlusNonformat"/>
+        <w:ind w:left="-1276"/>
         <w:jc w:val="both"/>
         <w:rPr>
           <w:rFonts w:ascii="Times New Roman" w:hAnsi="Times New Roman" w:cs="Times New Roman"/>
@@ -1932,6 +2736,7 @@
     <w:p>
       <w:pPr>
         <w:pStyle w:val="ConsPlusNonformat"/>
+        <w:ind w:left="-1276"/>
         <w:jc w:val="both"/>
         <w:rPr>
           <w:rFonts w:ascii="Times New Roman" w:hAnsi="Times New Roman" w:cs="Times New Roman"/>
@@ -1971,6 +2776,7 @@
     <w:p>
       <w:pPr>
         <w:pStyle w:val="ConsPlusNonformat"/>
+        <w:ind w:left="-1276"/>
         <w:jc w:val="both"/>
         <w:rPr>
           <w:rFonts w:ascii="Times New Roman" w:hAnsi="Times New Roman" w:cs="Times New Roman"/>
@@ -1992,18 +2798,20 @@
     <w:p>
       <w:pPr>
         <w:pStyle w:val="ConsPlusNonformat"/>
-        <w:jc w:val="both"/>
-        <w:rPr>
-          <w:rFonts w:ascii="Times New Roman" w:hAnsi="Times New Roman" w:cs="Times New Roman"/>
-          <w:bCs/>
-          <w:sz w:val="13"/>
-          <w:szCs w:val="13"/>
-        </w:rPr>
-      </w:pPr>
-    </w:p>
-    <w:p>
-      <w:pPr>
-        <w:pStyle w:val="ConsPlusNonformat"/>
+        <w:ind w:left="-1276"/>
+        <w:jc w:val="both"/>
+        <w:rPr>
+          <w:rFonts w:ascii="Times New Roman" w:hAnsi="Times New Roman" w:cs="Times New Roman"/>
+          <w:bCs/>
+          <w:sz w:val="13"/>
+          <w:szCs w:val="13"/>
+        </w:rPr>
+      </w:pPr>
+    </w:p>
+    <w:p>
+      <w:pPr>
+        <w:pStyle w:val="ConsPlusNonformat"/>
+        <w:ind w:left="-1276"/>
         <w:jc w:val="center"/>
         <w:rPr>
           <w:rFonts w:ascii="Times New Roman" w:hAnsi="Times New Roman" w:cs="Times New Roman"/>
@@ -2025,6 +2833,7 @@
     <w:p>
       <w:pPr>
         <w:pStyle w:val="ConsPlusNonformat"/>
+        <w:ind w:left="-1276"/>
         <w:jc w:val="both"/>
         <w:rPr>
           <w:rFonts w:ascii="Times New Roman" w:hAnsi="Times New Roman" w:cs="Times New Roman"/>
@@ -2046,18 +2855,20 @@
     <w:p>
       <w:pPr>
         <w:pStyle w:val="ConsPlusNonformat"/>
-        <w:jc w:val="both"/>
-        <w:rPr>
-          <w:rFonts w:ascii="Times New Roman" w:hAnsi="Times New Roman" w:cs="Times New Roman"/>
-          <w:bCs/>
-          <w:sz w:val="13"/>
-          <w:szCs w:val="13"/>
-        </w:rPr>
-      </w:pPr>
-    </w:p>
-    <w:p>
-      <w:pPr>
-        <w:pStyle w:val="ConsPlusNonformat"/>
+        <w:ind w:left="-1276"/>
+        <w:jc w:val="both"/>
+        <w:rPr>
+          <w:rFonts w:ascii="Times New Roman" w:hAnsi="Times New Roman" w:cs="Times New Roman"/>
+          <w:bCs/>
+          <w:sz w:val="13"/>
+          <w:szCs w:val="13"/>
+        </w:rPr>
+      </w:pPr>
+    </w:p>
+    <w:p>
+      <w:pPr>
+        <w:pStyle w:val="ConsPlusNonformat"/>
+        <w:ind w:left="-1276"/>
         <w:jc w:val="center"/>
         <w:rPr>
           <w:rFonts w:ascii="Times New Roman" w:hAnsi="Times New Roman" w:cs="Times New Roman"/>
@@ -2079,6 +2890,7 @@
     <w:p>
       <w:pPr>
         <w:pStyle w:val="ConsPlusNonformat"/>
+        <w:ind w:left="-1276"/>
         <w:jc w:val="both"/>
         <w:rPr>
           <w:rFonts w:ascii="Times New Roman" w:hAnsi="Times New Roman" w:cs="Times New Roman"/>
@@ -2100,18 +2912,20 @@
     <w:p>
       <w:pPr>
         <w:pStyle w:val="ConsPlusNonformat"/>
-        <w:jc w:val="both"/>
-        <w:rPr>
-          <w:rFonts w:ascii="Times New Roman" w:hAnsi="Times New Roman" w:cs="Times New Roman"/>
-          <w:bCs/>
-          <w:sz w:val="13"/>
-          <w:szCs w:val="13"/>
-        </w:rPr>
-      </w:pPr>
-    </w:p>
-    <w:p>
-      <w:pPr>
-        <w:pStyle w:val="ConsPlusNonformat"/>
+        <w:ind w:left="-1276"/>
+        <w:jc w:val="both"/>
+        <w:rPr>
+          <w:rFonts w:ascii="Times New Roman" w:hAnsi="Times New Roman" w:cs="Times New Roman"/>
+          <w:bCs/>
+          <w:sz w:val="13"/>
+          <w:szCs w:val="13"/>
+        </w:rPr>
+      </w:pPr>
+    </w:p>
+    <w:p>
+      <w:pPr>
+        <w:pStyle w:val="ConsPlusNonformat"/>
+        <w:ind w:left="-1276"/>
         <w:jc w:val="center"/>
         <w:rPr>
           <w:rFonts w:ascii="Times New Roman" w:hAnsi="Times New Roman" w:cs="Times New Roman"/>
@@ -2133,6 +2947,7 @@
     <w:p>
       <w:pPr>
         <w:pStyle w:val="ConsPlusNonformat"/>
+        <w:ind w:left="-1276"/>
         <w:jc w:val="both"/>
         <w:rPr>
           <w:rFonts w:ascii="Times New Roman" w:hAnsi="Times New Roman" w:cs="Times New Roman"/>
@@ -2154,6 +2969,7 @@
     <w:p>
       <w:pPr>
         <w:pStyle w:val="ConsPlusNonformat"/>
+        <w:ind w:left="-1276"/>
         <w:jc w:val="both"/>
         <w:rPr>
           <w:rFonts w:ascii="Times New Roman" w:hAnsi="Times New Roman" w:cs="Times New Roman"/>
@@ -2175,6 +2991,7 @@
     <w:p>
       <w:pPr>
         <w:pStyle w:val="ConsPlusNonformat"/>
+        <w:ind w:left="-1276"/>
         <w:jc w:val="both"/>
         <w:rPr>
           <w:rFonts w:ascii="Times New Roman" w:hAnsi="Times New Roman" w:cs="Times New Roman"/>
@@ -2196,6 +3013,7 @@
     <w:p>
       <w:pPr>
         <w:pStyle w:val="ConsPlusNonformat"/>
+        <w:ind w:left="-1276"/>
         <w:jc w:val="both"/>
         <w:rPr>
           <w:rFonts w:ascii="Times New Roman" w:hAnsi="Times New Roman" w:cs="Times New Roman"/>
@@ -2217,69 +3035,124 @@
     <w:p>
       <w:pPr>
         <w:pStyle w:val="ConsPlusNonformat"/>
-        <w:jc w:val="both"/>
-        <w:rPr>
-          <w:rFonts w:ascii="Times New Roman" w:hAnsi="Times New Roman" w:cs="Times New Roman"/>
-          <w:bCs/>
-          <w:sz w:val="13"/>
-          <w:szCs w:val="13"/>
-        </w:rPr>
-      </w:pPr>
-      <w:r>
-        <w:rPr>
-          <w:rFonts w:ascii="Times New Roman" w:hAnsi="Times New Roman" w:cs="Times New Roman"/>
-          <w:bCs/>
-          <w:sz w:val="13"/>
-          <w:szCs w:val="13"/>
-        </w:rPr>
-        <w:t>- в одностороннем порядке в соответствии с пп. 7.4., 7.5. Договора.</w:t>
-      </w:r>
-    </w:p>
-    <w:p>
-      <w:pPr>
-        <w:pStyle w:val="ConsPlusNonformat"/>
-        <w:jc w:val="both"/>
-        <w:rPr>
-          <w:rFonts w:ascii="Times New Roman" w:hAnsi="Times New Roman" w:cs="Times New Roman"/>
-          <w:bCs/>
-          <w:sz w:val="13"/>
-          <w:szCs w:val="13"/>
-        </w:rPr>
-      </w:pPr>
-      <w:r>
-        <w:rPr>
-          <w:rFonts w:ascii="Times New Roman" w:hAnsi="Times New Roman" w:cs="Times New Roman"/>
-          <w:bCs/>
-          <w:sz w:val="13"/>
-          <w:szCs w:val="13"/>
-        </w:rPr>
-        <w:t>7.4  По инициативе Центра Договор может быть расторгнут в одностороннем внесудебном порядке:</w:t>
-      </w:r>
-    </w:p>
-    <w:p>
-      <w:pPr>
-        <w:pStyle w:val="ConsPlusNonformat"/>
-        <w:jc w:val="both"/>
-        <w:rPr>
-          <w:rFonts w:ascii="Times New Roman" w:hAnsi="Times New Roman" w:cs="Times New Roman"/>
-          <w:bCs/>
-          <w:sz w:val="13"/>
-          <w:szCs w:val="13"/>
-        </w:rPr>
-      </w:pPr>
-      <w:r>
-        <w:rPr>
-          <w:rFonts w:ascii="Times New Roman" w:hAnsi="Times New Roman" w:cs="Times New Roman"/>
-          <w:bCs/>
-          <w:sz w:val="13"/>
-          <w:szCs w:val="13"/>
-        </w:rPr>
-        <w:t>- в случае невыполнения Пациентом рекомендаций и назначений лечащего врача (медицинского персонала Центра) (нарушение медицинских предписаний, лечебно-охранительного режима и т.п.), а также нарушения Пациентом других условий настоящего Договора;</w:t>
-      </w:r>
-    </w:p>
-    <w:p>
-      <w:pPr>
-        <w:pStyle w:val="ConsPlusNonformat"/>
+        <w:ind w:left="-1276"/>
+        <w:jc w:val="both"/>
+        <w:rPr>
+          <w:rFonts w:ascii="Times New Roman" w:hAnsi="Times New Roman" w:cs="Times New Roman"/>
+          <w:bCs/>
+          <w:sz w:val="13"/>
+          <w:szCs w:val="13"/>
+        </w:rPr>
+      </w:pPr>
+      <w:r>
+        <w:rPr>
+          <w:rFonts w:ascii="Times New Roman" w:hAnsi="Times New Roman" w:cs="Times New Roman"/>
+          <w:bCs/>
+          <w:sz w:val="13"/>
+          <w:szCs w:val="13"/>
+        </w:rPr>
+        <w:t xml:space="preserve">- в одностороннем порядке в соответствии с </w:t>
+      </w:r>
+      <w:proofErr w:type="spellStart"/>
+      <w:r>
+        <w:rPr>
+          <w:rFonts w:ascii="Times New Roman" w:hAnsi="Times New Roman" w:cs="Times New Roman"/>
+          <w:bCs/>
+          <w:sz w:val="13"/>
+          <w:szCs w:val="13"/>
+        </w:rPr>
+        <w:t>пп</w:t>
+      </w:r>
+      <w:proofErr w:type="spellEnd"/>
+      <w:r>
+        <w:rPr>
+          <w:rFonts w:ascii="Times New Roman" w:hAnsi="Times New Roman" w:cs="Times New Roman"/>
+          <w:bCs/>
+          <w:sz w:val="13"/>
+          <w:szCs w:val="13"/>
+        </w:rPr>
+        <w:t>. 7.4., 7.5. Договора.</w:t>
+      </w:r>
+    </w:p>
+    <w:p>
+      <w:pPr>
+        <w:pStyle w:val="ConsPlusNonformat"/>
+        <w:ind w:left="-1276"/>
+        <w:jc w:val="both"/>
+        <w:rPr>
+          <w:rFonts w:ascii="Times New Roman" w:hAnsi="Times New Roman" w:cs="Times New Roman"/>
+          <w:bCs/>
+          <w:sz w:val="13"/>
+          <w:szCs w:val="13"/>
+        </w:rPr>
+      </w:pPr>
+      <w:proofErr w:type="gramStart"/>
+      <w:r>
+        <w:rPr>
+          <w:rFonts w:ascii="Times New Roman" w:hAnsi="Times New Roman" w:cs="Times New Roman"/>
+          <w:bCs/>
+          <w:sz w:val="13"/>
+          <w:szCs w:val="13"/>
+        </w:rPr>
+        <w:t>7.4  По</w:t>
+      </w:r>
+      <w:proofErr w:type="gramEnd"/>
+      <w:r>
+        <w:rPr>
+          <w:rFonts w:ascii="Times New Roman" w:hAnsi="Times New Roman" w:cs="Times New Roman"/>
+          <w:bCs/>
+          <w:sz w:val="13"/>
+          <w:szCs w:val="13"/>
+        </w:rPr>
+        <w:t xml:space="preserve"> инициативе Центра Договор может быть расторгнут в одностороннем внесудебном порядке:</w:t>
+      </w:r>
+    </w:p>
+    <w:p>
+      <w:pPr>
+        <w:pStyle w:val="ConsPlusNonformat"/>
+        <w:ind w:left="-1276"/>
+        <w:jc w:val="both"/>
+        <w:rPr>
+          <w:rFonts w:ascii="Times New Roman" w:hAnsi="Times New Roman" w:cs="Times New Roman"/>
+          <w:bCs/>
+          <w:sz w:val="13"/>
+          <w:szCs w:val="13"/>
+        </w:rPr>
+      </w:pPr>
+      <w:r>
+        <w:rPr>
+          <w:rFonts w:ascii="Times New Roman" w:hAnsi="Times New Roman" w:cs="Times New Roman"/>
+          <w:bCs/>
+          <w:sz w:val="13"/>
+          <w:szCs w:val="13"/>
+        </w:rPr>
+        <w:t xml:space="preserve">- в случае невыполнения Пациентом рекомендаций и назначений лечащего врача (медицинского персонала Центра) (нарушение медицинских предписаний, лечебно-охранительного режима и </w:t>
+      </w:r>
+      <w:proofErr w:type="gramStart"/>
+      <w:r>
+        <w:rPr>
+          <w:rFonts w:ascii="Times New Roman" w:hAnsi="Times New Roman" w:cs="Times New Roman"/>
+          <w:bCs/>
+          <w:sz w:val="13"/>
+          <w:szCs w:val="13"/>
+        </w:rPr>
+        <w:t>т.п.</w:t>
+      </w:r>
+      <w:proofErr w:type="gramEnd"/>
+      <w:r>
+        <w:rPr>
+          <w:rFonts w:ascii="Times New Roman" w:hAnsi="Times New Roman" w:cs="Times New Roman"/>
+          <w:bCs/>
+          <w:sz w:val="13"/>
+          <w:szCs w:val="13"/>
+        </w:rPr>
+        <w:t>), а также нарушения Пациентом других условий настоящего Договора;</w:t>
+      </w:r>
+    </w:p>
+    <w:p>
+      <w:pPr>
+        <w:pStyle w:val="ConsPlusNonformat"/>
+        <w:ind w:left="-1276"/>
         <w:jc w:val="both"/>
         <w:rPr>
           <w:rFonts w:ascii="Times New Roman" w:hAnsi="Times New Roman" w:cs="Times New Roman"/>
@@ -2301,6 +3174,7 @@
     <w:p>
       <w:pPr>
         <w:pStyle w:val="ConsPlusNonformat"/>
+        <w:ind w:left="-1276"/>
         <w:jc w:val="both"/>
         <w:rPr>
           <w:rFonts w:ascii="Times New Roman" w:hAnsi="Times New Roman" w:cs="Times New Roman"/>
@@ -2322,6 +3196,7 @@
     <w:p>
       <w:pPr>
         <w:pStyle w:val="ConsPlusNonformat"/>
+        <w:ind w:left="-1276"/>
         <w:jc w:val="both"/>
         <w:rPr>
           <w:rFonts w:ascii="Times New Roman" w:hAnsi="Times New Roman" w:cs="Times New Roman"/>
@@ -2343,39 +3218,62 @@
     <w:p>
       <w:pPr>
         <w:pStyle w:val="ConsPlusNonformat"/>
-        <w:jc w:val="both"/>
-        <w:rPr>
-          <w:rFonts w:ascii="Times New Roman" w:hAnsi="Times New Roman" w:cs="Times New Roman"/>
-          <w:bCs/>
-          <w:sz w:val="13"/>
-          <w:szCs w:val="13"/>
-        </w:rPr>
-      </w:pPr>
-      <w:r>
-        <w:rPr>
-          <w:rFonts w:ascii="Times New Roman" w:hAnsi="Times New Roman" w:cs="Times New Roman"/>
-          <w:bCs/>
-          <w:sz w:val="13"/>
-          <w:szCs w:val="13"/>
-        </w:rPr>
-        <w:t>7.6. В случаях, предусмотренных в пп. 7.3., 7.4., 7.5. Договора Сторона, являющаяся инициатором расторжения Договора, обязана уведомить вторую Сторону о расторжении Договора любым удобным способом не менее чем за 5 рабочих дней до расторжения Договора.</w:t>
-      </w:r>
-    </w:p>
-    <w:p>
-      <w:pPr>
-        <w:pStyle w:val="ConsPlusNonformat"/>
-        <w:jc w:val="both"/>
-        <w:rPr>
-          <w:rFonts w:ascii="Times New Roman" w:hAnsi="Times New Roman" w:cs="Times New Roman"/>
-          <w:bCs/>
-          <w:sz w:val="13"/>
-          <w:szCs w:val="13"/>
-        </w:rPr>
-      </w:pPr>
-    </w:p>
-    <w:p>
-      <w:pPr>
-        <w:pStyle w:val="ConsPlusNonformat"/>
+        <w:ind w:left="-1276"/>
+        <w:jc w:val="both"/>
+        <w:rPr>
+          <w:rFonts w:ascii="Times New Roman" w:hAnsi="Times New Roman" w:cs="Times New Roman"/>
+          <w:bCs/>
+          <w:sz w:val="13"/>
+          <w:szCs w:val="13"/>
+        </w:rPr>
+      </w:pPr>
+      <w:r>
+        <w:rPr>
+          <w:rFonts w:ascii="Times New Roman" w:hAnsi="Times New Roman" w:cs="Times New Roman"/>
+          <w:bCs/>
+          <w:sz w:val="13"/>
+          <w:szCs w:val="13"/>
+        </w:rPr>
+        <w:t xml:space="preserve">7.6. В случаях, предусмотренных в </w:t>
+      </w:r>
+      <w:proofErr w:type="spellStart"/>
+      <w:r>
+        <w:rPr>
+          <w:rFonts w:ascii="Times New Roman" w:hAnsi="Times New Roman" w:cs="Times New Roman"/>
+          <w:bCs/>
+          <w:sz w:val="13"/>
+          <w:szCs w:val="13"/>
+        </w:rPr>
+        <w:t>пп</w:t>
+      </w:r>
+      <w:proofErr w:type="spellEnd"/>
+      <w:r>
+        <w:rPr>
+          <w:rFonts w:ascii="Times New Roman" w:hAnsi="Times New Roman" w:cs="Times New Roman"/>
+          <w:bCs/>
+          <w:sz w:val="13"/>
+          <w:szCs w:val="13"/>
+        </w:rPr>
+        <w:t>. 7.3., 7.4., 7.5. Договора Сторона, являющаяся инициатором расторжения Договора, обязана уведомить вторую Сторону о расторжении Договора любым удобным способом не менее чем за 5 рабочих дней до расторжения Договора.</w:t>
+      </w:r>
+    </w:p>
+    <w:p>
+      <w:pPr>
+        <w:pStyle w:val="ConsPlusNonformat"/>
+        <w:ind w:left="-1276"/>
+        <w:jc w:val="both"/>
+        <w:rPr>
+          <w:rFonts w:ascii="Times New Roman" w:hAnsi="Times New Roman" w:cs="Times New Roman"/>
+          <w:bCs/>
+          <w:sz w:val="13"/>
+          <w:szCs w:val="13"/>
+        </w:rPr>
+      </w:pPr>
+    </w:p>
+    <w:p>
+      <w:pPr>
+        <w:pStyle w:val="ConsPlusNonformat"/>
+        <w:ind w:left="-1276"/>
         <w:jc w:val="center"/>
         <w:rPr>
           <w:rFonts w:ascii="Times New Roman" w:hAnsi="Times New Roman" w:cs="Times New Roman"/>
@@ -2397,27 +3295,49 @@
     <w:p>
       <w:pPr>
         <w:pStyle w:val="ConsPlusNonformat"/>
-        <w:jc w:val="both"/>
-        <w:rPr>
-          <w:rFonts w:ascii="Times New Roman" w:hAnsi="Times New Roman" w:cs="Times New Roman"/>
-          <w:bCs/>
-          <w:sz w:val="13"/>
-          <w:szCs w:val="13"/>
-        </w:rPr>
-      </w:pPr>
-      <w:r>
-        <w:rPr>
-          <w:rFonts w:ascii="Times New Roman" w:hAnsi="Times New Roman" w:cs="Times New Roman"/>
-          <w:bCs/>
-          <w:sz w:val="13"/>
-          <w:szCs w:val="13"/>
-        </w:rPr>
-        <w:t>8.1. Подписывая настоящий Договор, Пациент подтверждает, что условия Договора ему понятны, с Договором согласен в полном объеме, а также ознакомлен и согласен со всеми приложениями к Договору. Пациент дает свое согласие на использование и обработку своих персональных данных в соответствии с ФЗ от 27.07.2006 №152-ФЗ «О персональных данных» и SMS-уведомления, а также на передачу медицинских заключений, результатов анализов по электронным каналам связи ________________________________________________________________________________________________________ (e-mail).</w:t>
-      </w:r>
-    </w:p>
-    <w:p>
-      <w:pPr>
-        <w:pStyle w:val="ConsPlusNonformat"/>
+        <w:ind w:left="-1276"/>
+        <w:jc w:val="both"/>
+        <w:rPr>
+          <w:rFonts w:ascii="Times New Roman" w:hAnsi="Times New Roman" w:cs="Times New Roman"/>
+          <w:bCs/>
+          <w:sz w:val="13"/>
+          <w:szCs w:val="13"/>
+        </w:rPr>
+      </w:pPr>
+      <w:r>
+        <w:rPr>
+          <w:rFonts w:ascii="Times New Roman" w:hAnsi="Times New Roman" w:cs="Times New Roman"/>
+          <w:bCs/>
+          <w:sz w:val="13"/>
+          <w:szCs w:val="13"/>
+        </w:rPr>
+        <w:t>8.1. Подписывая настоящий Договор, Пациент подтверждает, что условия Договора ему понятны, с Договором согласен в полном объеме, а также ознакомлен и согласен со всеми приложениями к Договору. Пациент дает свое согласие на использование и обработку своих персональных данных в соответствии с ФЗ от 27.07.2006 №152-ФЗ «О персональных данных» и SMS-уведомления, а также на передачу медицинских заключений, результатов анализов по электронным каналам связи ________________________________________________________________________________________________________ (</w:t>
+      </w:r>
+      <w:proofErr w:type="spellStart"/>
+      <w:r>
+        <w:rPr>
+          <w:rFonts w:ascii="Times New Roman" w:hAnsi="Times New Roman" w:cs="Times New Roman"/>
+          <w:bCs/>
+          <w:sz w:val="13"/>
+          <w:szCs w:val="13"/>
+        </w:rPr>
+        <w:t>e-mail</w:t>
+      </w:r>
+      <w:proofErr w:type="spellEnd"/>
+      <w:r>
+        <w:rPr>
+          <w:rFonts w:ascii="Times New Roman" w:hAnsi="Times New Roman" w:cs="Times New Roman"/>
+          <w:bCs/>
+          <w:sz w:val="13"/>
+          <w:szCs w:val="13"/>
+        </w:rPr>
+        <w:t>).</w:t>
+      </w:r>
+    </w:p>
+    <w:p>
+      <w:pPr>
+        <w:pStyle w:val="ConsPlusNonformat"/>
+        <w:ind w:left="-1276"/>
         <w:jc w:val="both"/>
         <w:rPr>
           <w:rFonts w:ascii="Times New Roman" w:hAnsi="Times New Roman" w:cs="Times New Roman"/>
@@ -2439,6 +3359,7 @@
     <w:p>
       <w:pPr>
         <w:pStyle w:val="ConsPlusNonformat"/>
+        <w:ind w:left="-1276"/>
         <w:jc w:val="both"/>
         <w:rPr>
           <w:rFonts w:ascii="Times New Roman" w:hAnsi="Times New Roman" w:cs="Times New Roman"/>
@@ -2679,8 +3600,19 @@
                 <w:sz w:val="13"/>
                 <w:szCs w:val="13"/>
               </w:rPr>
-              <w:t>тел(факс) (8212)30-20-24</w:t>
-            </w:r>
+              <w:t>тел(факс) (8212)30-</w:t>
+            </w:r>
+            <w:proofErr w:type="gramStart"/>
+            <w:r>
+              <w:rPr>
+                <w:rFonts w:ascii="Times New Roman" w:hAnsi="Times New Roman" w:cs="Times New Roman"/>
+                <w:bCs/>
+                <w:sz w:val="13"/>
+                <w:szCs w:val="13"/>
+              </w:rPr>
+              <w:t>20-24</w:t>
+            </w:r>
+            <w:proofErr w:type="gramEnd"/>
           </w:p>
           <w:p>
             <w:pPr>
@@ -2772,8 +3704,19 @@
                 <w:sz w:val="13"/>
                 <w:szCs w:val="13"/>
               </w:rPr>
-              <w:t xml:space="preserve"> О.Е.</w:t>
-            </w:r>
+              <w:t xml:space="preserve"> </w:t>
+            </w:r>
+            <w:proofErr w:type="gramStart"/>
+            <w:r>
+              <w:rPr>
+                <w:rFonts w:ascii="Times New Roman" w:hAnsi="Times New Roman" w:cs="Times New Roman"/>
+                <w:bCs/>
+                <w:sz w:val="13"/>
+                <w:szCs w:val="13"/>
+              </w:rPr>
+              <w:t>О.Е.</w:t>
+            </w:r>
+            <w:proofErr w:type="gramEnd"/>
           </w:p>
         </w:tc>
         <w:tc>
@@ -2805,6 +3748,7 @@
                 <w:lang w:val="en-US"/>
               </w:rPr>
             </w:pPr>
+            <w:proofErr w:type="gramStart"/>
             <w:r>
               <w:rPr>
                 <w:rFonts w:ascii="Times New Roman" w:hAnsi="Times New Roman" w:cs="Times New Roman"/>
@@ -2863,7 +3807,163 @@
                 <w:u w:val="single"/>
                 <w:lang w:val="en-US"/>
               </w:rPr>
-              <w:t>{{ surname }} {{ first_name }} {{ last_name }}</w:t>
+              <w:t>{{ surname</w:t>
+            </w:r>
+            <w:proofErr w:type="gramEnd"/>
+            <w:r>
+              <w:rPr>
+                <w:rFonts w:ascii="Times New Roman" w:hAnsi="Times New Roman" w:cs="Times New Roman"/>
+                <w:bCs/>
+                <w:sz w:val="13"/>
+                <w:szCs w:val="13"/>
+                <w:u w:val="single"/>
+                <w:lang w:val="en-US"/>
+              </w:rPr>
+              <w:t xml:space="preserve"> }} </w:t>
+            </w:r>
+            <w:proofErr w:type="gramStart"/>
+            <w:r>
+              <w:rPr>
+                <w:rFonts w:ascii="Times New Roman" w:hAnsi="Times New Roman" w:cs="Times New Roman"/>
+                <w:bCs/>
+                <w:sz w:val="13"/>
+                <w:szCs w:val="13"/>
+                <w:u w:val="single"/>
+                <w:lang w:val="en-US"/>
+              </w:rPr>
+              <w:t xml:space="preserve">{{ </w:t>
+            </w:r>
+            <w:proofErr w:type="spellStart"/>
+            <w:r>
+              <w:rPr>
+                <w:rFonts w:ascii="Times New Roman" w:hAnsi="Times New Roman" w:cs="Times New Roman"/>
+                <w:bCs/>
+                <w:sz w:val="13"/>
+                <w:szCs w:val="13"/>
+                <w:u w:val="single"/>
+                <w:lang w:val="en-US"/>
+              </w:rPr>
+              <w:t>first</w:t>
+            </w:r>
+            <w:proofErr w:type="gramEnd"/>
+            <w:r>
+              <w:rPr>
+                <w:rFonts w:ascii="Times New Roman" w:hAnsi="Times New Roman" w:cs="Times New Roman"/>
+                <w:bCs/>
+                <w:sz w:val="13"/>
+                <w:szCs w:val="13"/>
+                <w:u w:val="single"/>
+                <w:lang w:val="en-US"/>
+              </w:rPr>
+              <w:t>_</w:t>
+            </w:r>
+            <w:proofErr w:type="gramStart"/>
+            <w:r>
+              <w:rPr>
+                <w:rFonts w:ascii="Times New Roman" w:hAnsi="Times New Roman" w:cs="Times New Roman"/>
+                <w:bCs/>
+                <w:sz w:val="13"/>
+                <w:szCs w:val="13"/>
+                <w:u w:val="single"/>
+                <w:lang w:val="en-US"/>
+              </w:rPr>
+              <w:t>name</w:t>
+            </w:r>
+            <w:proofErr w:type="spellEnd"/>
+            <w:r>
+              <w:rPr>
+                <w:rFonts w:ascii="Times New Roman" w:hAnsi="Times New Roman" w:cs="Times New Roman"/>
+                <w:bCs/>
+                <w:sz w:val="13"/>
+                <w:szCs w:val="13"/>
+                <w:u w:val="single"/>
+                <w:lang w:val="en-US"/>
+              </w:rPr>
+              <w:t xml:space="preserve"> }</w:t>
+            </w:r>
+            <w:proofErr w:type="gramEnd"/>
+            <w:r>
+              <w:rPr>
+                <w:rFonts w:ascii="Times New Roman" w:hAnsi="Times New Roman" w:cs="Times New Roman"/>
+                <w:bCs/>
+                <w:sz w:val="13"/>
+                <w:szCs w:val="13"/>
+                <w:u w:val="single"/>
+                <w:lang w:val="en-US"/>
+              </w:rPr>
+              <w:t xml:space="preserve">} </w:t>
+            </w:r>
+            <w:proofErr w:type="gramStart"/>
+            <w:r>
+              <w:rPr>
+                <w:rFonts w:ascii="Times New Roman" w:hAnsi="Times New Roman" w:cs="Times New Roman"/>
+                <w:bCs/>
+                <w:sz w:val="13"/>
+                <w:szCs w:val="13"/>
+                <w:u w:val="single"/>
+                <w:lang w:val="en-US"/>
+              </w:rPr>
+              <w:t xml:space="preserve">{{ </w:t>
+            </w:r>
+            <w:proofErr w:type="spellStart"/>
+            <w:r>
+              <w:rPr>
+                <w:rFonts w:ascii="Times New Roman" w:hAnsi="Times New Roman" w:cs="Times New Roman"/>
+                <w:bCs/>
+                <w:sz w:val="13"/>
+                <w:szCs w:val="13"/>
+                <w:u w:val="single"/>
+                <w:lang w:val="en-US"/>
+              </w:rPr>
+              <w:t>last</w:t>
+            </w:r>
+            <w:proofErr w:type="gramEnd"/>
+            <w:r>
+              <w:rPr>
+                <w:rFonts w:ascii="Times New Roman" w:hAnsi="Times New Roman" w:cs="Times New Roman"/>
+                <w:bCs/>
+                <w:sz w:val="13"/>
+                <w:szCs w:val="13"/>
+                <w:u w:val="single"/>
+                <w:lang w:val="en-US"/>
+              </w:rPr>
+              <w:t>_</w:t>
+            </w:r>
+            <w:proofErr w:type="gramStart"/>
+            <w:r>
+              <w:rPr>
+                <w:rFonts w:ascii="Times New Roman" w:hAnsi="Times New Roman" w:cs="Times New Roman"/>
+                <w:bCs/>
+                <w:sz w:val="13"/>
+                <w:szCs w:val="13"/>
+                <w:u w:val="single"/>
+                <w:lang w:val="en-US"/>
+              </w:rPr>
+              <w:t>name</w:t>
+            </w:r>
+            <w:proofErr w:type="spellEnd"/>
+            <w:r>
+              <w:rPr>
+                <w:rFonts w:ascii="Times New Roman" w:hAnsi="Times New Roman" w:cs="Times New Roman"/>
+                <w:bCs/>
+                <w:sz w:val="13"/>
+                <w:szCs w:val="13"/>
+                <w:u w:val="single"/>
+                <w:lang w:val="en-US"/>
+              </w:rPr>
+              <w:t xml:space="preserve"> }</w:t>
+            </w:r>
+            <w:proofErr w:type="gramEnd"/>
+            <w:r>
+              <w:rPr>
+                <w:rFonts w:ascii="Times New Roman" w:hAnsi="Times New Roman" w:cs="Times New Roman"/>
+                <w:bCs/>
+                <w:sz w:val="13"/>
+                <w:szCs w:val="13"/>
+                <w:u w:val="single"/>
+                <w:lang w:val="en-US"/>
+              </w:rPr>
+              <w:t>}</w:t>
             </w:r>
           </w:p>
           <w:p>
@@ -2945,15 +4045,159 @@
               </w:rPr>
               <w:t xml:space="preserve"> </w:t>
             </w:r>
-            <w:r>
-              <w:rPr>
-                <w:rFonts w:ascii="Times New Roman" w:hAnsi="Times New Roman" w:cs="Times New Roman"/>
-                <w:bCs/>
-                <w:sz w:val="13"/>
-                <w:szCs w:val="13"/>
-                <w:lang w:val="en-US"/>
-              </w:rPr>
-              <w:t>{{ passport }} {{ p_series }} {{ p_number }}</w:t>
+            <w:proofErr w:type="gramStart"/>
+            <w:r>
+              <w:rPr>
+                <w:rFonts w:ascii="Times New Roman" w:hAnsi="Times New Roman" w:cs="Times New Roman"/>
+                <w:bCs/>
+                <w:sz w:val="13"/>
+                <w:szCs w:val="13"/>
+                <w:lang w:val="en-US"/>
+              </w:rPr>
+              <w:t>{{ passport</w:t>
+            </w:r>
+            <w:proofErr w:type="gramEnd"/>
+            <w:r>
+              <w:rPr>
+                <w:rFonts w:ascii="Times New Roman" w:hAnsi="Times New Roman" w:cs="Times New Roman"/>
+                <w:bCs/>
+                <w:sz w:val="13"/>
+                <w:szCs w:val="13"/>
+                <w:lang w:val="en-US"/>
+              </w:rPr>
+              <w:t xml:space="preserve"> }} </w:t>
+            </w:r>
+            <w:proofErr w:type="gramStart"/>
+            <w:r>
+              <w:rPr>
+                <w:rFonts w:ascii="Times New Roman" w:hAnsi="Times New Roman" w:cs="Times New Roman"/>
+                <w:bCs/>
+                <w:sz w:val="13"/>
+                <w:szCs w:val="13"/>
+                <w:lang w:val="en-US"/>
+              </w:rPr>
+              <w:t xml:space="preserve">{{ </w:t>
+            </w:r>
+            <w:proofErr w:type="spellStart"/>
+            <w:r>
+              <w:rPr>
+                <w:rFonts w:ascii="Times New Roman" w:hAnsi="Times New Roman" w:cs="Times New Roman"/>
+                <w:bCs/>
+                <w:sz w:val="13"/>
+                <w:szCs w:val="13"/>
+                <w:lang w:val="en-US"/>
+              </w:rPr>
+              <w:t>p</w:t>
+            </w:r>
+            <w:proofErr w:type="gramEnd"/>
+            <w:r>
+              <w:rPr>
+                <w:rFonts w:ascii="Times New Roman" w:hAnsi="Times New Roman" w:cs="Times New Roman"/>
+                <w:bCs/>
+                <w:sz w:val="13"/>
+                <w:szCs w:val="13"/>
+                <w:lang w:val="en-US"/>
+              </w:rPr>
+              <w:t>_</w:t>
+            </w:r>
+            <w:proofErr w:type="gramStart"/>
+            <w:r>
+              <w:rPr>
+                <w:rFonts w:ascii="Times New Roman" w:hAnsi="Times New Roman" w:cs="Times New Roman"/>
+                <w:bCs/>
+                <w:sz w:val="13"/>
+                <w:szCs w:val="13"/>
+                <w:lang w:val="en-US"/>
+              </w:rPr>
+              <w:t>series</w:t>
+            </w:r>
+            <w:proofErr w:type="spellEnd"/>
+            <w:r>
+              <w:rPr>
+                <w:rFonts w:ascii="Times New Roman" w:hAnsi="Times New Roman" w:cs="Times New Roman"/>
+                <w:bCs/>
+                <w:sz w:val="13"/>
+                <w:szCs w:val="13"/>
+                <w:lang w:val="en-US"/>
+              </w:rPr>
+              <w:t xml:space="preserve"> }</w:t>
+            </w:r>
+            <w:proofErr w:type="gramEnd"/>
+            <w:r>
+              <w:rPr>
+                <w:rFonts w:ascii="Times New Roman" w:hAnsi="Times New Roman" w:cs="Times New Roman"/>
+                <w:bCs/>
+                <w:sz w:val="13"/>
+                <w:szCs w:val="13"/>
+                <w:lang w:val="en-US"/>
+              </w:rPr>
+              <w:t xml:space="preserve">} </w:t>
+            </w:r>
+            <w:proofErr w:type="gramStart"/>
+            <w:r>
+              <w:rPr>
+                <w:rFonts w:ascii="Times New Roman" w:hAnsi="Times New Roman" w:cs="Times New Roman"/>
+                <w:bCs/>
+                <w:sz w:val="13"/>
+                <w:szCs w:val="13"/>
+                <w:lang w:val="en-US"/>
+              </w:rPr>
+              <w:t xml:space="preserve">{{ </w:t>
+            </w:r>
+            <w:proofErr w:type="spellStart"/>
+            <w:r>
+              <w:rPr>
+                <w:rFonts w:ascii="Times New Roman" w:hAnsi="Times New Roman" w:cs="Times New Roman"/>
+                <w:bCs/>
+                <w:sz w:val="13"/>
+                <w:szCs w:val="13"/>
+                <w:lang w:val="en-US"/>
+              </w:rPr>
+              <w:t>p</w:t>
+            </w:r>
+            <w:proofErr w:type="gramEnd"/>
+            <w:r>
+              <w:rPr>
+                <w:rFonts w:ascii="Times New Roman" w:hAnsi="Times New Roman" w:cs="Times New Roman"/>
+                <w:bCs/>
+                <w:sz w:val="13"/>
+                <w:szCs w:val="13"/>
+                <w:lang w:val="en-US"/>
+              </w:rPr>
+              <w:t>_</w:t>
+            </w:r>
+            <w:proofErr w:type="gramStart"/>
+            <w:r>
+              <w:rPr>
+                <w:rFonts w:ascii="Times New Roman" w:hAnsi="Times New Roman" w:cs="Times New Roman"/>
+                <w:bCs/>
+                <w:sz w:val="13"/>
+                <w:szCs w:val="13"/>
+                <w:lang w:val="en-US"/>
+              </w:rPr>
+              <w:t>number</w:t>
+            </w:r>
+            <w:proofErr w:type="spellEnd"/>
+            <w:r>
+              <w:rPr>
+                <w:rFonts w:ascii="Times New Roman" w:hAnsi="Times New Roman" w:cs="Times New Roman"/>
+                <w:bCs/>
+                <w:sz w:val="13"/>
+                <w:szCs w:val="13"/>
+                <w:lang w:val="en-US"/>
+              </w:rPr>
+              <w:t xml:space="preserve"> }</w:t>
+            </w:r>
+            <w:proofErr w:type="gramEnd"/>
+            <w:r>
+              <w:rPr>
+                <w:rFonts w:ascii="Times New Roman" w:hAnsi="Times New Roman" w:cs="Times New Roman"/>
+                <w:bCs/>
+                <w:sz w:val="13"/>
+                <w:szCs w:val="13"/>
+                <w:lang w:val="en-US"/>
+              </w:rPr>
+              <w:t>}</w:t>
             </w:r>
           </w:p>
           <w:p>
@@ -3014,6 +4258,7 @@
               </w:rPr>
               <w:t xml:space="preserve">: </w:t>
             </w:r>
+            <w:proofErr w:type="gramStart"/>
             <w:r>
               <w:rPr>
                 <w:rFonts w:ascii="Times New Roman" w:hAnsi="Times New Roman" w:cs="Times New Roman"/>
@@ -3023,7 +4268,67 @@
                 <w:u w:val="single"/>
                 <w:lang w:val="en-US"/>
               </w:rPr>
-              <w:t>{{ phone_number }}</w:t>
+              <w:t xml:space="preserve">{{ </w:t>
+            </w:r>
+            <w:proofErr w:type="spellStart"/>
+            <w:r>
+              <w:rPr>
+                <w:rFonts w:ascii="Times New Roman" w:hAnsi="Times New Roman" w:cs="Times New Roman"/>
+                <w:bCs/>
+                <w:sz w:val="13"/>
+                <w:szCs w:val="13"/>
+                <w:u w:val="single"/>
+                <w:lang w:val="en-US"/>
+              </w:rPr>
+              <w:t>phone</w:t>
+            </w:r>
+            <w:proofErr w:type="gramEnd"/>
+            <w:r>
+              <w:rPr>
+                <w:rFonts w:ascii="Times New Roman" w:hAnsi="Times New Roman" w:cs="Times New Roman"/>
+                <w:bCs/>
+                <w:sz w:val="13"/>
+                <w:szCs w:val="13"/>
+                <w:u w:val="single"/>
+                <w:lang w:val="en-US"/>
+              </w:rPr>
+              <w:t>_</w:t>
+            </w:r>
+            <w:proofErr w:type="gramStart"/>
+            <w:r>
+              <w:rPr>
+                <w:rFonts w:ascii="Times New Roman" w:hAnsi="Times New Roman" w:cs="Times New Roman"/>
+                <w:bCs/>
+                <w:sz w:val="13"/>
+                <w:szCs w:val="13"/>
+                <w:u w:val="single"/>
+                <w:lang w:val="en-US"/>
+              </w:rPr>
+              <w:t>number</w:t>
+            </w:r>
+            <w:proofErr w:type="spellEnd"/>
+            <w:r>
+              <w:rPr>
+                <w:rFonts w:ascii="Times New Roman" w:hAnsi="Times New Roman" w:cs="Times New Roman"/>
+                <w:bCs/>
+                <w:sz w:val="13"/>
+                <w:szCs w:val="13"/>
+                <w:u w:val="single"/>
+                <w:lang w:val="en-US"/>
+              </w:rPr>
+              <w:t xml:space="preserve"> }</w:t>
+            </w:r>
+            <w:proofErr w:type="gramEnd"/>
+            <w:r>
+              <w:rPr>
+                <w:rFonts w:ascii="Times New Roman" w:hAnsi="Times New Roman" w:cs="Times New Roman"/>
+                <w:bCs/>
+                <w:sz w:val="13"/>
+                <w:szCs w:val="13"/>
+                <w:u w:val="single"/>
+                <w:lang w:val="en-US"/>
+              </w:rPr>
+              <w:t>}</w:t>
             </w:r>
           </w:p>
           <w:p>
@@ -3065,6 +4370,7 @@
                 <w:lang w:val="en-US"/>
               </w:rPr>
             </w:pPr>
+            <w:proofErr w:type="gramStart"/>
             <w:r>
               <w:rPr>
                 <w:rFonts w:ascii="Times New Roman" w:hAnsi="Times New Roman" w:cs="Times New Roman"/>
@@ -3074,8 +4380,9 @@
                 <w:u w:val="single"/>
                 <w:lang w:val="en-US"/>
               </w:rPr>
-              <w:t>{{ surname }} {{ first_name }} {{ last_name }}</w:t>
-            </w:r>
+              <w:t>{{ surname</w:t>
+            </w:r>
+            <w:proofErr w:type="gramEnd"/>
             <w:r>
               <w:rPr>
                 <w:rFonts w:ascii="Times New Roman" w:hAnsi="Times New Roman" w:cs="Times New Roman"/>
@@ -3085,7 +4392,162 @@
                 <w:u w:val="single"/>
                 <w:lang w:val="en-US"/>
               </w:rPr>
-              <w:t>/_____________</w:t>
+              <w:t xml:space="preserve"> }} </w:t>
+            </w:r>
+            <w:proofErr w:type="gramStart"/>
+            <w:r>
+              <w:rPr>
+                <w:rFonts w:ascii="Times New Roman" w:hAnsi="Times New Roman" w:cs="Times New Roman"/>
+                <w:bCs/>
+                <w:sz w:val="13"/>
+                <w:szCs w:val="13"/>
+                <w:u w:val="single"/>
+                <w:lang w:val="en-US"/>
+              </w:rPr>
+              <w:t xml:space="preserve">{{ </w:t>
+            </w:r>
+            <w:proofErr w:type="spellStart"/>
+            <w:r>
+              <w:rPr>
+                <w:rFonts w:ascii="Times New Roman" w:hAnsi="Times New Roman" w:cs="Times New Roman"/>
+                <w:bCs/>
+                <w:sz w:val="13"/>
+                <w:szCs w:val="13"/>
+                <w:u w:val="single"/>
+                <w:lang w:val="en-US"/>
+              </w:rPr>
+              <w:t>first</w:t>
+            </w:r>
+            <w:proofErr w:type="gramEnd"/>
+            <w:r>
+              <w:rPr>
+                <w:rFonts w:ascii="Times New Roman" w:hAnsi="Times New Roman" w:cs="Times New Roman"/>
+                <w:bCs/>
+                <w:sz w:val="13"/>
+                <w:szCs w:val="13"/>
+                <w:u w:val="single"/>
+                <w:lang w:val="en-US"/>
+              </w:rPr>
+              <w:t>_</w:t>
+            </w:r>
+            <w:proofErr w:type="gramStart"/>
+            <w:r>
+              <w:rPr>
+                <w:rFonts w:ascii="Times New Roman" w:hAnsi="Times New Roman" w:cs="Times New Roman"/>
+                <w:bCs/>
+                <w:sz w:val="13"/>
+                <w:szCs w:val="13"/>
+                <w:u w:val="single"/>
+                <w:lang w:val="en-US"/>
+              </w:rPr>
+              <w:t>name</w:t>
+            </w:r>
+            <w:proofErr w:type="spellEnd"/>
+            <w:r>
+              <w:rPr>
+                <w:rFonts w:ascii="Times New Roman" w:hAnsi="Times New Roman" w:cs="Times New Roman"/>
+                <w:bCs/>
+                <w:sz w:val="13"/>
+                <w:szCs w:val="13"/>
+                <w:u w:val="single"/>
+                <w:lang w:val="en-US"/>
+              </w:rPr>
+              <w:t xml:space="preserve"> }</w:t>
+            </w:r>
+            <w:proofErr w:type="gramEnd"/>
+            <w:r>
+              <w:rPr>
+                <w:rFonts w:ascii="Times New Roman" w:hAnsi="Times New Roman" w:cs="Times New Roman"/>
+                <w:bCs/>
+                <w:sz w:val="13"/>
+                <w:szCs w:val="13"/>
+                <w:u w:val="single"/>
+                <w:lang w:val="en-US"/>
+              </w:rPr>
+              <w:t xml:space="preserve">} </w:t>
+            </w:r>
+            <w:proofErr w:type="gramStart"/>
+            <w:r>
+              <w:rPr>
+                <w:rFonts w:ascii="Times New Roman" w:hAnsi="Times New Roman" w:cs="Times New Roman"/>
+                <w:bCs/>
+                <w:sz w:val="13"/>
+                <w:szCs w:val="13"/>
+                <w:u w:val="single"/>
+                <w:lang w:val="en-US"/>
+              </w:rPr>
+              <w:t xml:space="preserve">{{ </w:t>
+            </w:r>
+            <w:proofErr w:type="spellStart"/>
+            <w:r>
+              <w:rPr>
+                <w:rFonts w:ascii="Times New Roman" w:hAnsi="Times New Roman" w:cs="Times New Roman"/>
+                <w:bCs/>
+                <w:sz w:val="13"/>
+                <w:szCs w:val="13"/>
+                <w:u w:val="single"/>
+                <w:lang w:val="en-US"/>
+              </w:rPr>
+              <w:t>last</w:t>
+            </w:r>
+            <w:proofErr w:type="gramEnd"/>
+            <w:r>
+              <w:rPr>
+                <w:rFonts w:ascii="Times New Roman" w:hAnsi="Times New Roman" w:cs="Times New Roman"/>
+                <w:bCs/>
+                <w:sz w:val="13"/>
+                <w:szCs w:val="13"/>
+                <w:u w:val="single"/>
+                <w:lang w:val="en-US"/>
+              </w:rPr>
+              <w:t>_</w:t>
+            </w:r>
+            <w:proofErr w:type="gramStart"/>
+            <w:r>
+              <w:rPr>
+                <w:rFonts w:ascii="Times New Roman" w:hAnsi="Times New Roman" w:cs="Times New Roman"/>
+                <w:bCs/>
+                <w:sz w:val="13"/>
+                <w:szCs w:val="13"/>
+                <w:u w:val="single"/>
+                <w:lang w:val="en-US"/>
+              </w:rPr>
+              <w:t>name</w:t>
+            </w:r>
+            <w:proofErr w:type="spellEnd"/>
+            <w:r>
+              <w:rPr>
+                <w:rFonts w:ascii="Times New Roman" w:hAnsi="Times New Roman" w:cs="Times New Roman"/>
+                <w:bCs/>
+                <w:sz w:val="13"/>
+                <w:szCs w:val="13"/>
+                <w:u w:val="single"/>
+                <w:lang w:val="en-US"/>
+              </w:rPr>
+              <w:t xml:space="preserve"> }}</w:t>
+            </w:r>
+            <w:r>
+              <w:rPr>
+                <w:rFonts w:ascii="Times New Roman" w:hAnsi="Times New Roman" w:cs="Times New Roman"/>
+                <w:bCs/>
+                <w:sz w:val="13"/>
+                <w:szCs w:val="13"/>
+                <w:u w:val="single"/>
+                <w:lang w:val="en-US"/>
+              </w:rPr>
+              <w:t>/</w:t>
+            </w:r>
+            <w:proofErr w:type="gramEnd"/>
+            <w:r>
+              <w:rPr>
+                <w:rFonts w:ascii="Times New Roman" w:hAnsi="Times New Roman" w:cs="Times New Roman"/>
+                <w:bCs/>
+                <w:sz w:val="13"/>
+                <w:szCs w:val="13"/>
+                <w:u w:val="single"/>
+                <w:lang w:val="en-US"/>
+              </w:rPr>
+              <w:t>_____________</w:t>
             </w:r>
             <w:r>
               <w:rPr>
@@ -3116,7 +4578,7 @@
     <w:sectPr>
       <w:headerReference w:type="default" r:id="rId8"/>
       <w:pgSz w:w="11906" w:h="16838"/>
-      <w:pgMar w:top="1134" w:right="850" w:bottom="851" w:left="1701" w:header="0" w:footer="0" w:gutter="0"/>
+      <w:pgMar w:top="1134" w:right="566" w:bottom="851" w:left="1701" w:header="0" w:footer="0" w:gutter="0"/>
       <w:cols w:space="720"/>
       <w:formProt w:val="0"/>
       <w:docGrid w:linePitch="360"/>
@@ -3193,7 +4655,7 @@
               <wp:lineTo x="0" y="0"/>
             </wp:wrapPolygon>
           </wp:wrapTight>
-          <wp:docPr id="2131626215" name="Рисунок 1"/>
+          <wp:docPr id="632989176" name="Рисунок 1"/>
           <wp:cNvGraphicFramePr>
             <a:graphicFrameLocks xmlns:a="http://schemas.openxmlformats.org/drawingml/2006/main" noChangeAspect="1"/>
           </wp:cNvGraphicFramePr>

--- a/patients/templates/patients/docs/contract_IP_template.docx
+++ b/patients/templates/patients/docs/contract_IP_template.docx
@@ -24,11 +24,61 @@
       <w:r>
         <w:rPr>
           <w:b/>
-          <w:sz w:val="16"/>
-          <w:szCs w:val="16"/>
+          <w:sz w:val="20"/>
+          <w:szCs w:val="20"/>
           <w:u w:val="single"/>
         </w:rPr>
         <w:t xml:space="preserve">{{ </w:t>
+      </w:r>
+      <w:r>
+        <w:rPr>
+          <w:b/>
+          <w:sz w:val="20"/>
+          <w:szCs w:val="20"/>
+          <w:u w:val="single"/>
+          <w:lang w:val="en-US"/>
+        </w:rPr>
+        <w:t>patient</w:t>
+      </w:r>
+      <w:proofErr w:type="gramEnd"/>
+      <w:r>
+        <w:rPr>
+          <w:b/>
+          <w:sz w:val="20"/>
+          <w:szCs w:val="20"/>
+          <w:u w:val="single"/>
+        </w:rPr>
+        <w:t>_</w:t>
+      </w:r>
+      <w:proofErr w:type="gramStart"/>
+      <w:r>
+        <w:rPr>
+          <w:b/>
+          <w:sz w:val="20"/>
+          <w:szCs w:val="20"/>
+          <w:u w:val="single"/>
+          <w:lang w:val="en-US"/>
+        </w:rPr>
+        <w:t>id</w:t>
+      </w:r>
+      <w:r>
+        <w:rPr>
+          <w:b/>
+          <w:sz w:val="20"/>
+          <w:szCs w:val="20"/>
+          <w:u w:val="single"/>
+        </w:rPr>
+        <w:t xml:space="preserve"> }</w:t>
+      </w:r>
+      <w:proofErr w:type="gramEnd"/>
+      <w:r>
+        <w:rPr>
+          <w:b/>
+          <w:sz w:val="20"/>
+          <w:szCs w:val="20"/>
+          <w:u w:val="single"/>
+        </w:rPr>
+        <w:t>}</w:t>
       </w:r>
       <w:r>
         <w:rPr>
@@ -36,49 +86,8 @@
           <w:sz w:val="16"/>
           <w:szCs w:val="16"/>
           <w:u w:val="single"/>
-          <w:lang w:val="en-US"/>
-        </w:rPr>
-        <w:t>patient</w:t>
-      </w:r>
-      <w:proofErr w:type="gramEnd"/>
-      <w:r>
-        <w:rPr>
-          <w:b/>
-          <w:sz w:val="16"/>
-          <w:szCs w:val="16"/>
-          <w:u w:val="single"/>
-        </w:rPr>
-        <w:t>_</w:t>
-      </w:r>
-      <w:proofErr w:type="gramStart"/>
-      <w:r>
-        <w:rPr>
-          <w:b/>
-          <w:sz w:val="16"/>
-          <w:szCs w:val="16"/>
-          <w:u w:val="single"/>
-          <w:lang w:val="en-US"/>
-        </w:rPr>
-        <w:t>id</w:t>
-      </w:r>
-      <w:r>
-        <w:rPr>
-          <w:b/>
-          <w:sz w:val="16"/>
-          <w:szCs w:val="16"/>
-          <w:u w:val="single"/>
-        </w:rPr>
-        <w:t xml:space="preserve"> }</w:t>
-      </w:r>
-      <w:proofErr w:type="gramEnd"/>
-      <w:r>
-        <w:rPr>
-          <w:b/>
-          <w:sz w:val="16"/>
-          <w:szCs w:val="16"/>
-          <w:u w:val="single"/>
-        </w:rPr>
-        <w:t xml:space="preserve">} </w:t>
+        </w:rPr>
+        <w:t xml:space="preserve"> </w:t>
       </w:r>
       <w:r>
         <w:rPr>
@@ -164,55 +173,69 @@
               <w:widowControl w:val="0"/>
               <w:jc w:val="right"/>
               <w:rPr>
-                <w:sz w:val="16"/>
-                <w:szCs w:val="16"/>
+                <w:b/>
+                <w:bCs/>
+                <w:sz w:val="20"/>
+                <w:szCs w:val="20"/>
               </w:rPr>
             </w:pPr>
             <w:proofErr w:type="gramStart"/>
             <w:r>
               <w:rPr>
-                <w:sz w:val="16"/>
-                <w:szCs w:val="16"/>
+                <w:b/>
+                <w:bCs/>
+                <w:sz w:val="20"/>
+                <w:szCs w:val="20"/>
               </w:rPr>
               <w:t xml:space="preserve">{{ </w:t>
             </w:r>
             <w:proofErr w:type="spellStart"/>
             <w:r>
               <w:rPr>
-                <w:sz w:val="16"/>
-                <w:szCs w:val="16"/>
+                <w:b/>
+                <w:bCs/>
+                <w:sz w:val="20"/>
+                <w:szCs w:val="20"/>
               </w:rPr>
               <w:t>appointment</w:t>
             </w:r>
             <w:proofErr w:type="gramEnd"/>
             <w:r>
               <w:rPr>
-                <w:sz w:val="16"/>
-                <w:szCs w:val="16"/>
+                <w:b/>
+                <w:bCs/>
+                <w:sz w:val="20"/>
+                <w:szCs w:val="20"/>
               </w:rPr>
               <w:t>_</w:t>
             </w:r>
             <w:proofErr w:type="gramStart"/>
             <w:r>
               <w:rPr>
-                <w:sz w:val="16"/>
-                <w:szCs w:val="16"/>
+                <w:b/>
+                <w:bCs/>
+                <w:sz w:val="20"/>
+                <w:szCs w:val="20"/>
               </w:rPr>
               <w:t>date</w:t>
             </w:r>
             <w:proofErr w:type="spellEnd"/>
             <w:r>
               <w:rPr>
-                <w:sz w:val="16"/>
-                <w:szCs w:val="16"/>
+                <w:b/>
+                <w:bCs/>
+                <w:sz w:val="20"/>
+                <w:szCs w:val="20"/>
               </w:rPr>
               <w:t xml:space="preserve"> }</w:t>
             </w:r>
             <w:proofErr w:type="gramEnd"/>
             <w:r>
               <w:rPr>
-                <w:sz w:val="16"/>
-                <w:szCs w:val="16"/>
+                <w:b/>
+                <w:bCs/>
+                <w:sz w:val="20"/>
+                <w:szCs w:val="20"/>
               </w:rPr>
               <w:t>} г.</w:t>
             </w:r>
@@ -228,8 +251,8 @@
         <w:jc w:val="center"/>
         <w:rPr>
           <w:b/>
-          <w:sz w:val="16"/>
-          <w:szCs w:val="16"/>
+          <w:sz w:val="20"/>
+          <w:szCs w:val="20"/>
           <w:u w:val="single"/>
           <w:lang w:val="en-US"/>
         </w:rPr>
@@ -238,8 +261,8 @@
       <w:r>
         <w:rPr>
           <w:b/>
-          <w:sz w:val="16"/>
-          <w:szCs w:val="16"/>
+          <w:sz w:val="20"/>
+          <w:szCs w:val="20"/>
           <w:u w:val="single"/>
           <w:lang w:val="en-US"/>
         </w:rPr>
@@ -249,8 +272,8 @@
       <w:r>
         <w:rPr>
           <w:b/>
-          <w:sz w:val="16"/>
-          <w:szCs w:val="16"/>
+          <w:sz w:val="20"/>
+          <w:szCs w:val="20"/>
           <w:u w:val="single"/>
           <w:lang w:val="en-US"/>
         </w:rPr>
@@ -260,8 +283,8 @@
       <w:r>
         <w:rPr>
           <w:b/>
-          <w:sz w:val="16"/>
-          <w:szCs w:val="16"/>
+          <w:sz w:val="20"/>
+          <w:szCs w:val="20"/>
           <w:u w:val="single"/>
           <w:lang w:val="en-US"/>
         </w:rPr>
@@ -271,8 +294,8 @@
       <w:r>
         <w:rPr>
           <w:b/>
-          <w:sz w:val="16"/>
-          <w:szCs w:val="16"/>
+          <w:sz w:val="20"/>
+          <w:szCs w:val="20"/>
           <w:u w:val="single"/>
           <w:lang w:val="en-US"/>
         </w:rPr>
@@ -282,8 +305,8 @@
       <w:r>
         <w:rPr>
           <w:b/>
-          <w:sz w:val="16"/>
-          <w:szCs w:val="16"/>
+          <w:sz w:val="20"/>
+          <w:szCs w:val="20"/>
           <w:u w:val="single"/>
           <w:lang w:val="en-US"/>
         </w:rPr>
@@ -293,8 +316,8 @@
       <w:r>
         <w:rPr>
           <w:b/>
-          <w:sz w:val="16"/>
-          <w:szCs w:val="16"/>
+          <w:sz w:val="20"/>
+          <w:szCs w:val="20"/>
           <w:u w:val="single"/>
           <w:lang w:val="en-US"/>
         </w:rPr>
@@ -304,8 +327,8 @@
       <w:r>
         <w:rPr>
           <w:b/>
-          <w:sz w:val="16"/>
-          <w:szCs w:val="16"/>
+          <w:sz w:val="20"/>
+          <w:szCs w:val="20"/>
           <w:u w:val="single"/>
           <w:lang w:val="en-US"/>
         </w:rPr>
@@ -315,8 +338,8 @@
       <w:r>
         <w:rPr>
           <w:b/>
-          <w:sz w:val="16"/>
-          <w:szCs w:val="16"/>
+          <w:sz w:val="20"/>
+          <w:szCs w:val="20"/>
           <w:u w:val="single"/>
           <w:lang w:val="en-US"/>
         </w:rPr>
@@ -326,8 +349,8 @@
       <w:r>
         <w:rPr>
           <w:b/>
-          <w:sz w:val="16"/>
-          <w:szCs w:val="16"/>
+          <w:sz w:val="20"/>
+          <w:szCs w:val="20"/>
           <w:u w:val="single"/>
           <w:lang w:val="en-US"/>
         </w:rPr>
@@ -337,8 +360,8 @@
       <w:r>
         <w:rPr>
           <w:b/>
-          <w:sz w:val="16"/>
-          <w:szCs w:val="16"/>
+          <w:sz w:val="20"/>
+          <w:szCs w:val="20"/>
           <w:u w:val="single"/>
           <w:lang w:val="en-US"/>
         </w:rPr>
@@ -348,8 +371,8 @@
       <w:r>
         <w:rPr>
           <w:b/>
-          <w:sz w:val="16"/>
-          <w:szCs w:val="16"/>
+          <w:sz w:val="20"/>
+          <w:szCs w:val="20"/>
           <w:u w:val="single"/>
           <w:lang w:val="en-US"/>
         </w:rPr>
@@ -359,8 +382,8 @@
       <w:r>
         <w:rPr>
           <w:b/>
-          <w:sz w:val="16"/>
-          <w:szCs w:val="16"/>
+          <w:sz w:val="20"/>
+          <w:szCs w:val="20"/>
           <w:u w:val="single"/>
           <w:lang w:val="en-US"/>
         </w:rPr>
@@ -370,8 +393,8 @@
       <w:r>
         <w:rPr>
           <w:b/>
-          <w:sz w:val="16"/>
-          <w:szCs w:val="16"/>
+          <w:sz w:val="20"/>
+          <w:szCs w:val="20"/>
           <w:u w:val="single"/>
           <w:lang w:val="en-US"/>
         </w:rPr>
@@ -381,8 +404,8 @@
       <w:r>
         <w:rPr>
           <w:b/>
-          <w:sz w:val="16"/>
-          <w:szCs w:val="16"/>
+          <w:sz w:val="20"/>
+          <w:szCs w:val="20"/>
           <w:u w:val="single"/>
           <w:lang w:val="en-US"/>
         </w:rPr>
@@ -919,8 +942,8 @@
         <w:rPr>
           <w:b/>
           <w:bCs/>
-          <w:sz w:val="14"/>
-          <w:szCs w:val="14"/>
+          <w:sz w:val="20"/>
+          <w:szCs w:val="20"/>
         </w:rPr>
         <w:t xml:space="preserve">{{ </w:t>
       </w:r>
@@ -929,8 +952,8 @@
         <w:rPr>
           <w:b/>
           <w:bCs/>
-          <w:sz w:val="14"/>
-          <w:szCs w:val="14"/>
+          <w:sz w:val="20"/>
+          <w:szCs w:val="20"/>
         </w:rPr>
         <w:t>date</w:t>
       </w:r>
@@ -939,8 +962,8 @@
         <w:rPr>
           <w:b/>
           <w:bCs/>
-          <w:sz w:val="14"/>
-          <w:szCs w:val="14"/>
+          <w:sz w:val="20"/>
+          <w:szCs w:val="20"/>
         </w:rPr>
         <w:t>_</w:t>
       </w:r>
@@ -949,8 +972,8 @@
         <w:rPr>
           <w:b/>
           <w:bCs/>
-          <w:sz w:val="14"/>
-          <w:szCs w:val="14"/>
+          <w:sz w:val="20"/>
+          <w:szCs w:val="20"/>
         </w:rPr>
         <w:t>range</w:t>
       </w:r>
@@ -959,8 +982,8 @@
         <w:rPr>
           <w:b/>
           <w:bCs/>
-          <w:sz w:val="14"/>
-          <w:szCs w:val="14"/>
+          <w:sz w:val="20"/>
+          <w:szCs w:val="20"/>
         </w:rPr>
         <w:t xml:space="preserve"> }</w:t>
       </w:r>
@@ -969,8 +992,8 @@
         <w:rPr>
           <w:b/>
           <w:bCs/>
-          <w:sz w:val="14"/>
-          <w:szCs w:val="14"/>
+          <w:sz w:val="20"/>
+          <w:szCs w:val="20"/>
         </w:rPr>
         <w:t>}</w:t>
       </w:r>
@@ -2221,7 +2244,6 @@
           <w:sz w:val="13"/>
           <w:szCs w:val="13"/>
         </w:rPr>
-        <w:lastRenderedPageBreak/>
         <w:t>3. ЦЕНА ДОГОВОРА И ПОРЯДОК РАСЧЕТА</w:t>
       </w:r>
     </w:p>

--- a/patients/templates/patients/docs/contract_IP_template.docx
+++ b/patients/templates/patients/docs/contract_IP_template.docx
@@ -111,22 +111,23 @@
     </w:p>
     <w:tbl>
       <w:tblPr>
-        <w:tblW w:w="9746" w:type="dxa"/>
+        <w:tblW w:w="11092" w:type="dxa"/>
+        <w:tblInd w:w="-1334" w:type="dxa"/>
         <w:tblLayout w:type="fixed"/>
         <w:tblLook w:val="01E0" w:firstRow="1" w:lastRow="1" w:firstColumn="1" w:lastColumn="1" w:noHBand="0" w:noVBand="0"/>
       </w:tblPr>
       <w:tblGrid>
-        <w:gridCol w:w="3156"/>
-        <w:gridCol w:w="3295"/>
-        <w:gridCol w:w="3295"/>
+        <w:gridCol w:w="3592"/>
+        <w:gridCol w:w="3750"/>
+        <w:gridCol w:w="3750"/>
       </w:tblGrid>
       <w:tr>
         <w:trPr>
-          <w:trHeight w:val="283"/>
+          <w:trHeight w:val="277"/>
         </w:trPr>
         <w:tc>
           <w:tcPr>
-            <w:tcW w:w="3156" w:type="dxa"/>
+            <w:tcW w:w="3592" w:type="dxa"/>
             <w:hideMark/>
           </w:tcPr>
           <w:p>
@@ -148,7 +149,7 @@
         </w:tc>
         <w:tc>
           <w:tcPr>
-            <w:tcW w:w="3295" w:type="dxa"/>
+            <w:tcW w:w="3750" w:type="dxa"/>
             <w:hideMark/>
           </w:tcPr>
           <w:p>
@@ -166,7 +167,7 @@
         </w:tc>
         <w:tc>
           <w:tcPr>
-            <w:tcW w:w="3295" w:type="dxa"/>
+            <w:tcW w:w="3750" w:type="dxa"/>
           </w:tcPr>
           <w:p>
             <w:pPr>
@@ -455,13 +456,13 @@
     <w:tbl>
       <w:tblPr>
         <w:tblStyle w:val="a8"/>
-        <w:tblW w:w="9503" w:type="dxa"/>
-        <w:tblInd w:w="-147" w:type="dxa"/>
+        <w:tblW w:w="11057" w:type="dxa"/>
+        <w:tblInd w:w="-1418" w:type="dxa"/>
         <w:tblLook w:val="04A0" w:firstRow="1" w:lastRow="0" w:firstColumn="1" w:lastColumn="0" w:noHBand="0" w:noVBand="1"/>
       </w:tblPr>
       <w:tblGrid>
-        <w:gridCol w:w="1886"/>
-        <w:gridCol w:w="7617"/>
+        <w:gridCol w:w="1985"/>
+        <w:gridCol w:w="9072"/>
       </w:tblGrid>
       <w:tr>
         <w:trPr>
@@ -469,7 +470,7 @@
         </w:trPr>
         <w:tc>
           <w:tcPr>
-            <w:tcW w:w="1886" w:type="dxa"/>
+            <w:tcW w:w="1985" w:type="dxa"/>
             <w:tcBorders>
               <w:top w:val="nil"/>
               <w:left w:val="nil"/>
@@ -515,7 +516,7 @@
         </w:tc>
         <w:tc>
           <w:tcPr>
-            <w:tcW w:w="7617" w:type="dxa"/>
+            <w:tcW w:w="9072" w:type="dxa"/>
             <w:tcBorders>
               <w:top w:val="nil"/>
               <w:left w:val="nil"/>
@@ -3726,19 +3727,8 @@
                 <w:sz w:val="13"/>
                 <w:szCs w:val="13"/>
               </w:rPr>
-              <w:t xml:space="preserve"> </w:t>
-            </w:r>
-            <w:proofErr w:type="gramStart"/>
-            <w:r>
-              <w:rPr>
-                <w:rFonts w:ascii="Times New Roman" w:hAnsi="Times New Roman" w:cs="Times New Roman"/>
-                <w:bCs/>
-                <w:sz w:val="13"/>
-                <w:szCs w:val="13"/>
-              </w:rPr>
-              <w:t>О.Е.</w:t>
-            </w:r>
-            <w:proofErr w:type="gramEnd"/>
+              <w:t xml:space="preserve"> О.Е.</w:t>
+            </w:r>
           </w:p>
         </w:tc>
         <w:tc>
@@ -4658,10 +4648,10 @@
         <w:noProof/>
       </w:rPr>
       <w:drawing>
-        <wp:anchor distT="0" distB="0" distL="114300" distR="114300" simplePos="0" relativeHeight="251658240" behindDoc="1" locked="0" layoutInCell="1" allowOverlap="1" wp14:anchorId="663486F3" wp14:editId="082A1410">
+        <wp:anchor distT="0" distB="0" distL="114300" distR="114300" simplePos="0" relativeHeight="251658240" behindDoc="1" locked="0" layoutInCell="1" allowOverlap="1" wp14:anchorId="663486F3" wp14:editId="104C648D">
           <wp:simplePos x="0" y="0"/>
           <wp:positionH relativeFrom="margin">
-            <wp:posOffset>2661920</wp:posOffset>
+            <wp:posOffset>2981097</wp:posOffset>
           </wp:positionH>
           <wp:positionV relativeFrom="paragraph">
             <wp:posOffset>12700</wp:posOffset>
